--- a/Analyses-to-support-the-Dolphinfish-Management-Strategy-Evaluation-in-the-U.S.-Atlantic.docx
+++ b/Analyses-to-support-the-Dolphinfish-Management-Strategy-Evaluation-in-the-U.S.-Atlantic.docx
@@ -32283,6 +32283,15 @@
       </w:r>
       <w:r>
         <w:rPr>
+          <w:rStyle w:val="CommentTok"/>
+        </w:rPr>
+        <w:t xml:space="preserve">#check that the numbers are exactly the same</w:t>
+      </w:r>
+      <w:r>
+        <w:br/>
+      </w:r>
+      <w:r>
+        <w:rPr>
           <w:rStyle w:val="FunctionTok"/>
         </w:rPr>
         <w:t xml:space="preserve">tapply</w:t>
@@ -32488,7 +32497,7 @@
         <w:rPr>
           <w:rStyle w:val="NormalTok"/>
         </w:rPr>
-        <w:t xml:space="preserve">(findat, </w:t>
+        <w:t xml:space="preserve">(findat1, </w:t>
       </w:r>
       <w:r>
         <w:rPr>

--- a/Analyses-to-support-the-Dolphinfish-Management-Strategy-Evaluation-in-the-U.S.-Atlantic.docx
+++ b/Analyses-to-support-the-Dolphinfish-Management-Strategy-Evaluation-in-the-U.S.-Atlantic.docx
@@ -34762,7 +34762,7 @@
         <w:pStyle w:val="FirstParagraph"/>
       </w:pPr>
       <w:r>
-        <w:t xml:space="preserve">Finally, we format the data in the format for input into the operating model.</w:t>
+        <w:t xml:space="preserve">Finally, we format the data in the format for input into the operating model. We only include NCA here, as the NED high seas catches must be combined with international catches in territorial waters of Canada and France in the NED region.</w:t>
       </w:r>
     </w:p>
     <w:p>
@@ -34869,7 +34869,7 @@
         <w:rPr>
           <w:rStyle w:val="StringTok"/>
         </w:rPr>
-        <w:t xml:space="preserve">"NED"</w:t>
+        <w:t xml:space="preserve">"NCA"</w:t>
       </w:r>
       <w:r>
         <w:rPr>
@@ -34896,7 +34896,7 @@
         <w:rPr>
           <w:rStyle w:val="NormalTok"/>
         </w:rPr>
-        <w:t xml:space="preserve">fin1 </w:t>
+        <w:t xml:space="preserve">findat </w:t>
       </w:r>
       <w:r>
         <w:rPr>
@@ -34944,193 +34944,7 @@
         <w:rPr>
           <w:rStyle w:val="NormalTok"/>
         </w:rPr>
-        <w:t xml:space="preserve">(NED)))</w:t>
-      </w:r>
-      <w:r>
-        <w:br/>
-      </w:r>
-      <w:r>
-        <w:rPr>
-          <w:rStyle w:val="NormalTok"/>
-        </w:rPr>
-        <w:t xml:space="preserve">are </w:t>
-      </w:r>
-      <w:r>
-        <w:rPr>
-          <w:rStyle w:val="OtherTok"/>
-        </w:rPr>
-        <w:t xml:space="preserve">&lt;-</w:t>
-      </w:r>
-      <w:r>
-        <w:rPr>
-          <w:rStyle w:val="NormalTok"/>
-        </w:rPr>
-        <w:t xml:space="preserve"> </w:t>
-      </w:r>
-      <w:r>
-        <w:rPr>
-          <w:rStyle w:val="FunctionTok"/>
-        </w:rPr>
-        <w:t xml:space="preserve">rep</w:t>
-      </w:r>
-      <w:r>
-        <w:rPr>
-          <w:rStyle w:val="NormalTok"/>
-        </w:rPr>
-        <w:t xml:space="preserve">(</w:t>
-      </w:r>
-      <w:r>
-        <w:rPr>
-          <w:rStyle w:val="StringTok"/>
-        </w:rPr>
-        <w:t xml:space="preserve">"NCA"</w:t>
-      </w:r>
-      <w:r>
-        <w:rPr>
-          <w:rStyle w:val="NormalTok"/>
-        </w:rPr>
-        <w:t xml:space="preserve">, </w:t>
-      </w:r>
-      <w:r>
-        <w:rPr>
-          <w:rStyle w:val="FunctionTok"/>
-        </w:rPr>
-        <w:t xml:space="preserve">length</w:t>
-      </w:r>
-      <w:r>
-        <w:rPr>
-          <w:rStyle w:val="NormalTok"/>
-        </w:rPr>
-        <w:t xml:space="preserve">(yrs))</w:t>
-      </w:r>
-      <w:r>
-        <w:br/>
-      </w:r>
-      <w:r>
-        <w:rPr>
-          <w:rStyle w:val="NormalTok"/>
-        </w:rPr>
-        <w:t xml:space="preserve">fin2 </w:t>
-      </w:r>
-      <w:r>
-        <w:rPr>
-          <w:rStyle w:val="OtherTok"/>
-        </w:rPr>
-        <w:t xml:space="preserve">&lt;-</w:t>
-      </w:r>
-      <w:r>
-        <w:rPr>
-          <w:rStyle w:val="NormalTok"/>
-        </w:rPr>
-        <w:t xml:space="preserve"> </w:t>
-      </w:r>
-      <w:r>
-        <w:rPr>
-          <w:rStyle w:val="FunctionTok"/>
-        </w:rPr>
-        <w:t xml:space="preserve">data.frame</w:t>
-      </w:r>
-      <w:r>
-        <w:rPr>
-          <w:rStyle w:val="NormalTok"/>
-        </w:rPr>
-        <w:t xml:space="preserve">(</w:t>
-      </w:r>
-      <w:r>
-        <w:rPr>
-          <w:rStyle w:val="FunctionTok"/>
-        </w:rPr>
-        <w:t xml:space="preserve">cbind</w:t>
-      </w:r>
-      <w:r>
-        <w:rPr>
-          <w:rStyle w:val="NormalTok"/>
-        </w:rPr>
-        <w:t xml:space="preserve">(yrs, qrt, flt, are, </w:t>
-      </w:r>
-      <w:r>
-        <w:rPr>
-          <w:rStyle w:val="FunctionTok"/>
-        </w:rPr>
-        <w:t xml:space="preserve">matrix</w:t>
-      </w:r>
-      <w:r>
-        <w:rPr>
-          <w:rStyle w:val="NormalTok"/>
-        </w:rPr>
         <w:t xml:space="preserve">(NCA)))</w:t>
-      </w:r>
-      <w:r>
-        <w:br/>
-      </w:r>
-      <w:r>
-        <w:br/>
-      </w:r>
-      <w:r>
-        <w:rPr>
-          <w:rStyle w:val="NormalTok"/>
-        </w:rPr>
-        <w:t xml:space="preserve">findat </w:t>
-      </w:r>
-      <w:r>
-        <w:rPr>
-          <w:rStyle w:val="OtherTok"/>
-        </w:rPr>
-        <w:t xml:space="preserve">&lt;-</w:t>
-      </w:r>
-      <w:r>
-        <w:rPr>
-          <w:rStyle w:val="NormalTok"/>
-        </w:rPr>
-        <w:t xml:space="preserve"> </w:t>
-      </w:r>
-      <w:r>
-        <w:rPr>
-          <w:rStyle w:val="FunctionTok"/>
-        </w:rPr>
-        <w:t xml:space="preserve">data.frame</w:t>
-      </w:r>
-      <w:r>
-        <w:rPr>
-          <w:rStyle w:val="NormalTok"/>
-        </w:rPr>
-        <w:t xml:space="preserve">(</w:t>
-      </w:r>
-      <w:r>
-        <w:rPr>
-          <w:rStyle w:val="FunctionTok"/>
-        </w:rPr>
-        <w:t xml:space="preserve">rbind</w:t>
-      </w:r>
-      <w:r>
-        <w:rPr>
-          <w:rStyle w:val="NormalTok"/>
-        </w:rPr>
-        <w:t xml:space="preserve">(fin1, fin2), </w:t>
-      </w:r>
-      <w:r>
-        <w:rPr>
-          <w:rStyle w:val="AttributeTok"/>
-        </w:rPr>
-        <w:t xml:space="preserve">stringsAsFactors =</w:t>
-      </w:r>
-      <w:r>
-        <w:rPr>
-          <w:rStyle w:val="NormalTok"/>
-        </w:rPr>
-        <w:t xml:space="preserve"> </w:t>
-      </w:r>
-      <w:r>
-        <w:rPr>
-          <w:rStyle w:val="ConstantTok"/>
-        </w:rPr>
-        <w:t xml:space="preserve">FALSE</w:t>
-      </w:r>
-      <w:r>
-        <w:rPr>
-          <w:rStyle w:val="NormalTok"/>
-        </w:rPr>
-        <w:t xml:space="preserve">)</w:t>
       </w:r>
       <w:r>
         <w:br/>
@@ -35321,52 +35135,52 @@
         <w:rPr>
           <w:rStyle w:val="VerbatimChar"/>
         </w:rPr>
-        <w:t xml:space="preserve">1 1997       1  Intl  NED         0</w:t>
-      </w:r>
-      <w:r>
-        <w:br/>
-      </w:r>
-      <w:r>
-        <w:rPr>
-          <w:rStyle w:val="VerbatimChar"/>
-        </w:rPr>
-        <w:t xml:space="preserve">2 1997       2  Intl  NED         0</w:t>
-      </w:r>
-      <w:r>
-        <w:br/>
-      </w:r>
-      <w:r>
-        <w:rPr>
-          <w:rStyle w:val="VerbatimChar"/>
-        </w:rPr>
-        <w:t xml:space="preserve">3 1997       3  Intl  NED         0</w:t>
-      </w:r>
-      <w:r>
-        <w:br/>
-      </w:r>
-      <w:r>
-        <w:rPr>
-          <w:rStyle w:val="VerbatimChar"/>
-        </w:rPr>
-        <w:t xml:space="preserve">4 1997       4  Intl  NED         0</w:t>
-      </w:r>
-      <w:r>
-        <w:br/>
-      </w:r>
-      <w:r>
-        <w:rPr>
-          <w:rStyle w:val="VerbatimChar"/>
-        </w:rPr>
-        <w:t xml:space="preserve">5 1998       1  Intl  NED         0</w:t>
-      </w:r>
-      <w:r>
-        <w:br/>
-      </w:r>
-      <w:r>
-        <w:rPr>
-          <w:rStyle w:val="VerbatimChar"/>
-        </w:rPr>
-        <w:t xml:space="preserve">6 1998       2  Intl  NED         0</w:t>
+        <w:t xml:space="preserve">1 1997       1  Intl  NCA         0</w:t>
+      </w:r>
+      <w:r>
+        <w:br/>
+      </w:r>
+      <w:r>
+        <w:rPr>
+          <w:rStyle w:val="VerbatimChar"/>
+        </w:rPr>
+        <w:t xml:space="preserve">2 1997       2  Intl  NCA         0</w:t>
+      </w:r>
+      <w:r>
+        <w:br/>
+      </w:r>
+      <w:r>
+        <w:rPr>
+          <w:rStyle w:val="VerbatimChar"/>
+        </w:rPr>
+        <w:t xml:space="preserve">3 1997       3  Intl  NCA         0</w:t>
+      </w:r>
+      <w:r>
+        <w:br/>
+      </w:r>
+      <w:r>
+        <w:rPr>
+          <w:rStyle w:val="VerbatimChar"/>
+        </w:rPr>
+        <w:t xml:space="preserve">4 1997       4  Intl  NCA         0</w:t>
+      </w:r>
+      <w:r>
+        <w:br/>
+      </w:r>
+      <w:r>
+        <w:rPr>
+          <w:rStyle w:val="VerbatimChar"/>
+        </w:rPr>
+        <w:t xml:space="preserve">5 1998       1  Intl  NCA         0</w:t>
+      </w:r>
+      <w:r>
+        <w:br/>
+      </w:r>
+      <w:r>
+        <w:rPr>
+          <w:rStyle w:val="VerbatimChar"/>
+        </w:rPr>
+        <w:t xml:space="preserve">6 1998       2  Intl  NCA         0</w:t>
       </w:r>
     </w:p>
     <w:p>
@@ -35458,7 +35272,7 @@
         <w:rPr>
           <w:rStyle w:val="StringTok"/>
         </w:rPr>
-        <w:t xml:space="preserve">"data/FINAL_files/Intl_highseas_TomFormat.csv"</w:t>
+        <w:t xml:space="preserve">"data/FINAL_files/NCA_Intl_TomFormat.csv"</w:t>
       </w:r>
       <w:r>
         <w:rPr>
@@ -57858,7 +57672,7 @@
         <w:rPr>
           <w:rStyle w:val="StringTok"/>
         </w:rPr>
-        <w:t xml:space="preserve">"data/FINAL_files/CAR_rep_unrep_TomFormat.csv"</w:t>
+        <w:t xml:space="preserve">"data/FINAL_files/CAR_Intl_unrep_TomFormat.csv"</w:t>
       </w:r>
       <w:r>
         <w:rPr>
@@ -58824,25 +58638,52 @@
         <w:rPr>
           <w:rStyle w:val="VerbatimChar"/>
         </w:rPr>
-        <w:t xml:space="preserve">[1] "CAR_rep_unrep_TomFormat.csv"         "commercial_TomFormat.csv"           </w:t>
-      </w:r>
-      <w:r>
-        <w:br/>
-      </w:r>
-      <w:r>
-        <w:rPr>
-          <w:rStyle w:val="VerbatimChar"/>
-        </w:rPr>
-        <w:t xml:space="preserve">[3] "complete_catch_dataset_09052025.csv" "Intl_highseas_TomFormat.csv"        </w:t>
-      </w:r>
-      <w:r>
-        <w:br/>
-      </w:r>
-      <w:r>
-        <w:rPr>
-          <w:rStyle w:val="VerbatimChar"/>
-        </w:rPr>
-        <w:t xml:space="preserve">[5] "NED_Intl_TomFormat.csv"              "rec_catch_TomFormat.csv"            </w:t>
+        <w:t xml:space="preserve">[1] "CAR_Intl_unrep_TomFormat.csv"        </w:t>
+      </w:r>
+      <w:r>
+        <w:br/>
+      </w:r>
+      <w:r>
+        <w:rPr>
+          <w:rStyle w:val="VerbatimChar"/>
+        </w:rPr>
+        <w:t xml:space="preserve">[2] "commercial_TomFormat.csv"            </w:t>
+      </w:r>
+      <w:r>
+        <w:br/>
+      </w:r>
+      <w:r>
+        <w:rPr>
+          <w:rStyle w:val="VerbatimChar"/>
+        </w:rPr>
+        <w:t xml:space="preserve">[3] "complete_catch_dataset_09052025b.csv"</w:t>
+      </w:r>
+      <w:r>
+        <w:br/>
+      </w:r>
+      <w:r>
+        <w:rPr>
+          <w:rStyle w:val="VerbatimChar"/>
+        </w:rPr>
+        <w:t xml:space="preserve">[4] "NCA_Intl_TomFormat.csv"              </w:t>
+      </w:r>
+      <w:r>
+        <w:br/>
+      </w:r>
+      <w:r>
+        <w:rPr>
+          <w:rStyle w:val="VerbatimChar"/>
+        </w:rPr>
+        <w:t xml:space="preserve">[5] "NED_Intl_TomFormat.csv"              </w:t>
+      </w:r>
+      <w:r>
+        <w:br/>
+      </w:r>
+      <w:r>
+        <w:rPr>
+          <w:rStyle w:val="VerbatimChar"/>
+        </w:rPr>
+        <w:t xml:space="preserve">[6] "rec_catch_TomFormat.csv"             </w:t>
       </w:r>
     </w:p>
     <w:p>
@@ -58883,7 +58724,7 @@
         <w:rPr>
           <w:rStyle w:val="StringTok"/>
         </w:rPr>
-        <w:t xml:space="preserve">"data/FINAL_files/CAR_rep_unrep_TomFormat.csv"</w:t>
+        <w:t xml:space="preserve">"data/FINAL_files/CAR_Intl_unrep_TomFormat.csv"</w:t>
       </w:r>
       <w:r>
         <w:rPr>
@@ -58898,7 +58739,7 @@
         <w:rPr>
           <w:rStyle w:val="NormalTok"/>
         </w:rPr>
-        <w:t xml:space="preserve">inth </w:t>
+        <w:t xml:space="preserve">intn </w:t>
       </w:r>
       <w:r>
         <w:rPr>
@@ -58928,7 +58769,7 @@
         <w:rPr>
           <w:rStyle w:val="StringTok"/>
         </w:rPr>
-        <w:t xml:space="preserve">"data/FINAL_files/Intl_highseas_TomFormat.csv"</w:t>
+        <w:t xml:space="preserve">"data/FINAL_files/NCA_Intl_TomFormat.csv"</w:t>
       </w:r>
       <w:r>
         <w:rPr>
@@ -58943,7 +58784,7 @@
         <w:rPr>
           <w:rStyle w:val="NormalTok"/>
         </w:rPr>
-        <w:t xml:space="preserve">intn </w:t>
+        <w:t xml:space="preserve">intw </w:t>
       </w:r>
       <w:r>
         <w:rPr>
@@ -59079,63 +58920,57 @@
       </w:r>
       <w:r>
         <w:rPr>
-          <w:rStyle w:val="CommentTok"/>
-        </w:rPr>
-        <w:t xml:space="preserve">#head(intc)</w:t>
-      </w:r>
-      <w:r>
-        <w:br/>
-      </w:r>
-      <w:r>
-        <w:rPr>
-          <w:rStyle w:val="CommentTok"/>
-        </w:rPr>
-        <w:t xml:space="preserve">#head(inth)</w:t>
-      </w:r>
-      <w:r>
-        <w:br/>
-      </w:r>
-      <w:r>
-        <w:rPr>
-          <w:rStyle w:val="CommentTok"/>
-        </w:rPr>
-        <w:t xml:space="preserve">#head(intn)</w:t>
-      </w:r>
-      <w:r>
-        <w:br/>
-      </w:r>
-      <w:r>
-        <w:rPr>
-          <w:rStyle w:val="CommentTok"/>
-        </w:rPr>
-        <w:t xml:space="preserve">#head(com)</w:t>
-      </w:r>
-      <w:r>
-        <w:br/>
-      </w:r>
-      <w:r>
-        <w:rPr>
-          <w:rStyle w:val="CommentTok"/>
-        </w:rPr>
-        <w:t xml:space="preserve">#head(rec)</w:t>
-      </w:r>
-      <w:r>
-        <w:br/>
-      </w:r>
-      <w:r>
-        <w:br/>
-      </w:r>
-      <w:r>
-        <w:rPr>
-          <w:rStyle w:val="NormalTok"/>
-        </w:rPr>
-        <w:t xml:space="preserve">d </w:t>
-      </w:r>
-      <w:r>
-        <w:rPr>
-          <w:rStyle w:val="OtherTok"/>
-        </w:rPr>
-        <w:t xml:space="preserve">&lt;-</w:t>
+          <w:rStyle w:val="FunctionTok"/>
+        </w:rPr>
+        <w:t xml:space="preserve">apply</w:t>
+      </w:r>
+      <w:r>
+        <w:rPr>
+          <w:rStyle w:val="NormalTok"/>
+        </w:rPr>
+        <w:t xml:space="preserve">(intc[</w:t>
+      </w:r>
+      <w:r>
+        <w:rPr>
+          <w:rStyle w:val="DecValTok"/>
+        </w:rPr>
+        <w:t xml:space="preserve">1</w:t>
+      </w:r>
+      <w:r>
+        <w:rPr>
+          <w:rStyle w:val="SpecialCharTok"/>
+        </w:rPr>
+        <w:t xml:space="preserve">:</w:t>
+      </w:r>
+      <w:r>
+        <w:rPr>
+          <w:rStyle w:val="DecValTok"/>
+        </w:rPr>
+        <w:t xml:space="preserve">4</w:t>
+      </w:r>
+      <w:r>
+        <w:rPr>
+          <w:rStyle w:val="NormalTok"/>
+        </w:rPr>
+        <w:t xml:space="preserve">], </w:t>
+      </w:r>
+      <w:r>
+        <w:rPr>
+          <w:rStyle w:val="DecValTok"/>
+        </w:rPr>
+        <w:t xml:space="preserve">2</w:t>
+      </w:r>
+      <w:r>
+        <w:rPr>
+          <w:rStyle w:val="NormalTok"/>
+        </w:rPr>
+        <w:t xml:space="preserve">, table, </w:t>
+      </w:r>
+      <w:r>
+        <w:rPr>
+          <w:rStyle w:val="AttributeTok"/>
+        </w:rPr>
+        <w:t xml:space="preserve">useNA =</w:t>
       </w:r>
       <w:r>
         <w:rPr>
@@ -59145,81 +58980,9 @@
       </w:r>
       <w:r>
         <w:rPr>
-          <w:rStyle w:val="FunctionTok"/>
-        </w:rPr>
-        <w:t xml:space="preserve">rbind</w:t>
-      </w:r>
-      <w:r>
-        <w:rPr>
-          <w:rStyle w:val="NormalTok"/>
-        </w:rPr>
-        <w:t xml:space="preserve">(intc, inth, intn, com, rec)</w:t>
-      </w:r>
-      <w:r>
-        <w:br/>
-      </w:r>
-      <w:r>
-        <w:br/>
-      </w:r>
-      <w:r>
-        <w:rPr>
-          <w:rStyle w:val="CommentTok"/>
-        </w:rPr>
-        <w:t xml:space="preserve"># check for zeros and NAs</w:t>
-      </w:r>
-      <w:r>
-        <w:br/>
-      </w:r>
-      <w:r>
-        <w:rPr>
-          <w:rStyle w:val="CommentTok"/>
-        </w:rPr>
-        <w:t xml:space="preserve">#hist(d$Catch_lbs)</w:t>
-      </w:r>
-      <w:r>
-        <w:br/>
-      </w:r>
-      <w:r>
-        <w:rPr>
-          <w:rStyle w:val="FunctionTok"/>
-        </w:rPr>
-        <w:t xml:space="preserve">table</w:t>
-      </w:r>
-      <w:r>
-        <w:rPr>
-          <w:rStyle w:val="NormalTok"/>
-        </w:rPr>
-        <w:t xml:space="preserve">(d</w:t>
-      </w:r>
-      <w:r>
-        <w:rPr>
-          <w:rStyle w:val="SpecialCharTok"/>
-        </w:rPr>
-        <w:t xml:space="preserve">$</w:t>
-      </w:r>
-      <w:r>
-        <w:rPr>
-          <w:rStyle w:val="NormalTok"/>
-        </w:rPr>
-        <w:t xml:space="preserve">Catch_lbs </w:t>
-      </w:r>
-      <w:r>
-        <w:rPr>
-          <w:rStyle w:val="SpecialCharTok"/>
-        </w:rPr>
-        <w:t xml:space="preserve">==</w:t>
-      </w:r>
-      <w:r>
-        <w:rPr>
-          <w:rStyle w:val="NormalTok"/>
-        </w:rPr>
-        <w:t xml:space="preserve"> </w:t>
-      </w:r>
-      <w:r>
-        <w:rPr>
-          <w:rStyle w:val="DecValTok"/>
-        </w:rPr>
-        <w:t xml:space="preserve">0</w:t>
+          <w:rStyle w:val="StringTok"/>
+        </w:rPr>
+        <w:t xml:space="preserve">"always"</w:t>
       </w:r>
       <w:r>
         <w:rPr>
@@ -59233,22 +58996,166 @@
         <w:pStyle w:val="SourceCode"/>
       </w:pPr>
       <w:r>
-        <w:br/>
-      </w:r>
-      <w:r>
-        <w:rPr>
-          <w:rStyle w:val="VerbatimChar"/>
-        </w:rPr>
-        <w:t xml:space="preserve">FALSE  TRUE </w:t>
-      </w:r>
-      <w:r>
-        <w:br/>
-      </w:r>
-      <w:r>
-        <w:rPr>
-          <w:rStyle w:val="VerbatimChar"/>
-        </w:rPr>
-        <w:t xml:space="preserve"> 2078   710 </w:t>
+        <w:rPr>
+          <w:rStyle w:val="VerbatimChar"/>
+        </w:rPr>
+        <w:t xml:space="preserve">$Year</w:t>
+      </w:r>
+      <w:r>
+        <w:br/>
+      </w:r>
+      <w:r>
+        <w:br/>
+      </w:r>
+      <w:r>
+        <w:rPr>
+          <w:rStyle w:val="VerbatimChar"/>
+        </w:rPr>
+        <w:t xml:space="preserve">1986 1987 1988 1989 1990 1991 1992 1993 1994 1995 1996 1997 1998 1999 2000 2001 </w:t>
+      </w:r>
+      <w:r>
+        <w:br/>
+      </w:r>
+      <w:r>
+        <w:rPr>
+          <w:rStyle w:val="VerbatimChar"/>
+        </w:rPr>
+        <w:t xml:space="preserve">   8    8    8    8    8    8    8    8    8    8    8    8    8    8    8    8 </w:t>
+      </w:r>
+      <w:r>
+        <w:br/>
+      </w:r>
+      <w:r>
+        <w:rPr>
+          <w:rStyle w:val="VerbatimChar"/>
+        </w:rPr>
+        <w:t xml:space="preserve">2002 2003 2004 2005 2006 2007 2008 2009 2010 2011 2012 2013 2014 2015 2016 2017 </w:t>
+      </w:r>
+      <w:r>
+        <w:br/>
+      </w:r>
+      <w:r>
+        <w:rPr>
+          <w:rStyle w:val="VerbatimChar"/>
+        </w:rPr>
+        <w:t xml:space="preserve">   8    8    8    8    8    8    8    8    8    8    8    8    8    8    8    8 </w:t>
+      </w:r>
+      <w:r>
+        <w:br/>
+      </w:r>
+      <w:r>
+        <w:rPr>
+          <w:rStyle w:val="VerbatimChar"/>
+        </w:rPr>
+        <w:t xml:space="preserve">2018 2019 2020 2021 2022 &lt;NA&gt; </w:t>
+      </w:r>
+      <w:r>
+        <w:br/>
+      </w:r>
+      <w:r>
+        <w:rPr>
+          <w:rStyle w:val="VerbatimChar"/>
+        </w:rPr>
+        <w:t xml:space="preserve">   8    8    8    8    8    0 </w:t>
+      </w:r>
+      <w:r>
+        <w:br/>
+      </w:r>
+      <w:r>
+        <w:br/>
+      </w:r>
+      <w:r>
+        <w:rPr>
+          <w:rStyle w:val="VerbatimChar"/>
+        </w:rPr>
+        <w:t xml:space="preserve">$Quarter</w:t>
+      </w:r>
+      <w:r>
+        <w:br/>
+      </w:r>
+      <w:r>
+        <w:br/>
+      </w:r>
+      <w:r>
+        <w:rPr>
+          <w:rStyle w:val="VerbatimChar"/>
+        </w:rPr>
+        <w:t xml:space="preserve">   1    2    3    4 &lt;NA&gt; </w:t>
+      </w:r>
+      <w:r>
+        <w:br/>
+      </w:r>
+      <w:r>
+        <w:rPr>
+          <w:rStyle w:val="VerbatimChar"/>
+        </w:rPr>
+        <w:t xml:space="preserve">  74   74   74   74    0 </w:t>
+      </w:r>
+      <w:r>
+        <w:br/>
+      </w:r>
+      <w:r>
+        <w:br/>
+      </w:r>
+      <w:r>
+        <w:rPr>
+          <w:rStyle w:val="VerbatimChar"/>
+        </w:rPr>
+        <w:t xml:space="preserve">$Fleet</w:t>
+      </w:r>
+      <w:r>
+        <w:br/>
+      </w:r>
+      <w:r>
+        <w:br/>
+      </w:r>
+      <w:r>
+        <w:rPr>
+          <w:rStyle w:val="VerbatimChar"/>
+        </w:rPr>
+        <w:t xml:space="preserve"> Intl UnRep  &lt;NA&gt; </w:t>
+      </w:r>
+      <w:r>
+        <w:br/>
+      </w:r>
+      <w:r>
+        <w:rPr>
+          <w:rStyle w:val="VerbatimChar"/>
+        </w:rPr>
+        <w:t xml:space="preserve">  148   148     0 </w:t>
+      </w:r>
+      <w:r>
+        <w:br/>
+      </w:r>
+      <w:r>
+        <w:br/>
+      </w:r>
+      <w:r>
+        <w:rPr>
+          <w:rStyle w:val="VerbatimChar"/>
+        </w:rPr>
+        <w:t xml:space="preserve">$Area</w:t>
+      </w:r>
+      <w:r>
+        <w:br/>
+      </w:r>
+      <w:r>
+        <w:br/>
+      </w:r>
+      <w:r>
+        <w:rPr>
+          <w:rStyle w:val="VerbatimChar"/>
+        </w:rPr>
+        <w:t xml:space="preserve"> CAR &lt;NA&gt; </w:t>
+      </w:r>
+      <w:r>
+        <w:br/>
+      </w:r>
+      <w:r>
+        <w:rPr>
+          <w:rStyle w:val="VerbatimChar"/>
+        </w:rPr>
+        <w:t xml:space="preserve"> 296    0 </w:t>
       </w:r>
     </w:p>
     <w:p>
@@ -59259,37 +59166,73 @@
         <w:rPr>
           <w:rStyle w:val="FunctionTok"/>
         </w:rPr>
-        <w:t xml:space="preserve">table</w:t>
-      </w:r>
-      <w:r>
-        <w:rPr>
-          <w:rStyle w:val="NormalTok"/>
-        </w:rPr>
-        <w:t xml:space="preserve">(</w:t>
-      </w:r>
-      <w:r>
-        <w:rPr>
-          <w:rStyle w:val="FunctionTok"/>
-        </w:rPr>
-        <w:t xml:space="preserve">is.na</w:t>
-      </w:r>
-      <w:r>
-        <w:rPr>
-          <w:rStyle w:val="NormalTok"/>
-        </w:rPr>
-        <w:t xml:space="preserve">(d</w:t>
+        <w:t xml:space="preserve">apply</w:t>
+      </w:r>
+      <w:r>
+        <w:rPr>
+          <w:rStyle w:val="NormalTok"/>
+        </w:rPr>
+        <w:t xml:space="preserve">(intn[</w:t>
+      </w:r>
+      <w:r>
+        <w:rPr>
+          <w:rStyle w:val="DecValTok"/>
+        </w:rPr>
+        <w:t xml:space="preserve">1</w:t>
       </w:r>
       <w:r>
         <w:rPr>
           <w:rStyle w:val="SpecialCharTok"/>
         </w:rPr>
-        <w:t xml:space="preserve">$</w:t>
-      </w:r>
-      <w:r>
-        <w:rPr>
-          <w:rStyle w:val="NormalTok"/>
-        </w:rPr>
-        <w:t xml:space="preserve">Catch_lbs))</w:t>
+        <w:t xml:space="preserve">:</w:t>
+      </w:r>
+      <w:r>
+        <w:rPr>
+          <w:rStyle w:val="DecValTok"/>
+        </w:rPr>
+        <w:t xml:space="preserve">4</w:t>
+      </w:r>
+      <w:r>
+        <w:rPr>
+          <w:rStyle w:val="NormalTok"/>
+        </w:rPr>
+        <w:t xml:space="preserve">], </w:t>
+      </w:r>
+      <w:r>
+        <w:rPr>
+          <w:rStyle w:val="DecValTok"/>
+        </w:rPr>
+        <w:t xml:space="preserve">2</w:t>
+      </w:r>
+      <w:r>
+        <w:rPr>
+          <w:rStyle w:val="NormalTok"/>
+        </w:rPr>
+        <w:t xml:space="preserve">, table, </w:t>
+      </w:r>
+      <w:r>
+        <w:rPr>
+          <w:rStyle w:val="AttributeTok"/>
+        </w:rPr>
+        <w:t xml:space="preserve">useNA =</w:t>
+      </w:r>
+      <w:r>
+        <w:rPr>
+          <w:rStyle w:val="NormalTok"/>
+        </w:rPr>
+        <w:t xml:space="preserve"> </w:t>
+      </w:r>
+      <w:r>
+        <w:rPr>
+          <w:rStyle w:val="StringTok"/>
+        </w:rPr>
+        <w:t xml:space="preserve">"always"</w:t>
+      </w:r>
+      <w:r>
+        <w:rPr>
+          <w:rStyle w:val="NormalTok"/>
+        </w:rPr>
+        <w:t xml:space="preserve">)</w:t>
       </w:r>
     </w:p>
     <w:p>
@@ -59297,22 +59240,148 @@
         <w:pStyle w:val="SourceCode"/>
       </w:pPr>
       <w:r>
-        <w:br/>
-      </w:r>
-      <w:r>
-        <w:rPr>
-          <w:rStyle w:val="VerbatimChar"/>
-        </w:rPr>
-        <w:t xml:space="preserve">FALSE </w:t>
-      </w:r>
-      <w:r>
-        <w:br/>
-      </w:r>
-      <w:r>
-        <w:rPr>
-          <w:rStyle w:val="VerbatimChar"/>
-        </w:rPr>
-        <w:t xml:space="preserve"> 2788 </w:t>
+        <w:rPr>
+          <w:rStyle w:val="VerbatimChar"/>
+        </w:rPr>
+        <w:t xml:space="preserve">$Year</w:t>
+      </w:r>
+      <w:r>
+        <w:br/>
+      </w:r>
+      <w:r>
+        <w:br/>
+      </w:r>
+      <w:r>
+        <w:rPr>
+          <w:rStyle w:val="VerbatimChar"/>
+        </w:rPr>
+        <w:t xml:space="preserve">1997 1998 1999 2000 2001 2002 2003 2004 2005 2006 2007 2008 2009 2010 2011 2012 </w:t>
+      </w:r>
+      <w:r>
+        <w:br/>
+      </w:r>
+      <w:r>
+        <w:rPr>
+          <w:rStyle w:val="VerbatimChar"/>
+        </w:rPr>
+        <w:t xml:space="preserve">   4    4    4    4    4    4    4    4    4    4    4    4    4    4    4    4 </w:t>
+      </w:r>
+      <w:r>
+        <w:br/>
+      </w:r>
+      <w:r>
+        <w:rPr>
+          <w:rStyle w:val="VerbatimChar"/>
+        </w:rPr>
+        <w:t xml:space="preserve">2013 2014 2015 2016 2017 2018 2019 2020 2021 2022 &lt;NA&gt; </w:t>
+      </w:r>
+      <w:r>
+        <w:br/>
+      </w:r>
+      <w:r>
+        <w:rPr>
+          <w:rStyle w:val="VerbatimChar"/>
+        </w:rPr>
+        <w:t xml:space="preserve">   4    4    4    4    4    4    4    4    4    4    0 </w:t>
+      </w:r>
+      <w:r>
+        <w:br/>
+      </w:r>
+      <w:r>
+        <w:br/>
+      </w:r>
+      <w:r>
+        <w:rPr>
+          <w:rStyle w:val="VerbatimChar"/>
+        </w:rPr>
+        <w:t xml:space="preserve">$Quarter</w:t>
+      </w:r>
+      <w:r>
+        <w:br/>
+      </w:r>
+      <w:r>
+        <w:br/>
+      </w:r>
+      <w:r>
+        <w:rPr>
+          <w:rStyle w:val="VerbatimChar"/>
+        </w:rPr>
+        <w:t xml:space="preserve">   1    2    3    4 &lt;NA&gt; </w:t>
+      </w:r>
+      <w:r>
+        <w:br/>
+      </w:r>
+      <w:r>
+        <w:rPr>
+          <w:rStyle w:val="VerbatimChar"/>
+        </w:rPr>
+        <w:t xml:space="preserve">  26   26   26   26    0 </w:t>
+      </w:r>
+      <w:r>
+        <w:br/>
+      </w:r>
+      <w:r>
+        <w:br/>
+      </w:r>
+      <w:r>
+        <w:rPr>
+          <w:rStyle w:val="VerbatimChar"/>
+        </w:rPr>
+        <w:t xml:space="preserve">$Fleet</w:t>
+      </w:r>
+      <w:r>
+        <w:br/>
+      </w:r>
+      <w:r>
+        <w:br/>
+      </w:r>
+      <w:r>
+        <w:rPr>
+          <w:rStyle w:val="VerbatimChar"/>
+        </w:rPr>
+        <w:t xml:space="preserve">Intl &lt;NA&gt; </w:t>
+      </w:r>
+      <w:r>
+        <w:br/>
+      </w:r>
+      <w:r>
+        <w:rPr>
+          <w:rStyle w:val="VerbatimChar"/>
+        </w:rPr>
+        <w:t xml:space="preserve"> 104    0 </w:t>
+      </w:r>
+      <w:r>
+        <w:br/>
+      </w:r>
+      <w:r>
+        <w:br/>
+      </w:r>
+      <w:r>
+        <w:rPr>
+          <w:rStyle w:val="VerbatimChar"/>
+        </w:rPr>
+        <w:t xml:space="preserve">$Area</w:t>
+      </w:r>
+      <w:r>
+        <w:br/>
+      </w:r>
+      <w:r>
+        <w:br/>
+      </w:r>
+      <w:r>
+        <w:rPr>
+          <w:rStyle w:val="VerbatimChar"/>
+        </w:rPr>
+        <w:t xml:space="preserve"> NCA &lt;NA&gt; </w:t>
+      </w:r>
+      <w:r>
+        <w:br/>
+      </w:r>
+      <w:r>
+        <w:rPr>
+          <w:rStyle w:val="VerbatimChar"/>
+        </w:rPr>
+        <w:t xml:space="preserve"> 104    0 </w:t>
       </w:r>
     </w:p>
     <w:p>
@@ -59329,55 +59398,67 @@
         <w:rPr>
           <w:rStyle w:val="NormalTok"/>
         </w:rPr>
-        <w:t xml:space="preserve">(d, </w:t>
+        <w:t xml:space="preserve">(intw[</w:t>
       </w:r>
       <w:r>
         <w:rPr>
           <w:rStyle w:val="DecValTok"/>
         </w:rPr>
+        <w:t xml:space="preserve">1</w:t>
+      </w:r>
+      <w:r>
+        <w:rPr>
+          <w:rStyle w:val="SpecialCharTok"/>
+        </w:rPr>
+        <w:t xml:space="preserve">:</w:t>
+      </w:r>
+      <w:r>
+        <w:rPr>
+          <w:rStyle w:val="DecValTok"/>
+        </w:rPr>
+        <w:t xml:space="preserve">4</w:t>
+      </w:r>
+      <w:r>
+        <w:rPr>
+          <w:rStyle w:val="NormalTok"/>
+        </w:rPr>
+        <w:t xml:space="preserve">], </w:t>
+      </w:r>
+      <w:r>
+        <w:rPr>
+          <w:rStyle w:val="DecValTok"/>
+        </w:rPr>
         <w:t xml:space="preserve">2</w:t>
       </w:r>
       <w:r>
         <w:rPr>
           <w:rStyle w:val="NormalTok"/>
         </w:rPr>
-        <w:t xml:space="preserve">, </w:t>
-      </w:r>
-      <w:r>
-        <w:rPr>
-          <w:rStyle w:val="ControlFlowTok"/>
-        </w:rPr>
-        <w:t xml:space="preserve">function</w:t>
-      </w:r>
-      <w:r>
-        <w:rPr>
-          <w:rStyle w:val="NormalTok"/>
-        </w:rPr>
-        <w:t xml:space="preserve"> (x) </w:t>
-      </w:r>
-      <w:r>
-        <w:rPr>
-          <w:rStyle w:val="FunctionTok"/>
-        </w:rPr>
-        <w:t xml:space="preserve">table</w:t>
-      </w:r>
-      <w:r>
-        <w:rPr>
-          <w:rStyle w:val="NormalTok"/>
-        </w:rPr>
-        <w:t xml:space="preserve">(</w:t>
-      </w:r>
-      <w:r>
-        <w:rPr>
-          <w:rStyle w:val="FunctionTok"/>
-        </w:rPr>
-        <w:t xml:space="preserve">is.na</w:t>
-      </w:r>
-      <w:r>
-        <w:rPr>
-          <w:rStyle w:val="NormalTok"/>
-        </w:rPr>
-        <w:t xml:space="preserve">(x)))</w:t>
+        <w:t xml:space="preserve">, table, </w:t>
+      </w:r>
+      <w:r>
+        <w:rPr>
+          <w:rStyle w:val="AttributeTok"/>
+        </w:rPr>
+        <w:t xml:space="preserve">useNA =</w:t>
+      </w:r>
+      <w:r>
+        <w:rPr>
+          <w:rStyle w:val="NormalTok"/>
+        </w:rPr>
+        <w:t xml:space="preserve"> </w:t>
+      </w:r>
+      <w:r>
+        <w:rPr>
+          <w:rStyle w:val="StringTok"/>
+        </w:rPr>
+        <w:t xml:space="preserve">"always"</w:t>
+      </w:r>
+      <w:r>
+        <w:rPr>
+          <w:rStyle w:val="NormalTok"/>
+        </w:rPr>
+        <w:t xml:space="preserve">)</w:t>
       </w:r>
     </w:p>
     <w:p>
@@ -59388,16 +59469,763 @@
         <w:rPr>
           <w:rStyle w:val="VerbatimChar"/>
         </w:rPr>
-        <w:t xml:space="preserve">     Year   Quarter     Fleet      Area Catch_lbs </w:t>
-      </w:r>
-      <w:r>
-        <w:br/>
-      </w:r>
-      <w:r>
-        <w:rPr>
-          <w:rStyle w:val="VerbatimChar"/>
-        </w:rPr>
-        <w:t xml:space="preserve">     2788      2788      2788      2788      2788 </w:t>
+        <w:t xml:space="preserve">$Year</w:t>
+      </w:r>
+      <w:r>
+        <w:br/>
+      </w:r>
+      <w:r>
+        <w:br/>
+      </w:r>
+      <w:r>
+        <w:rPr>
+          <w:rStyle w:val="VerbatimChar"/>
+        </w:rPr>
+        <w:t xml:space="preserve">2007 2008 2009 2010 2011 2012 2013 2014 2015 2016 2017 2018 2019 2020 2021 2022 </w:t>
+      </w:r>
+      <w:r>
+        <w:br/>
+      </w:r>
+      <w:r>
+        <w:rPr>
+          <w:rStyle w:val="VerbatimChar"/>
+        </w:rPr>
+        <w:t xml:space="preserve">   4    4    4    4    4    4    4    4    4    4    4    4    4    4    4    4 </w:t>
+      </w:r>
+      <w:r>
+        <w:br/>
+      </w:r>
+      <w:r>
+        <w:rPr>
+          <w:rStyle w:val="VerbatimChar"/>
+        </w:rPr>
+        <w:t xml:space="preserve">&lt;NA&gt; </w:t>
+      </w:r>
+      <w:r>
+        <w:br/>
+      </w:r>
+      <w:r>
+        <w:rPr>
+          <w:rStyle w:val="VerbatimChar"/>
+        </w:rPr>
+        <w:t xml:space="preserve">   0 </w:t>
+      </w:r>
+      <w:r>
+        <w:br/>
+      </w:r>
+      <w:r>
+        <w:br/>
+      </w:r>
+      <w:r>
+        <w:rPr>
+          <w:rStyle w:val="VerbatimChar"/>
+        </w:rPr>
+        <w:t xml:space="preserve">$Quarter</w:t>
+      </w:r>
+      <w:r>
+        <w:br/>
+      </w:r>
+      <w:r>
+        <w:br/>
+      </w:r>
+      <w:r>
+        <w:rPr>
+          <w:rStyle w:val="VerbatimChar"/>
+        </w:rPr>
+        <w:t xml:space="preserve">   1    2    3    4 &lt;NA&gt; </w:t>
+      </w:r>
+      <w:r>
+        <w:br/>
+      </w:r>
+      <w:r>
+        <w:rPr>
+          <w:rStyle w:val="VerbatimChar"/>
+        </w:rPr>
+        <w:t xml:space="preserve">  16   16   16   16    0 </w:t>
+      </w:r>
+      <w:r>
+        <w:br/>
+      </w:r>
+      <w:r>
+        <w:br/>
+      </w:r>
+      <w:r>
+        <w:rPr>
+          <w:rStyle w:val="VerbatimChar"/>
+        </w:rPr>
+        <w:t xml:space="preserve">$Fleet</w:t>
+      </w:r>
+      <w:r>
+        <w:br/>
+      </w:r>
+      <w:r>
+        <w:br/>
+      </w:r>
+      <w:r>
+        <w:rPr>
+          <w:rStyle w:val="VerbatimChar"/>
+        </w:rPr>
+        <w:t xml:space="preserve">Intl &lt;NA&gt; </w:t>
+      </w:r>
+      <w:r>
+        <w:br/>
+      </w:r>
+      <w:r>
+        <w:rPr>
+          <w:rStyle w:val="VerbatimChar"/>
+        </w:rPr>
+        <w:t xml:space="preserve">  64    0 </w:t>
+      </w:r>
+      <w:r>
+        <w:br/>
+      </w:r>
+      <w:r>
+        <w:br/>
+      </w:r>
+      <w:r>
+        <w:rPr>
+          <w:rStyle w:val="VerbatimChar"/>
+        </w:rPr>
+        <w:t xml:space="preserve">$Area</w:t>
+      </w:r>
+      <w:r>
+        <w:br/>
+      </w:r>
+      <w:r>
+        <w:br/>
+      </w:r>
+      <w:r>
+        <w:rPr>
+          <w:rStyle w:val="VerbatimChar"/>
+        </w:rPr>
+        <w:t xml:space="preserve"> NED &lt;NA&gt; </w:t>
+      </w:r>
+      <w:r>
+        <w:br/>
+      </w:r>
+      <w:r>
+        <w:rPr>
+          <w:rStyle w:val="VerbatimChar"/>
+        </w:rPr>
+        <w:t xml:space="preserve">  64    0 </w:t>
+      </w:r>
+    </w:p>
+    <w:p>
+      <w:pPr>
+        <w:pStyle w:val="SourceCode"/>
+      </w:pPr>
+      <w:r>
+        <w:rPr>
+          <w:rStyle w:val="FunctionTok"/>
+        </w:rPr>
+        <w:t xml:space="preserve">apply</w:t>
+      </w:r>
+      <w:r>
+        <w:rPr>
+          <w:rStyle w:val="NormalTok"/>
+        </w:rPr>
+        <w:t xml:space="preserve">(com[</w:t>
+      </w:r>
+      <w:r>
+        <w:rPr>
+          <w:rStyle w:val="DecValTok"/>
+        </w:rPr>
+        <w:t xml:space="preserve">1</w:t>
+      </w:r>
+      <w:r>
+        <w:rPr>
+          <w:rStyle w:val="SpecialCharTok"/>
+        </w:rPr>
+        <w:t xml:space="preserve">:</w:t>
+      </w:r>
+      <w:r>
+        <w:rPr>
+          <w:rStyle w:val="DecValTok"/>
+        </w:rPr>
+        <w:t xml:space="preserve">4</w:t>
+      </w:r>
+      <w:r>
+        <w:rPr>
+          <w:rStyle w:val="NormalTok"/>
+        </w:rPr>
+        <w:t xml:space="preserve">], </w:t>
+      </w:r>
+      <w:r>
+        <w:rPr>
+          <w:rStyle w:val="DecValTok"/>
+        </w:rPr>
+        <w:t xml:space="preserve">2</w:t>
+      </w:r>
+      <w:r>
+        <w:rPr>
+          <w:rStyle w:val="NormalTok"/>
+        </w:rPr>
+        <w:t xml:space="preserve">, table, </w:t>
+      </w:r>
+      <w:r>
+        <w:rPr>
+          <w:rStyle w:val="AttributeTok"/>
+        </w:rPr>
+        <w:t xml:space="preserve">useNA =</w:t>
+      </w:r>
+      <w:r>
+        <w:rPr>
+          <w:rStyle w:val="NormalTok"/>
+        </w:rPr>
+        <w:t xml:space="preserve"> </w:t>
+      </w:r>
+      <w:r>
+        <w:rPr>
+          <w:rStyle w:val="StringTok"/>
+        </w:rPr>
+        <w:t xml:space="preserve">"always"</w:t>
+      </w:r>
+      <w:r>
+        <w:rPr>
+          <w:rStyle w:val="NormalTok"/>
+        </w:rPr>
+        <w:t xml:space="preserve">)</w:t>
+      </w:r>
+    </w:p>
+    <w:p>
+      <w:pPr>
+        <w:pStyle w:val="SourceCode"/>
+      </w:pPr>
+      <w:r>
+        <w:rPr>
+          <w:rStyle w:val="VerbatimChar"/>
+        </w:rPr>
+        <w:t xml:space="preserve">$Year</w:t>
+      </w:r>
+      <w:r>
+        <w:br/>
+      </w:r>
+      <w:r>
+        <w:br/>
+      </w:r>
+      <w:r>
+        <w:rPr>
+          <w:rStyle w:val="VerbatimChar"/>
+        </w:rPr>
+        <w:t xml:space="preserve">1986 1987 1988 1989 1990 1991 1992 1993 1994 1995 1996 1997 1998 1999 2000 2001 </w:t>
+      </w:r>
+      <w:r>
+        <w:br/>
+      </w:r>
+      <w:r>
+        <w:rPr>
+          <w:rStyle w:val="VerbatimChar"/>
+        </w:rPr>
+        <w:t xml:space="preserve">  28   28   28   28   28   28   28   28   28   28   28   28   28   28   28   28 </w:t>
+      </w:r>
+      <w:r>
+        <w:br/>
+      </w:r>
+      <w:r>
+        <w:rPr>
+          <w:rStyle w:val="VerbatimChar"/>
+        </w:rPr>
+        <w:t xml:space="preserve">2002 2003 2004 2005 2006 2007 2008 2009 2010 2011 2012 2013 2014 2015 2016 2017 </w:t>
+      </w:r>
+      <w:r>
+        <w:br/>
+      </w:r>
+      <w:r>
+        <w:rPr>
+          <w:rStyle w:val="VerbatimChar"/>
+        </w:rPr>
+        <w:t xml:space="preserve">  28   28   28   28   28   28   28   28   28   28   28   28   28   28   28   28 </w:t>
+      </w:r>
+      <w:r>
+        <w:br/>
+      </w:r>
+      <w:r>
+        <w:rPr>
+          <w:rStyle w:val="VerbatimChar"/>
+        </w:rPr>
+        <w:t xml:space="preserve">2018 2019 2020 2021 2022 &lt;NA&gt; </w:t>
+      </w:r>
+      <w:r>
+        <w:br/>
+      </w:r>
+      <w:r>
+        <w:rPr>
+          <w:rStyle w:val="VerbatimChar"/>
+        </w:rPr>
+        <w:t xml:space="preserve">  28   28   28   28   28    0 </w:t>
+      </w:r>
+      <w:r>
+        <w:br/>
+      </w:r>
+      <w:r>
+        <w:br/>
+      </w:r>
+      <w:r>
+        <w:rPr>
+          <w:rStyle w:val="VerbatimChar"/>
+        </w:rPr>
+        <w:t xml:space="preserve">$Quarter</w:t>
+      </w:r>
+      <w:r>
+        <w:br/>
+      </w:r>
+      <w:r>
+        <w:br/>
+      </w:r>
+      <w:r>
+        <w:rPr>
+          <w:rStyle w:val="VerbatimChar"/>
+        </w:rPr>
+        <w:t xml:space="preserve">   1    2    3    4 &lt;NA&gt; </w:t>
+      </w:r>
+      <w:r>
+        <w:br/>
+      </w:r>
+      <w:r>
+        <w:rPr>
+          <w:rStyle w:val="VerbatimChar"/>
+        </w:rPr>
+        <w:t xml:space="preserve"> 259  259  259  259    0 </w:t>
+      </w:r>
+      <w:r>
+        <w:br/>
+      </w:r>
+      <w:r>
+        <w:br/>
+      </w:r>
+      <w:r>
+        <w:rPr>
+          <w:rStyle w:val="VerbatimChar"/>
+        </w:rPr>
+        <w:t xml:space="preserve">$Fleet</w:t>
+      </w:r>
+      <w:r>
+        <w:br/>
+      </w:r>
+      <w:r>
+        <w:br/>
+      </w:r>
+      <w:r>
+        <w:rPr>
+          <w:rStyle w:val="VerbatimChar"/>
+        </w:rPr>
+        <w:t xml:space="preserve">UScom  &lt;NA&gt; </w:t>
+      </w:r>
+      <w:r>
+        <w:br/>
+      </w:r>
+      <w:r>
+        <w:rPr>
+          <w:rStyle w:val="VerbatimChar"/>
+        </w:rPr>
+        <w:t xml:space="preserve"> 1036     0 </w:t>
+      </w:r>
+      <w:r>
+        <w:br/>
+      </w:r>
+      <w:r>
+        <w:br/>
+      </w:r>
+      <w:r>
+        <w:rPr>
+          <w:rStyle w:val="VerbatimChar"/>
+        </w:rPr>
+        <w:t xml:space="preserve">$Area</w:t>
+      </w:r>
+      <w:r>
+        <w:br/>
+      </w:r>
+      <w:r>
+        <w:br/>
+      </w:r>
+      <w:r>
+        <w:rPr>
+          <w:rStyle w:val="VerbatimChar"/>
+        </w:rPr>
+        <w:t xml:space="preserve"> CAR  FLK  NCA NCFL  NED  NNC  VBM &lt;NA&gt; </w:t>
+      </w:r>
+      <w:r>
+        <w:br/>
+      </w:r>
+      <w:r>
+        <w:rPr>
+          <w:rStyle w:val="VerbatimChar"/>
+        </w:rPr>
+        <w:t xml:space="preserve"> 148  148  148  148  148  148  148    0 </w:t>
+      </w:r>
+    </w:p>
+    <w:p>
+      <w:pPr>
+        <w:pStyle w:val="SourceCode"/>
+      </w:pPr>
+      <w:r>
+        <w:rPr>
+          <w:rStyle w:val="FunctionTok"/>
+        </w:rPr>
+        <w:t xml:space="preserve">apply</w:t>
+      </w:r>
+      <w:r>
+        <w:rPr>
+          <w:rStyle w:val="NormalTok"/>
+        </w:rPr>
+        <w:t xml:space="preserve">(rec[</w:t>
+      </w:r>
+      <w:r>
+        <w:rPr>
+          <w:rStyle w:val="DecValTok"/>
+        </w:rPr>
+        <w:t xml:space="preserve">1</w:t>
+      </w:r>
+      <w:r>
+        <w:rPr>
+          <w:rStyle w:val="SpecialCharTok"/>
+        </w:rPr>
+        <w:t xml:space="preserve">:</w:t>
+      </w:r>
+      <w:r>
+        <w:rPr>
+          <w:rStyle w:val="DecValTok"/>
+        </w:rPr>
+        <w:t xml:space="preserve">4</w:t>
+      </w:r>
+      <w:r>
+        <w:rPr>
+          <w:rStyle w:val="NormalTok"/>
+        </w:rPr>
+        <w:t xml:space="preserve">], </w:t>
+      </w:r>
+      <w:r>
+        <w:rPr>
+          <w:rStyle w:val="DecValTok"/>
+        </w:rPr>
+        <w:t xml:space="preserve">2</w:t>
+      </w:r>
+      <w:r>
+        <w:rPr>
+          <w:rStyle w:val="NormalTok"/>
+        </w:rPr>
+        <w:t xml:space="preserve">, table, </w:t>
+      </w:r>
+      <w:r>
+        <w:rPr>
+          <w:rStyle w:val="AttributeTok"/>
+        </w:rPr>
+        <w:t xml:space="preserve">useNA =</w:t>
+      </w:r>
+      <w:r>
+        <w:rPr>
+          <w:rStyle w:val="NormalTok"/>
+        </w:rPr>
+        <w:t xml:space="preserve"> </w:t>
+      </w:r>
+      <w:r>
+        <w:rPr>
+          <w:rStyle w:val="StringTok"/>
+        </w:rPr>
+        <w:t xml:space="preserve">"always"</w:t>
+      </w:r>
+      <w:r>
+        <w:rPr>
+          <w:rStyle w:val="NormalTok"/>
+        </w:rPr>
+        <w:t xml:space="preserve">)</w:t>
+      </w:r>
+    </w:p>
+    <w:p>
+      <w:pPr>
+        <w:pStyle w:val="SourceCode"/>
+      </w:pPr>
+      <w:r>
+        <w:rPr>
+          <w:rStyle w:val="VerbatimChar"/>
+        </w:rPr>
+        <w:t xml:space="preserve">$Year</w:t>
+      </w:r>
+      <w:r>
+        <w:br/>
+      </w:r>
+      <w:r>
+        <w:br/>
+      </w:r>
+      <w:r>
+        <w:rPr>
+          <w:rStyle w:val="VerbatimChar"/>
+        </w:rPr>
+        <w:t xml:space="preserve">1986 1987 1988 1989 1990 1991 1992 1993 1994 1995 1996 1997 1998 1999 2000 2001 </w:t>
+      </w:r>
+      <w:r>
+        <w:br/>
+      </w:r>
+      <w:r>
+        <w:rPr>
+          <w:rStyle w:val="VerbatimChar"/>
+        </w:rPr>
+        <w:t xml:space="preserve">  32   32   32   32   32   32   32   32   32   32   32   32   32   32   32   32 </w:t>
+      </w:r>
+      <w:r>
+        <w:br/>
+      </w:r>
+      <w:r>
+        <w:rPr>
+          <w:rStyle w:val="VerbatimChar"/>
+        </w:rPr>
+        <w:t xml:space="preserve">2002 2003 2004 2005 2006 2007 2008 2009 2010 2011 2012 2013 2014 2015 2016 2017 </w:t>
+      </w:r>
+      <w:r>
+        <w:br/>
+      </w:r>
+      <w:r>
+        <w:rPr>
+          <w:rStyle w:val="VerbatimChar"/>
+        </w:rPr>
+        <w:t xml:space="preserve">  32   32   32   32   32   32   32   32   32   32   32   32   32   32   32   32 </w:t>
+      </w:r>
+      <w:r>
+        <w:br/>
+      </w:r>
+      <w:r>
+        <w:rPr>
+          <w:rStyle w:val="VerbatimChar"/>
+        </w:rPr>
+        <w:t xml:space="preserve">2018 2019 2020 2021 2022 &lt;NA&gt; </w:t>
+      </w:r>
+      <w:r>
+        <w:br/>
+      </w:r>
+      <w:r>
+        <w:rPr>
+          <w:rStyle w:val="VerbatimChar"/>
+        </w:rPr>
+        <w:t xml:space="preserve">  32   32   32   32   32    0 </w:t>
+      </w:r>
+      <w:r>
+        <w:br/>
+      </w:r>
+      <w:r>
+        <w:br/>
+      </w:r>
+      <w:r>
+        <w:rPr>
+          <w:rStyle w:val="VerbatimChar"/>
+        </w:rPr>
+        <w:t xml:space="preserve">$Quarter</w:t>
+      </w:r>
+      <w:r>
+        <w:br/>
+      </w:r>
+      <w:r>
+        <w:br/>
+      </w:r>
+      <w:r>
+        <w:rPr>
+          <w:rStyle w:val="VerbatimChar"/>
+        </w:rPr>
+        <w:t xml:space="preserve">   1    2    3    4 &lt;NA&gt; </w:t>
+      </w:r>
+      <w:r>
+        <w:br/>
+      </w:r>
+      <w:r>
+        <w:rPr>
+          <w:rStyle w:val="VerbatimChar"/>
+        </w:rPr>
+        <w:t xml:space="preserve"> 296  296  296  296    0 </w:t>
+      </w:r>
+      <w:r>
+        <w:br/>
+      </w:r>
+      <w:r>
+        <w:br/>
+      </w:r>
+      <w:r>
+        <w:rPr>
+          <w:rStyle w:val="VerbatimChar"/>
+        </w:rPr>
+        <w:t xml:space="preserve">$Fleet</w:t>
+      </w:r>
+      <w:r>
+        <w:br/>
+      </w:r>
+      <w:r>
+        <w:br/>
+      </w:r>
+      <w:r>
+        <w:rPr>
+          <w:rStyle w:val="VerbatimChar"/>
+        </w:rPr>
+        <w:t xml:space="preserve">Hire  Rec &lt;NA&gt; </w:t>
+      </w:r>
+      <w:r>
+        <w:br/>
+      </w:r>
+      <w:r>
+        <w:rPr>
+          <w:rStyle w:val="VerbatimChar"/>
+        </w:rPr>
+        <w:t xml:space="preserve"> 592  592    0 </w:t>
+      </w:r>
+      <w:r>
+        <w:br/>
+      </w:r>
+      <w:r>
+        <w:br/>
+      </w:r>
+      <w:r>
+        <w:rPr>
+          <w:rStyle w:val="VerbatimChar"/>
+        </w:rPr>
+        <w:t xml:space="preserve">$Area</w:t>
+      </w:r>
+      <w:r>
+        <w:br/>
+      </w:r>
+      <w:r>
+        <w:br/>
+      </w:r>
+      <w:r>
+        <w:rPr>
+          <w:rStyle w:val="VerbatimChar"/>
+        </w:rPr>
+        <w:t xml:space="preserve"> FLK NCFL  NNC  VBM &lt;NA&gt; </w:t>
+      </w:r>
+      <w:r>
+        <w:br/>
+      </w:r>
+      <w:r>
+        <w:rPr>
+          <w:rStyle w:val="VerbatimChar"/>
+        </w:rPr>
+        <w:t xml:space="preserve"> 296  296  296  296    0 </w:t>
+      </w:r>
+    </w:p>
+    <w:p>
+      <w:pPr>
+        <w:pStyle w:val="SourceCode"/>
+      </w:pPr>
+      <w:r>
+        <w:rPr>
+          <w:rStyle w:val="NormalTok"/>
+        </w:rPr>
+        <w:t xml:space="preserve">d </w:t>
+      </w:r>
+      <w:r>
+        <w:rPr>
+          <w:rStyle w:val="OtherTok"/>
+        </w:rPr>
+        <w:t xml:space="preserve">&lt;-</w:t>
+      </w:r>
+      <w:r>
+        <w:rPr>
+          <w:rStyle w:val="NormalTok"/>
+        </w:rPr>
+        <w:t xml:space="preserve"> </w:t>
+      </w:r>
+      <w:r>
+        <w:rPr>
+          <w:rStyle w:val="FunctionTok"/>
+        </w:rPr>
+        <w:t xml:space="preserve">rbind</w:t>
+      </w:r>
+      <w:r>
+        <w:rPr>
+          <w:rStyle w:val="NormalTok"/>
+        </w:rPr>
+        <w:t xml:space="preserve">(intc, intn, intw, com, rec)</w:t>
+      </w:r>
+      <w:r>
+        <w:br/>
+      </w:r>
+      <w:r>
+        <w:br/>
+      </w:r>
+      <w:r>
+        <w:rPr>
+          <w:rStyle w:val="CommentTok"/>
+        </w:rPr>
+        <w:t xml:space="preserve"># check for zeros and NAs</w:t>
+      </w:r>
+      <w:r>
+        <w:br/>
+      </w:r>
+      <w:r>
+        <w:rPr>
+          <w:rStyle w:val="CommentTok"/>
+        </w:rPr>
+        <w:t xml:space="preserve">#hist(d$Catch_lbs)</w:t>
+      </w:r>
+      <w:r>
+        <w:br/>
+      </w:r>
+      <w:r>
+        <w:rPr>
+          <w:rStyle w:val="FunctionTok"/>
+        </w:rPr>
+        <w:t xml:space="preserve">table</w:t>
+      </w:r>
+      <w:r>
+        <w:rPr>
+          <w:rStyle w:val="NormalTok"/>
+        </w:rPr>
+        <w:t xml:space="preserve">(d</w:t>
+      </w:r>
+      <w:r>
+        <w:rPr>
+          <w:rStyle w:val="SpecialCharTok"/>
+        </w:rPr>
+        <w:t xml:space="preserve">$</w:t>
+      </w:r>
+      <w:r>
+        <w:rPr>
+          <w:rStyle w:val="NormalTok"/>
+        </w:rPr>
+        <w:t xml:space="preserve">Catch_lbs </w:t>
+      </w:r>
+      <w:r>
+        <w:rPr>
+          <w:rStyle w:val="SpecialCharTok"/>
+        </w:rPr>
+        <w:t xml:space="preserve">==</w:t>
+      </w:r>
+      <w:r>
+        <w:rPr>
+          <w:rStyle w:val="NormalTok"/>
+        </w:rPr>
+        <w:t xml:space="preserve"> </w:t>
+      </w:r>
+      <w:r>
+        <w:rPr>
+          <w:rStyle w:val="DecValTok"/>
+        </w:rPr>
+        <w:t xml:space="preserve">0</w:t>
+      </w:r>
+      <w:r>
+        <w:rPr>
+          <w:rStyle w:val="NormalTok"/>
+        </w:rPr>
+        <w:t xml:space="preserve">)</w:t>
+      </w:r>
+    </w:p>
+    <w:p>
+      <w:pPr>
+        <w:pStyle w:val="SourceCode"/>
+      </w:pPr>
+      <w:r>
+        <w:br/>
+      </w:r>
+      <w:r>
+        <w:rPr>
+          <w:rStyle w:val="VerbatimChar"/>
+        </w:rPr>
+        <w:t xml:space="preserve">FALSE  TRUE </w:t>
+      </w:r>
+      <w:r>
+        <w:br/>
+      </w:r>
+      <w:r>
+        <w:rPr>
+          <w:rStyle w:val="VerbatimChar"/>
+        </w:rPr>
+        <w:t xml:space="preserve"> 2047   637 </w:t>
       </w:r>
     </w:p>
     <w:p>
@@ -60526,7 +61354,7 @@
       <w:r>
         <w:drawing>
           <wp:inline>
-            <wp:extent cx="4620126" cy="3696101"/>
+            <wp:extent cx="5943600" cy="2641600"/>
             <wp:effectExtent b="0" l="0" r="0" t="0"/>
             <wp:docPr descr="" title="" id="111" name="Picture"/>
             <a:graphic>
@@ -60547,7 +61375,7 @@
                   <pic:spPr bwMode="auto">
                     <a:xfrm>
                       <a:off x="0" y="0"/>
-                      <a:ext cx="4620126" cy="3696101"/>
+                      <a:ext cx="5943600" cy="2641600"/>
                     </a:xfrm>
                     <a:prstGeom prst="rect">
                       <a:avLst/>
@@ -60636,6 +61464,78 @@
         <w:rPr>
           <w:rStyle w:val="NormalTok"/>
         </w:rPr>
+        <w:t xml:space="preserve">), </w:t>
+      </w:r>
+      <w:r>
+        <w:rPr>
+          <w:rStyle w:val="AttributeTok"/>
+        </w:rPr>
+        <w:t xml:space="preserve">mar =</w:t>
+      </w:r>
+      <w:r>
+        <w:rPr>
+          <w:rStyle w:val="NormalTok"/>
+        </w:rPr>
+        <w:t xml:space="preserve"> </w:t>
+      </w:r>
+      <w:r>
+        <w:rPr>
+          <w:rStyle w:val="FunctionTok"/>
+        </w:rPr>
+        <w:t xml:space="preserve">c</w:t>
+      </w:r>
+      <w:r>
+        <w:rPr>
+          <w:rStyle w:val="NormalTok"/>
+        </w:rPr>
+        <w:t xml:space="preserve">(</w:t>
+      </w:r>
+      <w:r>
+        <w:rPr>
+          <w:rStyle w:val="DecValTok"/>
+        </w:rPr>
+        <w:t xml:space="preserve">2</w:t>
+      </w:r>
+      <w:r>
+        <w:rPr>
+          <w:rStyle w:val="NormalTok"/>
+        </w:rPr>
+        <w:t xml:space="preserve">, </w:t>
+      </w:r>
+      <w:r>
+        <w:rPr>
+          <w:rStyle w:val="DecValTok"/>
+        </w:rPr>
+        <w:t xml:space="preserve">5</w:t>
+      </w:r>
+      <w:r>
+        <w:rPr>
+          <w:rStyle w:val="NormalTok"/>
+        </w:rPr>
+        <w:t xml:space="preserve">, </w:t>
+      </w:r>
+      <w:r>
+        <w:rPr>
+          <w:rStyle w:val="DecValTok"/>
+        </w:rPr>
+        <w:t xml:space="preserve">3</w:t>
+      </w:r>
+      <w:r>
+        <w:rPr>
+          <w:rStyle w:val="NormalTok"/>
+        </w:rPr>
+        <w:t xml:space="preserve">, </w:t>
+      </w:r>
+      <w:r>
+        <w:rPr>
+          <w:rStyle w:val="DecValTok"/>
+        </w:rPr>
+        <w:t xml:space="preserve">1</w:t>
+      </w:r>
+      <w:r>
+        <w:rPr>
+          <w:rStyle w:val="NormalTok"/>
+        </w:rPr>
         <w:t xml:space="preserve">))</w:t>
       </w:r>
       <w:r>
@@ -60796,27 +61696,84 @@
       </w:r>
       <w:r>
         <w:rPr>
-          <w:rStyle w:val="DecValTok"/>
-        </w:rPr>
-        <w:t xml:space="preserve">2</w:t>
-      </w:r>
-      <w:r>
-        <w:rPr>
-          <w:rStyle w:val="SpecialCharTok"/>
-        </w:rPr>
-        <w:t xml:space="preserve">:</w:t>
-      </w:r>
-      <w:r>
-        <w:rPr>
-          <w:rStyle w:val="DecValTok"/>
-        </w:rPr>
-        <w:t xml:space="preserve">6</w:t>
+          <w:rStyle w:val="FunctionTok"/>
+        </w:rPr>
+        <w:t xml:space="preserve">c</w:t>
+      </w:r>
+      <w:r>
+        <w:rPr>
+          <w:rStyle w:val="NormalTok"/>
+        </w:rPr>
+        <w:t xml:space="preserve">(</w:t>
+      </w:r>
+      <w:r>
+        <w:rPr>
+          <w:rStyle w:val="StringTok"/>
+        </w:rPr>
+        <w:t xml:space="preserve">"navy"</w:t>
       </w:r>
       <w:r>
         <w:rPr>
           <w:rStyle w:val="NormalTok"/>
         </w:rPr>
         <w:t xml:space="preserve">, </w:t>
+      </w:r>
+      <w:r>
+        <w:rPr>
+          <w:rStyle w:val="StringTok"/>
+        </w:rPr>
+        <w:t xml:space="preserve">"blue"</w:t>
+      </w:r>
+      <w:r>
+        <w:rPr>
+          <w:rStyle w:val="NormalTok"/>
+        </w:rPr>
+        <w:t xml:space="preserve">, </w:t>
+      </w:r>
+      <w:r>
+        <w:rPr>
+          <w:rStyle w:val="StringTok"/>
+        </w:rPr>
+        <w:t xml:space="preserve">"darkturquoise"</w:t>
+      </w:r>
+      <w:r>
+        <w:rPr>
+          <w:rStyle w:val="NormalTok"/>
+        </w:rPr>
+        <w:t xml:space="preserve">, </w:t>
+      </w:r>
+      <w:r>
+        <w:rPr>
+          <w:rStyle w:val="StringTok"/>
+        </w:rPr>
+        <w:t xml:space="preserve">"red"</w:t>
+      </w:r>
+      <w:r>
+        <w:rPr>
+          <w:rStyle w:val="NormalTok"/>
+        </w:rPr>
+        <w:t xml:space="preserve">, </w:t>
+      </w:r>
+      <w:r>
+        <w:rPr>
+          <w:rStyle w:val="StringTok"/>
+        </w:rPr>
+        <w:t xml:space="preserve">"pink"</w:t>
+      </w:r>
+      <w:r>
+        <w:rPr>
+          <w:rStyle w:val="NormalTok"/>
+        </w:rPr>
+        <w:t xml:space="preserve">)</w:t>
+      </w:r>
+      <w:r>
+        <w:br/>
+      </w:r>
+      <w:r>
+        <w:rPr>
+          <w:rStyle w:val="NormalTok"/>
+        </w:rPr>
+        <w:t xml:space="preserve">        , </w:t>
       </w:r>
       <w:r>
         <w:rPr>
@@ -61185,6 +62142,93 @@
         <w:rPr>
           <w:rStyle w:val="FunctionTok"/>
         </w:rPr>
+        <w:t xml:space="preserve">par</w:t>
+      </w:r>
+      <w:r>
+        <w:rPr>
+          <w:rStyle w:val="NormalTok"/>
+        </w:rPr>
+        <w:t xml:space="preserve">(</w:t>
+      </w:r>
+      <w:r>
+        <w:rPr>
+          <w:rStyle w:val="AttributeTok"/>
+        </w:rPr>
+        <w:t xml:space="preserve">mar =</w:t>
+      </w:r>
+      <w:r>
+        <w:rPr>
+          <w:rStyle w:val="NormalTok"/>
+        </w:rPr>
+        <w:t xml:space="preserve"> </w:t>
+      </w:r>
+      <w:r>
+        <w:rPr>
+          <w:rStyle w:val="FunctionTok"/>
+        </w:rPr>
+        <w:t xml:space="preserve">c</w:t>
+      </w:r>
+      <w:r>
+        <w:rPr>
+          <w:rStyle w:val="NormalTok"/>
+        </w:rPr>
+        <w:t xml:space="preserve">(</w:t>
+      </w:r>
+      <w:r>
+        <w:rPr>
+          <w:rStyle w:val="DecValTok"/>
+        </w:rPr>
+        <w:t xml:space="preserve">2</w:t>
+      </w:r>
+      <w:r>
+        <w:rPr>
+          <w:rStyle w:val="NormalTok"/>
+        </w:rPr>
+        <w:t xml:space="preserve">, </w:t>
+      </w:r>
+      <w:r>
+        <w:rPr>
+          <w:rStyle w:val="DecValTok"/>
+        </w:rPr>
+        <w:t xml:space="preserve">4</w:t>
+      </w:r>
+      <w:r>
+        <w:rPr>
+          <w:rStyle w:val="NormalTok"/>
+        </w:rPr>
+        <w:t xml:space="preserve">, </w:t>
+      </w:r>
+      <w:r>
+        <w:rPr>
+          <w:rStyle w:val="DecValTok"/>
+        </w:rPr>
+        <w:t xml:space="preserve">3</w:t>
+      </w:r>
+      <w:r>
+        <w:rPr>
+          <w:rStyle w:val="NormalTok"/>
+        </w:rPr>
+        <w:t xml:space="preserve">, </w:t>
+      </w:r>
+      <w:r>
+        <w:rPr>
+          <w:rStyle w:val="DecValTok"/>
+        </w:rPr>
+        <w:t xml:space="preserve">1</w:t>
+      </w:r>
+      <w:r>
+        <w:rPr>
+          <w:rStyle w:val="NormalTok"/>
+        </w:rPr>
+        <w:t xml:space="preserve">))</w:t>
+      </w:r>
+      <w:r>
+        <w:br/>
+      </w:r>
+      <w:r>
+        <w:rPr>
+          <w:rStyle w:val="FunctionTok"/>
+        </w:rPr>
         <w:t xml:space="preserve">barplot</w:t>
       </w:r>
       <w:r>
@@ -61485,7 +62529,7 @@
         <w:rPr>
           <w:rStyle w:val="StringTok"/>
         </w:rPr>
-        <w:t xml:space="preserve">"proportion of catch)"</w:t>
+        <w:t xml:space="preserve">"proportion of catch"</w:t>
       </w:r>
       <w:r>
         <w:rPr>
@@ -61677,6 +62721,93 @@
         <w:rPr>
           <w:rStyle w:val="FunctionTok"/>
         </w:rPr>
+        <w:t xml:space="preserve">par</w:t>
+      </w:r>
+      <w:r>
+        <w:rPr>
+          <w:rStyle w:val="NormalTok"/>
+        </w:rPr>
+        <w:t xml:space="preserve">(</w:t>
+      </w:r>
+      <w:r>
+        <w:rPr>
+          <w:rStyle w:val="AttributeTok"/>
+        </w:rPr>
+        <w:t xml:space="preserve">mar =</w:t>
+      </w:r>
+      <w:r>
+        <w:rPr>
+          <w:rStyle w:val="NormalTok"/>
+        </w:rPr>
+        <w:t xml:space="preserve"> </w:t>
+      </w:r>
+      <w:r>
+        <w:rPr>
+          <w:rStyle w:val="FunctionTok"/>
+        </w:rPr>
+        <w:t xml:space="preserve">c</w:t>
+      </w:r>
+      <w:r>
+        <w:rPr>
+          <w:rStyle w:val="NormalTok"/>
+        </w:rPr>
+        <w:t xml:space="preserve">(</w:t>
+      </w:r>
+      <w:r>
+        <w:rPr>
+          <w:rStyle w:val="DecValTok"/>
+        </w:rPr>
+        <w:t xml:space="preserve">2</w:t>
+      </w:r>
+      <w:r>
+        <w:rPr>
+          <w:rStyle w:val="NormalTok"/>
+        </w:rPr>
+        <w:t xml:space="preserve">, </w:t>
+      </w:r>
+      <w:r>
+        <w:rPr>
+          <w:rStyle w:val="DecValTok"/>
+        </w:rPr>
+        <w:t xml:space="preserve">4</w:t>
+      </w:r>
+      <w:r>
+        <w:rPr>
+          <w:rStyle w:val="NormalTok"/>
+        </w:rPr>
+        <w:t xml:space="preserve">, </w:t>
+      </w:r>
+      <w:r>
+        <w:rPr>
+          <w:rStyle w:val="DecValTok"/>
+        </w:rPr>
+        <w:t xml:space="preserve">3</w:t>
+      </w:r>
+      <w:r>
+        <w:rPr>
+          <w:rStyle w:val="NormalTok"/>
+        </w:rPr>
+        <w:t xml:space="preserve">, </w:t>
+      </w:r>
+      <w:r>
+        <w:rPr>
+          <w:rStyle w:val="DecValTok"/>
+        </w:rPr>
+        <w:t xml:space="preserve">1</w:t>
+      </w:r>
+      <w:r>
+        <w:rPr>
+          <w:rStyle w:val="NormalTok"/>
+        </w:rPr>
+        <w:t xml:space="preserve">))</w:t>
+      </w:r>
+      <w:r>
+        <w:br/>
+      </w:r>
+      <w:r>
+        <w:rPr>
+          <w:rStyle w:val="FunctionTok"/>
+        </w:rPr>
         <w:t xml:space="preserve">matplot</w:t>
       </w:r>
       <w:r>
@@ -62038,9 +63169,21 @@
       </w:r>
       <w:r>
         <w:rPr>
-          <w:rStyle w:val="StringTok"/>
-        </w:rPr>
-        <w:t xml:space="preserve">"top"</w:t>
+          <w:rStyle w:val="DecValTok"/>
+        </w:rPr>
+        <w:t xml:space="preserve">2002</w:t>
+      </w:r>
+      <w:r>
+        <w:rPr>
+          <w:rStyle w:val="NormalTok"/>
+        </w:rPr>
+        <w:t xml:space="preserve">, </w:t>
+      </w:r>
+      <w:r>
+        <w:rPr>
+          <w:rStyle w:val="DecValTok"/>
+        </w:rPr>
+        <w:t xml:space="preserve">25</w:t>
       </w:r>
       <w:r>
         <w:rPr>
@@ -62451,7 +63594,7 @@
         <w:rPr>
           <w:rStyle w:val="StringTok"/>
         </w:rPr>
-        <w:t xml:space="preserve">"data/FINAL_files/complete_catch_dataset_09052025.csv"</w:t>
+        <w:t xml:space="preserve">"data/FINAL_files/complete_catch_dataset_09052025b.csv"</w:t>
       </w:r>
       <w:r>
         <w:rPr>

--- a/Analyses-to-support-the-Dolphinfish-Management-Strategy-Evaluation-in-the-U.S.-Atlantic.docx
+++ b/Analyses-to-support-the-Dolphinfish-Management-Strategy-Evaluation-in-the-U.S.-Atlantic.docx
@@ -546,7 +546,7 @@
         <w:rPr>
           <w:rStyle w:val="DecValTok"/>
         </w:rPr>
-        <w:t xml:space="preserve">140</w:t>
+        <w:t xml:space="preserve">130</w:t>
       </w:r>
       <w:r>
         <w:rPr>
@@ -564,7 +564,7 @@
         <w:rPr>
           <w:rStyle w:val="DecValTok"/>
         </w:rPr>
-        <w:t xml:space="preserve">60</w:t>
+        <w:t xml:space="preserve">63</w:t>
       </w:r>
       <w:r>
         <w:rPr>
@@ -600,7 +600,7 @@
         <w:rPr>
           <w:rStyle w:val="DecValTok"/>
         </w:rPr>
-        <w:t xml:space="preserve">20</w:t>
+        <w:t xml:space="preserve">22</w:t>
       </w:r>
       <w:r>
         <w:rPr>
@@ -4420,7 +4420,190 @@
         <w:rPr>
           <w:rStyle w:val="NormalTok"/>
         </w:rPr>
-        <w:t xml:space="preserve">)) </w:t>
+        <w:t xml:space="preserve">), </w:t>
+      </w:r>
+      <w:r>
+        <w:rPr>
+          <w:rStyle w:val="AttributeTok"/>
+        </w:rPr>
+        <w:t xml:space="preserve">col =</w:t>
+      </w:r>
+      <w:r>
+        <w:rPr>
+          <w:rStyle w:val="NormalTok"/>
+        </w:rPr>
+        <w:t xml:space="preserve"> </w:t>
+      </w:r>
+      <w:r>
+        <w:rPr>
+          <w:rStyle w:val="DecValTok"/>
+        </w:rPr>
+        <w:t xml:space="preserve">0</w:t>
+      </w:r>
+      <w:r>
+        <w:rPr>
+          <w:rStyle w:val="NormalTok"/>
+        </w:rPr>
+        <w:t xml:space="preserve">) </w:t>
+      </w:r>
+      <w:r>
+        <w:br/>
+      </w:r>
+      <w:r>
+        <w:rPr>
+          <w:rStyle w:val="FunctionTok"/>
+        </w:rPr>
+        <w:t xml:space="preserve">map</w:t>
+      </w:r>
+      <w:r>
+        <w:rPr>
+          <w:rStyle w:val="NormalTok"/>
+        </w:rPr>
+        <w:t xml:space="preserve">(</w:t>
+      </w:r>
+      <w:r>
+        <w:rPr>
+          <w:rStyle w:val="AttributeTok"/>
+        </w:rPr>
+        <w:t xml:space="preserve">database =</w:t>
+      </w:r>
+      <w:r>
+        <w:rPr>
+          <w:rStyle w:val="NormalTok"/>
+        </w:rPr>
+        <w:t xml:space="preserve"> </w:t>
+      </w:r>
+      <w:r>
+        <w:rPr>
+          <w:rStyle w:val="StringTok"/>
+        </w:rPr>
+        <w:t xml:space="preserve">"usa"</w:t>
+      </w:r>
+      <w:r>
+        <w:rPr>
+          <w:rStyle w:val="NormalTok"/>
+        </w:rPr>
+        <w:t xml:space="preserve">, </w:t>
+      </w:r>
+      <w:r>
+        <w:rPr>
+          <w:rStyle w:val="AttributeTok"/>
+        </w:rPr>
+        <w:t xml:space="preserve">xlim =</w:t>
+      </w:r>
+      <w:r>
+        <w:rPr>
+          <w:rStyle w:val="NormalTok"/>
+        </w:rPr>
+        <w:t xml:space="preserve"> </w:t>
+      </w:r>
+      <w:r>
+        <w:rPr>
+          <w:rStyle w:val="FunctionTok"/>
+        </w:rPr>
+        <w:t xml:space="preserve">c</w:t>
+      </w:r>
+      <w:r>
+        <w:rPr>
+          <w:rStyle w:val="NormalTok"/>
+        </w:rPr>
+        <w:t xml:space="preserve">(</w:t>
+      </w:r>
+      <w:r>
+        <w:rPr>
+          <w:rStyle w:val="SpecialCharTok"/>
+        </w:rPr>
+        <w:t xml:space="preserve">-</w:t>
+      </w:r>
+      <w:r>
+        <w:rPr>
+          <w:rStyle w:val="DecValTok"/>
+        </w:rPr>
+        <w:t xml:space="preserve">83</w:t>
+      </w:r>
+      <w:r>
+        <w:rPr>
+          <w:rStyle w:val="NormalTok"/>
+        </w:rPr>
+        <w:t xml:space="preserve">, </w:t>
+      </w:r>
+      <w:r>
+        <w:rPr>
+          <w:rStyle w:val="SpecialCharTok"/>
+        </w:rPr>
+        <w:t xml:space="preserve">-</w:t>
+      </w:r>
+      <w:r>
+        <w:rPr>
+          <w:rStyle w:val="DecValTok"/>
+        </w:rPr>
+        <w:t xml:space="preserve">60</w:t>
+      </w:r>
+      <w:r>
+        <w:rPr>
+          <w:rStyle w:val="NormalTok"/>
+        </w:rPr>
+        <w:t xml:space="preserve">), </w:t>
+      </w:r>
+      <w:r>
+        <w:rPr>
+          <w:rStyle w:val="AttributeTok"/>
+        </w:rPr>
+        <w:t xml:space="preserve">ylim =</w:t>
+      </w:r>
+      <w:r>
+        <w:rPr>
+          <w:rStyle w:val="NormalTok"/>
+        </w:rPr>
+        <w:t xml:space="preserve"> </w:t>
+      </w:r>
+      <w:r>
+        <w:rPr>
+          <w:rStyle w:val="FunctionTok"/>
+        </w:rPr>
+        <w:t xml:space="preserve">c</w:t>
+      </w:r>
+      <w:r>
+        <w:rPr>
+          <w:rStyle w:val="NormalTok"/>
+        </w:rPr>
+        <w:t xml:space="preserve">(</w:t>
+      </w:r>
+      <w:r>
+        <w:rPr>
+          <w:rStyle w:val="DecValTok"/>
+        </w:rPr>
+        <w:t xml:space="preserve">23</w:t>
+      </w:r>
+      <w:r>
+        <w:rPr>
+          <w:rStyle w:val="NormalTok"/>
+        </w:rPr>
+        <w:t xml:space="preserve">, </w:t>
+      </w:r>
+      <w:r>
+        <w:rPr>
+          <w:rStyle w:val="DecValTok"/>
+        </w:rPr>
+        <w:t xml:space="preserve">47</w:t>
+      </w:r>
+      <w:r>
+        <w:rPr>
+          <w:rStyle w:val="NormalTok"/>
+        </w:rPr>
+        <w:t xml:space="preserve">), </w:t>
+      </w:r>
+      <w:r>
+        <w:rPr>
+          <w:rStyle w:val="AttributeTok"/>
+        </w:rPr>
+        <w:t xml:space="preserve">add =</w:t>
+      </w:r>
+      <w:r>
+        <w:rPr>
+          <w:rStyle w:val="NormalTok"/>
+        </w:rPr>
+        <w:t xml:space="preserve"> T) </w:t>
       </w:r>
       <w:r>
         <w:br/>
@@ -4960,7 +5143,7 @@
         <w:pStyle w:val="FirstParagraph"/>
       </w:pPr>
       <w:r>
-        <w:t xml:space="preserve">Now we define the boundaries of the Caribbean region. Its northernmost boundary aligns with the EEZ along Florida’s coast up to 28.3 degrees N, at which point the boundary cuts southeast until it intersects with the 24N boundary just east of the Bahamas, approximating the Bahamas EEX. Its western boundary is -90 degrees W and its southern boundary is 8 degrees N (essentially the land boundary of the Caribbean Sea). Its eastern boundary is -71.1 degrees W.</w:t>
+        <w:t xml:space="preserve">Now we define the boundaries of the Caribbean region. Its northernmost boundary aligns with the EEZ along Florida’s coast up to 28.3 degrees N, at which point the boundary cuts southeast until it intersects with the 24N boundary just east of the Bahamas, approximating the Bahamas EEZ. Its western boundary is -90 degrees W and its southern boundary is 8 degrees N (essentially the land boundary of the Caribbean Sea). Its eastern boundary is -71.1 degrees W.</w:t>
       </w:r>
     </w:p>
     <w:p>
@@ -31175,7 +31358,73 @@
         <w:pStyle w:val="BodyText"/>
       </w:pPr>
       <w:r>
-        <w:t xml:space="preserve">The steps are as follows: 1. Read in the pelagic longline data which contains set level entries including location of fishing, target species, gear used, other details of the fishing trip and number of dolphin caught, discarded alive, discarded dead, and the total pounds of dolphin kept. 2. Format the longitude and latitude of the sets into decimal degrees, and find the points that fall within each of the seven polygons representing the areas of the operating model. Check that subsetting was done correctly and add and area identifier. 3. Look at the characteristics of the dolphin catch and calculate the discard rates by trip. Dead discarding rate is found to be 1.4% on average and total discard rate is 2.9% on average. 4. Standardize date formatting and add identifier for season (quarter). Specify a new year variable to allow December to be grouped with January and February. 5. Summarize the total dolphin catch (in pounds) by year, quarter, and area. 6. Convert the total pounds by year-quarter and area to proportions such that each year-quarter combination has four seasonal proportions summing to 1. Save the matrix of proportions for later analysis.</w:t>
+        <w:t xml:space="preserve">The steps are as follows:</w:t>
+      </w:r>
+    </w:p>
+    <w:p>
+      <w:pPr>
+        <w:numPr>
+          <w:ilvl w:val="0"/>
+          <w:numId w:val="1002"/>
+        </w:numPr>
+      </w:pPr>
+      <w:r>
+        <w:t xml:space="preserve">Read in the pelagic longline data which contains set level entries including location of fishing, target species, gear used, other details of the fishing trip and number of dolphin caught, discarded alive, discarded dead, and the total pounds of dolphin kept.</w:t>
+      </w:r>
+    </w:p>
+    <w:p>
+      <w:pPr>
+        <w:numPr>
+          <w:ilvl w:val="0"/>
+          <w:numId w:val="1002"/>
+        </w:numPr>
+      </w:pPr>
+      <w:r>
+        <w:t xml:space="preserve">Format the longitude and latitude of the sets into decimal degrees, and find the points that fall within each of the seven polygons representing the areas of the operating model. Check that subsetting was done correctly and add and area identifier.</w:t>
+      </w:r>
+    </w:p>
+    <w:p>
+      <w:pPr>
+        <w:numPr>
+          <w:ilvl w:val="0"/>
+          <w:numId w:val="1002"/>
+        </w:numPr>
+      </w:pPr>
+      <w:r>
+        <w:t xml:space="preserve">Look at the characteristics of the dolphin catch and calculate the discard rates by trip. Dead discarding rate is found to be 1.4% on average and total discard rate is 2.9% on average.</w:t>
+      </w:r>
+    </w:p>
+    <w:p>
+      <w:pPr>
+        <w:numPr>
+          <w:ilvl w:val="0"/>
+          <w:numId w:val="1002"/>
+        </w:numPr>
+      </w:pPr>
+      <w:r>
+        <w:t xml:space="preserve">Standardize date formatting and add identifier for season (quarter). Specify a new year variable to allow December to be grouped with January and February.</w:t>
+      </w:r>
+    </w:p>
+    <w:p>
+      <w:pPr>
+        <w:numPr>
+          <w:ilvl w:val="0"/>
+          <w:numId w:val="1002"/>
+        </w:numPr>
+      </w:pPr>
+      <w:r>
+        <w:t xml:space="preserve">Summarize the total dolphin catch (in pounds) by year, quarter, and area.</w:t>
+      </w:r>
+    </w:p>
+    <w:p>
+      <w:pPr>
+        <w:numPr>
+          <w:ilvl w:val="0"/>
+          <w:numId w:val="1002"/>
+        </w:numPr>
+      </w:pPr>
+      <w:r>
+        <w:t xml:space="preserve">Convert the total pounds by year-quarter and area to proportions such that each year-quarter combination has four seasonal proportions summing to one. Save the matrix of proportions for later analysis.</w:t>
       </w:r>
     </w:p>
     <w:p>
@@ -31256,7 +31505,84 @@
         <w:pStyle w:val="BodyText"/>
       </w:pPr>
       <w:r>
-        <w:t xml:space="preserve">The steps are as follows: 1. Read in the trip ticket data file, which contains commercial dolphinfish landings for the Atlantic coast from 1986-2023, including all landings by year even if the gear type or area is unknown. The dataset specifies the year and month of landing, an area of fishing, gear, and the state where landed. Pounds are in units of whole weight. 2. Read in operating model regions and classify the list of logbook areas into those seven regions. Assign each reported area to an operating model region accordingly. 3. Standardize date formatting and add identifier for season (quarter). Specify a new year variable to allow December to be grouped with January and February. 4. Summarize the landings by year-quarter, gear (PLL gear vs. other gears) and region. 5. For most combinations of year-quarter, region and gear, there are substantial landings for which the area of fishing is unknown and therefore the region cannot be defined. We assume that those landings follow the same distribution with regard to region as the other landings for that year-quarter and gear combination. For each year-quarter/gear combination, we calculate the proportion of catch that occurs in each of the seven regions. The total landings of unknown regions are multiplied by those proportions and then added to the landings from known regions. In cases where none of the areas are known for that year-quarter/gear combination, proportions from the quarter immediately previous to that quarter are used. Sum the landings by gear type to get the total landings for each year-quarter and region. 6. Reformat the data according to the specifications needed for input to the operating model (columns specifying the year, quarter, fleet, area and total catch). 7. Sum landings by year from the original data file and the final outputs to ensure that data were processed correctly and no catch is missing.</w:t>
+        <w:t xml:space="preserve">The steps are as follows:</w:t>
+      </w:r>
+    </w:p>
+    <w:p>
+      <w:pPr>
+        <w:numPr>
+          <w:ilvl w:val="0"/>
+          <w:numId w:val="1003"/>
+        </w:numPr>
+      </w:pPr>
+      <w:r>
+        <w:t xml:space="preserve">Read in the trip ticket data file, which contains commercial dolphinfish landings for the Atlantic coast from 1986-2023, including all landings by year even if the gear type or area is unknown. The dataset specifies the year and month of landing, an area of fishing, gear, and the state where landed. Pounds are in units of whole weight.</w:t>
+      </w:r>
+    </w:p>
+    <w:p>
+      <w:pPr>
+        <w:numPr>
+          <w:ilvl w:val="0"/>
+          <w:numId w:val="1003"/>
+        </w:numPr>
+      </w:pPr>
+      <w:r>
+        <w:t xml:space="preserve">Read in operating model regions and classify the list of logbook areas into those seven regions. Assign each reported area to an operating model region accordingly.</w:t>
+      </w:r>
+    </w:p>
+    <w:p>
+      <w:pPr>
+        <w:numPr>
+          <w:ilvl w:val="0"/>
+          <w:numId w:val="1003"/>
+        </w:numPr>
+      </w:pPr>
+      <w:r>
+        <w:t xml:space="preserve">Standardize date formatting and add identifier for season (quarter). Specify a new year variable to allow December to be grouped with January and February.</w:t>
+      </w:r>
+    </w:p>
+    <w:p>
+      <w:pPr>
+        <w:numPr>
+          <w:ilvl w:val="0"/>
+          <w:numId w:val="1003"/>
+        </w:numPr>
+      </w:pPr>
+      <w:r>
+        <w:t xml:space="preserve">Summarize the landings by year-quarter, gear (PLL gear vs. other gears) and region.</w:t>
+      </w:r>
+    </w:p>
+    <w:p>
+      <w:pPr>
+        <w:numPr>
+          <w:ilvl w:val="0"/>
+          <w:numId w:val="1003"/>
+        </w:numPr>
+      </w:pPr>
+      <w:r>
+        <w:t xml:space="preserve">For most combinations of year-quarter, region and gear, there are substantial landings for which the area of fishing is unknown and therefore the region cannot be defined. We assume that those landings follow the same distribution with regard to region as the other landings for that year-quarter and gear combination. For each year-quarter/gear combination, we calculate the proportion of catch that occurs in each of the seven regions. The total landings of unknown regions are multiplied by those proportions and then added to the landings from known regions. In cases where none of the areas are known for that year-quarter/gear combination, proportions from the quarter immediately previous to that quarter are used. Sum the landings by gear type to get the total landings for each year-quarter and region.</w:t>
+      </w:r>
+    </w:p>
+    <w:p>
+      <w:pPr>
+        <w:numPr>
+          <w:ilvl w:val="0"/>
+          <w:numId w:val="1003"/>
+        </w:numPr>
+      </w:pPr>
+      <w:r>
+        <w:t xml:space="preserve">Reformat the data according to the specifications needed for input to the operating model (columns specifying the year, quarter, fleet, area and total catch).</w:t>
+      </w:r>
+    </w:p>
+    <w:p>
+      <w:pPr>
+        <w:numPr>
+          <w:ilvl w:val="0"/>
+          <w:numId w:val="1003"/>
+        </w:numPr>
+      </w:pPr>
+      <w:r>
+        <w:t xml:space="preserve">Sum landings by year from the original data file and the final outputs to ensure that data were processed correctly and no catch is missing.</w:t>
       </w:r>
     </w:p>
     <w:p>
@@ -62558,6 +62884,91 @@
       </w:rPr>
     </w:lvl>
   </w:abstractNum>
+  <w:abstractNum w:abstractNumId="99411">
+    <w:nsid w:val="00A99411"/>
+    <w:multiLevelType w:val="multilevel"/>
+    <w:lvl w:ilvl="0">
+      <w:start w:val="1"/>
+      <w:numFmt w:val="decimal"/>
+      <w:lvlText w:val="%1."/>
+      <w:lvlJc w:val="left"/>
+      <w:pPr>
+        <w:ind w:left="720" w:hanging="360"/>
+      </w:pPr>
+    </w:lvl>
+    <w:lvl w:ilvl="1">
+      <w:start w:val="1"/>
+      <w:numFmt w:val="decimal"/>
+      <w:lvlText w:val="%2."/>
+      <w:lvlJc w:val="left"/>
+      <w:pPr>
+        <w:ind w:left="1440" w:hanging="360"/>
+      </w:pPr>
+    </w:lvl>
+    <w:lvl w:ilvl="2">
+      <w:start w:val="1"/>
+      <w:numFmt w:val="decimal"/>
+      <w:lvlText w:val="%3."/>
+      <w:lvlJc w:val="left"/>
+      <w:pPr>
+        <w:ind w:left="2160" w:hanging="360"/>
+      </w:pPr>
+    </w:lvl>
+    <w:lvl w:ilvl="3">
+      <w:start w:val="1"/>
+      <w:numFmt w:val="decimal"/>
+      <w:lvlText w:val="%4."/>
+      <w:lvlJc w:val="left"/>
+      <w:pPr>
+        <w:ind w:left="2880" w:hanging="360"/>
+      </w:pPr>
+    </w:lvl>
+    <w:lvl w:ilvl="4">
+      <w:start w:val="1"/>
+      <w:numFmt w:val="decimal"/>
+      <w:lvlText w:val="%5."/>
+      <w:lvlJc w:val="left"/>
+      <w:pPr>
+        <w:ind w:left="3600" w:hanging="360"/>
+      </w:pPr>
+    </w:lvl>
+    <w:lvl w:ilvl="5">
+      <w:start w:val="1"/>
+      <w:numFmt w:val="decimal"/>
+      <w:lvlText w:val="%6."/>
+      <w:lvlJc w:val="left"/>
+      <w:pPr>
+        <w:ind w:left="4320" w:hanging="360"/>
+      </w:pPr>
+    </w:lvl>
+    <w:lvl w:ilvl="6">
+      <w:start w:val="1"/>
+      <w:numFmt w:val="decimal"/>
+      <w:lvlText w:val="%7."/>
+      <w:lvlJc w:val="left"/>
+      <w:pPr>
+        <w:ind w:left="5040" w:hanging="360"/>
+      </w:pPr>
+    </w:lvl>
+    <w:lvl w:ilvl="7">
+      <w:start w:val="1"/>
+      <w:numFmt w:val="decimal"/>
+      <w:lvlText w:val="%8."/>
+      <w:lvlJc w:val="left"/>
+      <w:pPr>
+        <w:ind w:left="5760" w:hanging="360"/>
+      </w:pPr>
+    </w:lvl>
+    <w:lvl w:ilvl="8">
+      <w:start w:val="1"/>
+      <w:numFmt w:val="decimal"/>
+      <w:lvlText w:val="%9."/>
+      <w:lvlJc w:val="left"/>
+      <w:pPr>
+        <w:ind w:left="6480" w:hanging="360"/>
+      </w:pPr>
+    </w:lvl>
+  </w:abstractNum>
   <w:num w:numId="1">
     <w:abstractNumId w:val="11"/>
   </w:num>
@@ -62647,6 +63058,66 @@
   </w:num>
   <w:num w:numId="1001">
     <w:abstractNumId w:val="991"/>
+  </w:num>
+  <w:num w:numId="1002">
+    <w:abstractNumId w:val="99411"/>
+    <w:lvlOverride w:ilvl="0">
+      <w:startOverride w:val="1"/>
+    </w:lvlOverride>
+    <w:lvlOverride w:ilvl="1">
+      <w:startOverride w:val="1"/>
+    </w:lvlOverride>
+    <w:lvlOverride w:ilvl="2">
+      <w:startOverride w:val="1"/>
+    </w:lvlOverride>
+    <w:lvlOverride w:ilvl="3">
+      <w:startOverride w:val="1"/>
+    </w:lvlOverride>
+    <w:lvlOverride w:ilvl="4">
+      <w:startOverride w:val="1"/>
+    </w:lvlOverride>
+    <w:lvlOverride w:ilvl="5">
+      <w:startOverride w:val="1"/>
+    </w:lvlOverride>
+    <w:lvlOverride w:ilvl="6">
+      <w:startOverride w:val="1"/>
+    </w:lvlOverride>
+    <w:lvlOverride w:ilvl="7">
+      <w:startOverride w:val="1"/>
+    </w:lvlOverride>
+    <w:lvlOverride w:ilvl="8">
+      <w:startOverride w:val="1"/>
+    </w:lvlOverride>
+  </w:num>
+  <w:num w:numId="1003">
+    <w:abstractNumId w:val="99411"/>
+    <w:lvlOverride w:ilvl="0">
+      <w:startOverride w:val="1"/>
+    </w:lvlOverride>
+    <w:lvlOverride w:ilvl="1">
+      <w:startOverride w:val="1"/>
+    </w:lvlOverride>
+    <w:lvlOverride w:ilvl="2">
+      <w:startOverride w:val="1"/>
+    </w:lvlOverride>
+    <w:lvlOverride w:ilvl="3">
+      <w:startOverride w:val="1"/>
+    </w:lvlOverride>
+    <w:lvlOverride w:ilvl="4">
+      <w:startOverride w:val="1"/>
+    </w:lvlOverride>
+    <w:lvlOverride w:ilvl="5">
+      <w:startOverride w:val="1"/>
+    </w:lvlOverride>
+    <w:lvlOverride w:ilvl="6">
+      <w:startOverride w:val="1"/>
+    </w:lvlOverride>
+    <w:lvlOverride w:ilvl="7">
+      <w:startOverride w:val="1"/>
+    </w:lvlOverride>
+    <w:lvlOverride w:ilvl="8">
+      <w:startOverride w:val="1"/>
+    </w:lvlOverride>
   </w:num>
 </w:numbering>
 </file>

--- a/Analyses-to-support-the-Dolphinfish-Management-Strategy-Evaluation-in-the-U.S.-Atlantic.docx
+++ b/Analyses-to-support-the-Dolphinfish-Management-Strategy-Evaluation-in-the-U.S.-Atlantic.docx
@@ -15402,13 +15402,13 @@
     </w:p>
     <w:bookmarkEnd w:id="86"/>
     <w:bookmarkEnd w:id="87"/>
-    <w:bookmarkStart w:id="105" w:name="X1d03ace24d885f543a38980c52a53557c3478ed"/>
+    <w:bookmarkStart w:id="105" w:name="noaa-fisheries-recreational-catch-data"/>
     <w:p>
       <w:pPr>
         <w:pStyle w:val="Heading1"/>
       </w:pPr>
       <w:r>
-        <w:t xml:space="preserve">9. NOAA Fisheries recreational landings data</w:t>
+        <w:t xml:space="preserve">9. NOAA Fisheries recreational catch data</w:t>
       </w:r>
     </w:p>
     <w:p>
@@ -15416,7 +15416,7 @@
         <w:pStyle w:val="FirstParagraph"/>
       </w:pPr>
       <w:r>
-        <w:t xml:space="preserve">Here we will partition recreational landings data from NOAA Fisheries’ Marine Recreational Information Program (MRIP), a standardized, peer-reviewed suite of recreational fishing surveys used to produce catch and effort estimates for quota monitoring and stock assessment in the United States. MRIP is a standardized survey suite that employs a complex statistical sampling design stratified across time, regions of the coast, and different fishing modes, which allows the intercept data to be scaled up by effort estimates to calculate total landings.</w:t>
+        <w:t xml:space="preserve">Here we will partition recreational catch data from NOAA Fisheries’ Marine Recreational Information Program (MRIP), a standardized, peer-reviewed suite of recreational fishing surveys used to produce catch and effort estimates for quota monitoring and stock assessment in the United States. MRIP is a standardized survey suite that employs a complex statistical sampling design stratified across time, regions of the coast, and different fishing modes, which allows the intercept data to be scaled up by effort estimates to calculate total catches.</w:t>
       </w:r>
     </w:p>
     <w:bookmarkStart w:id="88" w:name="data-access-and-upload"/>
@@ -15433,7 +15433,7 @@
         <w:pStyle w:val="FirstParagraph"/>
       </w:pPr>
       <w:r>
-        <w:t xml:space="preserve">Data are downloaded directly from the Miami server using the files provided to SERO for ACL monitoring. The current location is: M://SFD/SECM-SFD/ACL/2025_Jun23_MRIP_MRFSS/. The landings are in FES MRIP and the units are in pounds whole weight.</w:t>
+        <w:t xml:space="preserve">Data are downloaded directly from the Miami server using the files provided to SERO for ACL monitoring. The current location is: M://SFD/SECM-SFD/ACL/2025_Jun23_MRIP_MRFSS/. The catches are in FES MRIP and the units are in pounds whole weight.</w:t>
       </w:r>
     </w:p>
     <w:p>
@@ -16783,13 +16783,13 @@
       </w:r>
     </w:p>
     <w:bookmarkEnd w:id="88"/>
-    <w:bookmarkStart w:id="92" w:name="Xc50f435818787935e12d43435ccf58903489eec"/>
+    <w:bookmarkStart w:id="92" w:name="X31a727f96a6cee67fdc476eb38c21b0bd538f1f"/>
     <w:p>
       <w:pPr>
         <w:pStyle w:val="Heading2"/>
       </w:pPr>
       <w:r>
-        <w:t xml:space="preserve">9.2 Separate Gulf and Atlantic recreational landings</w:t>
+        <w:t xml:space="preserve">9.2 Separate Gulf and Atlantic recreational catches</w:t>
       </w:r>
     </w:p>
     <w:p>
@@ -16797,7 +16797,7 @@
         <w:pStyle w:val="FirstParagraph"/>
       </w:pPr>
       <w:r>
-        <w:t xml:space="preserve">Now we filter the data set to separate out the Gulf versus Atlantic landings.</w:t>
+        <w:t xml:space="preserve">Now we filter the data set to separate out the Gulf versus Atlantic catches.</w:t>
       </w:r>
     </w:p>
     <w:p>
@@ -17965,7 +17965,7 @@
         <w:pStyle w:val="FirstParagraph"/>
       </w:pPr>
       <w:r>
-        <w:t xml:space="preserve">Now we can summarize the total dolphin landings in weight for the U.S. Atlantic, and compare to previous values sent for quota monitoring. We see that the values are almost identical.</w:t>
+        <w:t xml:space="preserve">Now we can summarize the total dolphin catches in weight for the U.S. Atlantic, and compare to previous values sent for quota monitoring. We see that the values are almost identical.</w:t>
       </w:r>
     </w:p>
     <w:p>
@@ -31350,7 +31350,7 @@
         <w:pStyle w:val="FirstParagraph"/>
       </w:pPr>
       <w:r>
-        <w:t xml:space="preserve">We first use the pelagic longline logbook data to understand how the fleet operates in the high seas on a seasonal basis. These numbers are used later to estimate the seasonality of the international landings, because those are only reported on an annual basis but quarterly values are needed.</w:t>
+        <w:t xml:space="preserve">We first use the pelagic longline logbook data to understand how the fleet operates in the high seas on a seasonal basis. These numbers are used later to estimate the seasonality of the international catches, because those are only reported on an annual basis but quarterly values are needed.</w:t>
       </w:r>
     </w:p>
     <w:p>
@@ -31642,13 +31642,13 @@
     </w:p>
     <w:bookmarkEnd w:id="113"/>
     <w:bookmarkEnd w:id="114"/>
-    <w:bookmarkStart w:id="130" w:name="Xbb15406d0b5141245007a019022245020a78eb6"/>
+    <w:bookmarkStart w:id="130" w:name="Xd0b845e4dcfcb1258235c757fff382e35b70ddb"/>
     <w:p>
       <w:pPr>
         <w:pStyle w:val="Heading1"/>
       </w:pPr>
       <w:r>
-        <w:t xml:space="preserve">11. Analysis of international landings in the high seas</w:t>
+        <w:t xml:space="preserve">11. Analysis of international catches in the high seas</w:t>
       </w:r>
     </w:p>
     <w:p>
@@ -31656,7 +31656,7 @@
         <w:pStyle w:val="FirstParagraph"/>
       </w:pPr>
       <w:r>
-        <w:t xml:space="preserve">Here we will explore commercial and recreational landings data as estimated by the</w:t>
+        <w:t xml:space="preserve">Here we will explore commercial and recreational catch data as estimated by the</w:t>
       </w:r>
       <w:r>
         <w:t xml:space="preserve"> </w:t>
@@ -31670,7 +31670,7 @@
         </w:r>
       </w:hyperlink>
       <w:r>
-        <w:t xml:space="preserve">. This data set includes reported data for fisheries worldwide as well as reconstructed estimates for unreported landings. For each country, project scientists assemble available data on landings and use additional sociological and fishing data plus expert information and opinion, to produce their best estimates of total landings from all fishing sectors and for all species globally.</w:t>
+        <w:t xml:space="preserve">. This data set includes reported data for fisheries worldwide as well as reconstructed estimates for unreported catches. For each country, project scientists assemble available data on catch and use additional sociological and fishing data plus expert information and opinion, to produce their best estimates of total catch from all fishing sectors and for all species globally.</w:t>
       </w:r>
     </w:p>
     <w:bookmarkStart w:id="117" w:name="data-access-and-upload-1"/>
@@ -31713,13 +31713,13 @@
       </w:r>
     </w:p>
     <w:bookmarkEnd w:id="117"/>
-    <w:bookmarkStart w:id="121" w:name="read-in-the-high-seas-landings"/>
+    <w:bookmarkStart w:id="121" w:name="read-in-the-high-seas-catches"/>
     <w:p>
       <w:pPr>
         <w:pStyle w:val="Heading2"/>
       </w:pPr>
       <w:r>
-        <w:t xml:space="preserve">11.2 Read in the high seas landings</w:t>
+        <w:t xml:space="preserve">11.2 Read in the high seas catches</w:t>
       </w:r>
     </w:p>
     <w:p>
@@ -31727,7 +31727,7 @@
         <w:pStyle w:val="FirstParagraph"/>
       </w:pPr>
       <w:r>
-        <w:t xml:space="preserve">First we read in the high seas landings for the Western Central Atlantic and Northwest Atlantic zones. These are equivalent to FAO areas 21 and 31.</w:t>
+        <w:t xml:space="preserve">First we read in the high seas catches for the Western Central Atlantic and Northwest Atlantic zones. These are equivalent to FAO areas 21 and 31.</w:t>
       </w:r>
     </w:p>
     <w:p>
@@ -32259,7 +32259,7 @@
         <w:pStyle w:val="FirstParagraph"/>
       </w:pPr>
       <w:r>
-        <w:t xml:space="preserve">We extract the data for dolphinfish and look at the characteristics of the landings. Most of the landings are in the Western Central Atlantic, and the primary fishing entities are Venezuela and Saint Lucia. The fishing sector is all industrial, and the vast majority of the catch is reported landings, with only a tiny fraction of discards or unreported landings listed in the database. The gear type is primarily long line.</w:t>
+        <w:t xml:space="preserve">We extract the data for dolphinfish and look at the characteristics of the catches. Most of the catches are in the Western Central Atlantic, and the primary fishing entities are Venezuela and Saint Lucia. The fishing sector is all industrial, and the vast majority of the catch is reported landings, with only a tiny fraction of discards or unreported landings listed in the database. The gear type is primarily long line.</w:t>
       </w:r>
     </w:p>
     <w:p>
@@ -34824,13 +34824,13 @@
       </w:r>
     </w:p>
     <w:bookmarkEnd w:id="121"/>
-    <w:bookmarkStart w:id="125" w:name="summarize-the-high-seas-landings"/>
+    <w:bookmarkStart w:id="125" w:name="summarize-the-high-seas-catches"/>
     <w:p>
       <w:pPr>
         <w:pStyle w:val="Heading2"/>
       </w:pPr>
       <w:r>
-        <w:t xml:space="preserve">11.3 Summarize the high seas landings</w:t>
+        <w:t xml:space="preserve">11.3 Summarize the high seas catches</w:t>
       </w:r>
     </w:p>
     <w:p>
@@ -35669,7 +35669,7 @@
         <w:pStyle w:val="BodyText"/>
       </w:pPr>
       <w:r>
-        <w:t xml:space="preserve">Finally we output the subset of high seas dolphin catch for the two areas. Because we have already accounted for the USA landings in our national reporting and are aiming to only summarize international landings here, we filter out the USA landings from the Sea Around Us database.</w:t>
+        <w:t xml:space="preserve">Finally we output the subset of high seas dolphin catch for the two areas. Because we have already accounted for the USA catches in our national reporting and are aiming to only summarize international catches here, we filter out the USA catches from the Sea Around Us database.</w:t>
       </w:r>
     </w:p>
     <w:p>
@@ -36420,13 +36420,13 @@
       </w:r>
     </w:p>
     <w:bookmarkEnd w:id="125"/>
-    <w:bookmarkStart w:id="129" w:name="Xa977614b3c24377886a9f5267ee6e906f747b18"/>
+    <w:bookmarkStart w:id="129" w:name="X8599d78c1e72db1f4d24eedc7b710749f362d4a"/>
     <w:p>
       <w:pPr>
         <w:pStyle w:val="Heading2"/>
       </w:pPr>
       <w:r>
-        <w:t xml:space="preserve">11.4 Distribute the high seas landings across quarters of the year</w:t>
+        <w:t xml:space="preserve">11.4 Distribute the high seas catches across quarters of the year</w:t>
       </w:r>
     </w:p>
     <w:p>
@@ -36434,7 +36434,7 @@
         <w:pStyle w:val="FirstParagraph"/>
       </w:pPr>
       <w:r>
-        <w:t xml:space="preserve">The international landings are only reported as annual catches and do not have any month or season associated with them. However, the MSE operating model requires seasonal catches. The majority of the international landings are caught by longline, so we will assume that the fleet distribution of the U.S. pelagic longline is representative of the seasonality of the international high seas fleets. Now we parse the annual catches according to the seasonality of the U.S. fleet.</w:t>
+        <w:t xml:space="preserve">The international catches are only reported as annual catches and do not have any month or season associated with them. However, the MSE operating model requires seasonal catches. The majority of the international catches are caught by longline, so we will assume that the fleet distribution of the U.S. pelagic longline is representative of the seasonality of the international high seas fleets. Now we parse the annual catches according to the seasonality of the U.S. fleet.</w:t>
       </w:r>
     </w:p>
     <w:p>
@@ -38274,13 +38274,13 @@
     </w:p>
     <w:bookmarkEnd w:id="129"/>
     <w:bookmarkEnd w:id="130"/>
-    <w:bookmarkStart w:id="166" w:name="X6864970d2423987a72251d1a181da7a2144ecd2"/>
+    <w:bookmarkStart w:id="166" w:name="X22894ae36b77d4b708e65cbe2e86c5924bd53b9"/>
     <w:p>
       <w:pPr>
         <w:pStyle w:val="Heading1"/>
       </w:pPr>
       <w:r>
-        <w:t xml:space="preserve">12. Analysis of international landings in territorial waters</w:t>
+        <w:t xml:space="preserve">12. Analysis of international catches in territorial waters</w:t>
       </w:r>
     </w:p>
     <w:bookmarkStart w:id="132" w:name="data-access-and-upload-2"/>
@@ -38342,13 +38342,13 @@
       </w:r>
     </w:p>
     <w:bookmarkEnd w:id="132"/>
-    <w:bookmarkStart w:id="136" w:name="Xd755659f54180efa27dfda95c4ac27434db147d"/>
+    <w:bookmarkStart w:id="136" w:name="X77a6db90e2a4c0fb9f2c6070c3d30819563444b"/>
     <w:p>
       <w:pPr>
         <w:pStyle w:val="Heading2"/>
       </w:pPr>
       <w:r>
-        <w:t xml:space="preserve">12.2 Read in the landings within excluzive economic zones (EEZs)</w:t>
+        <w:t xml:space="preserve">12.2 Read in the catches within excluzive economic zones (EEZs)</w:t>
       </w:r>
     </w:p>
     <w:p>
@@ -38356,7 +38356,7 @@
         <w:pStyle w:val="FirstParagraph"/>
       </w:pPr>
       <w:r>
-        <w:t xml:space="preserve">Now we read in the landings reported by each country or jurisdiction’s respective EEZ. Because we have extracted dolphin landings for EEZs worldwide, we need to separate out the landings for the Atlantic Ocean basin.</w:t>
+        <w:t xml:space="preserve">Now we read in the catches reported by each country or jurisdiction’s respective EEZ. Because we have extracted dolphin catches for EEZs worldwide, we need to separate out the catches for the Atlantic Ocean basin.</w:t>
       </w:r>
     </w:p>
     <w:p>
@@ -38907,7 +38907,7 @@
         <w:pStyle w:val="FirstParagraph"/>
       </w:pPr>
       <w:r>
-        <w:t xml:space="preserve">We look at the characteristics of the landings within EEZs. These are largely industrial and artisanal in nature. Landings are the majority of the catch but discards are also present. There are more unreported landings than reported landings and a variety of gear types are used.</w:t>
+        <w:t xml:space="preserve">We look at the characteristics of the catches within EEZs. These are largely industrial and artisanal in nature. Landings are the majority of the catch but discards are also present. There are more unreported landings than reported landings and a variety of gear types are used.</w:t>
       </w:r>
     </w:p>
     <w:p>
@@ -39011,7 +39011,7 @@
         <w:rPr>
           <w:rStyle w:val="DecValTok"/>
         </w:rPr>
-        <w:t xml:space="preserve">12</w:t>
+        <w:t xml:space="preserve">20</w:t>
       </w:r>
       <w:r>
         <w:rPr>
@@ -39105,9 +39105,9 @@
       </w:r>
       <w:r>
         <w:rPr>
-          <w:rStyle w:val="DecValTok"/>
-        </w:rPr>
-        <w:t xml:space="preserve">5</w:t>
+          <w:rStyle w:val="FloatTok"/>
+        </w:rPr>
+        <w:t xml:space="preserve">5.5</w:t>
       </w:r>
       <w:r>
         <w:rPr>
@@ -39807,7 +39807,7 @@
       <w:r>
         <w:drawing>
           <wp:inline>
-            <wp:extent cx="5943600" cy="2641600"/>
+            <wp:extent cx="5943600" cy="4622800"/>
             <wp:effectExtent b="0" l="0" r="0" t="0"/>
             <wp:docPr descr="" title="" id="134" name="Picture"/>
             <a:graphic>
@@ -39828,7 +39828,7 @@
                   <pic:spPr bwMode="auto">
                     <a:xfrm>
                       <a:off x="0" y="0"/>
-                      <a:ext cx="5943600" cy="2641600"/>
+                      <a:ext cx="5943600" cy="4622800"/>
                     </a:xfrm>
                     <a:prstGeom prst="rect">
                       <a:avLst/>
@@ -45940,7 +45940,7 @@
         <w:rPr>
           <w:rStyle w:val="CommentTok"/>
         </w:rPr>
-        <w:t xml:space="preserve"># eight countries are responsible for vast majority of catch with total landings across all years exceeding 20M pounds</w:t>
+        <w:t xml:space="preserve"># eight countries are responsible for vast majority of catch with total catches across all years exceeding 20M pounds</w:t>
       </w:r>
       <w:r>
         <w:br/>
@@ -53720,7 +53720,7 @@
         <w:pStyle w:val="FirstParagraph"/>
       </w:pPr>
       <w:r>
-        <w:t xml:space="preserve">The international landings are only reported as annual catches and do not have any month or season associated with them. However, the MSE operating model requires seasonal catches. Lacking other information on the seasonality of these fleets, we will assume that the fleet distribution of the U.S. pelagic longline is representative of the seasonality of the jurisdictional fleets. Now we parse the annual catches according to the seasonality of the U.S. fleet.</w:t>
+        <w:t xml:space="preserve">The international catches are only reported as annual catches and do not have any month or season associated with them. However, the MSE operating model requires seasonal catches. Lacking other information on the seasonality of these fleets, we will assume that the fleet distribution of the U.S. pelagic longline is representative of the seasonality of the jurisdictional fleets. Now we parse the annual catches according to the seasonality of the U.S. fleet.</w:t>
       </w:r>
     </w:p>
     <w:p>
@@ -58080,6 +58080,83 @@
       </w:pPr>
       <w:r>
         <w:rPr>
+          <w:rStyle w:val="FunctionTok"/>
+        </w:rPr>
+        <w:t xml:space="preserve">apply</w:t>
+      </w:r>
+      <w:r>
+        <w:rPr>
+          <w:rStyle w:val="NormalTok"/>
+        </w:rPr>
+        <w:t xml:space="preserve">(intc[</w:t>
+      </w:r>
+      <w:r>
+        <w:rPr>
+          <w:rStyle w:val="DecValTok"/>
+        </w:rPr>
+        <w:t xml:space="preserve">1</w:t>
+      </w:r>
+      <w:r>
+        <w:rPr>
+          <w:rStyle w:val="SpecialCharTok"/>
+        </w:rPr>
+        <w:t xml:space="preserve">:</w:t>
+      </w:r>
+      <w:r>
+        <w:rPr>
+          <w:rStyle w:val="DecValTok"/>
+        </w:rPr>
+        <w:t xml:space="preserve">4</w:t>
+      </w:r>
+      <w:r>
+        <w:rPr>
+          <w:rStyle w:val="NormalTok"/>
+        </w:rPr>
+        <w:t xml:space="preserve">], </w:t>
+      </w:r>
+      <w:r>
+        <w:rPr>
+          <w:rStyle w:val="DecValTok"/>
+        </w:rPr>
+        <w:t xml:space="preserve">2</w:t>
+      </w:r>
+      <w:r>
+        <w:rPr>
+          <w:rStyle w:val="NormalTok"/>
+        </w:rPr>
+        <w:t xml:space="preserve">, table, </w:t>
+      </w:r>
+      <w:r>
+        <w:rPr>
+          <w:rStyle w:val="AttributeTok"/>
+        </w:rPr>
+        <w:t xml:space="preserve">useNA =</w:t>
+      </w:r>
+      <w:r>
+        <w:rPr>
+          <w:rStyle w:val="NormalTok"/>
+        </w:rPr>
+        <w:t xml:space="preserve"> </w:t>
+      </w:r>
+      <w:r>
+        <w:rPr>
+          <w:rStyle w:val="StringTok"/>
+        </w:rPr>
+        <w:t xml:space="preserve">"always"</w:t>
+      </w:r>
+      <w:r>
+        <w:rPr>
+          <w:rStyle w:val="NormalTok"/>
+        </w:rPr>
+        <w:t xml:space="preserve">)</w:t>
+      </w:r>
+    </w:p>
+    <w:p>
+      <w:pPr>
+        <w:pStyle w:val="SourceCode"/>
+      </w:pPr>
+      <w:r>
+        <w:rPr>
           <w:rStyle w:val="VerbatimChar"/>
         </w:rPr>
         <w:t xml:space="preserve">$Year</w:t>
@@ -58255,6 +58332,83 @@
       </w:pPr>
       <w:r>
         <w:rPr>
+          <w:rStyle w:val="FunctionTok"/>
+        </w:rPr>
+        <w:t xml:space="preserve">apply</w:t>
+      </w:r>
+      <w:r>
+        <w:rPr>
+          <w:rStyle w:val="NormalTok"/>
+        </w:rPr>
+        <w:t xml:space="preserve">(intn[</w:t>
+      </w:r>
+      <w:r>
+        <w:rPr>
+          <w:rStyle w:val="DecValTok"/>
+        </w:rPr>
+        <w:t xml:space="preserve">1</w:t>
+      </w:r>
+      <w:r>
+        <w:rPr>
+          <w:rStyle w:val="SpecialCharTok"/>
+        </w:rPr>
+        <w:t xml:space="preserve">:</w:t>
+      </w:r>
+      <w:r>
+        <w:rPr>
+          <w:rStyle w:val="DecValTok"/>
+        </w:rPr>
+        <w:t xml:space="preserve">4</w:t>
+      </w:r>
+      <w:r>
+        <w:rPr>
+          <w:rStyle w:val="NormalTok"/>
+        </w:rPr>
+        <w:t xml:space="preserve">], </w:t>
+      </w:r>
+      <w:r>
+        <w:rPr>
+          <w:rStyle w:val="DecValTok"/>
+        </w:rPr>
+        <w:t xml:space="preserve">2</w:t>
+      </w:r>
+      <w:r>
+        <w:rPr>
+          <w:rStyle w:val="NormalTok"/>
+        </w:rPr>
+        <w:t xml:space="preserve">, table, </w:t>
+      </w:r>
+      <w:r>
+        <w:rPr>
+          <w:rStyle w:val="AttributeTok"/>
+        </w:rPr>
+        <w:t xml:space="preserve">useNA =</w:t>
+      </w:r>
+      <w:r>
+        <w:rPr>
+          <w:rStyle w:val="NormalTok"/>
+        </w:rPr>
+        <w:t xml:space="preserve"> </w:t>
+      </w:r>
+      <w:r>
+        <w:rPr>
+          <w:rStyle w:val="StringTok"/>
+        </w:rPr>
+        <w:t xml:space="preserve">"always"</w:t>
+      </w:r>
+      <w:r>
+        <w:rPr>
+          <w:rStyle w:val="NormalTok"/>
+        </w:rPr>
+        <w:t xml:space="preserve">)</w:t>
+      </w:r>
+    </w:p>
+    <w:p>
+      <w:pPr>
+        <w:pStyle w:val="SourceCode"/>
+      </w:pPr>
+      <w:r>
+        <w:rPr>
           <w:rStyle w:val="VerbatimChar"/>
         </w:rPr>
         <w:t xml:space="preserve">$Year</w:t>
@@ -58412,6 +58566,83 @@
       </w:pPr>
       <w:r>
         <w:rPr>
+          <w:rStyle w:val="FunctionTok"/>
+        </w:rPr>
+        <w:t xml:space="preserve">apply</w:t>
+      </w:r>
+      <w:r>
+        <w:rPr>
+          <w:rStyle w:val="NormalTok"/>
+        </w:rPr>
+        <w:t xml:space="preserve">(intw[</w:t>
+      </w:r>
+      <w:r>
+        <w:rPr>
+          <w:rStyle w:val="DecValTok"/>
+        </w:rPr>
+        <w:t xml:space="preserve">1</w:t>
+      </w:r>
+      <w:r>
+        <w:rPr>
+          <w:rStyle w:val="SpecialCharTok"/>
+        </w:rPr>
+        <w:t xml:space="preserve">:</w:t>
+      </w:r>
+      <w:r>
+        <w:rPr>
+          <w:rStyle w:val="DecValTok"/>
+        </w:rPr>
+        <w:t xml:space="preserve">4</w:t>
+      </w:r>
+      <w:r>
+        <w:rPr>
+          <w:rStyle w:val="NormalTok"/>
+        </w:rPr>
+        <w:t xml:space="preserve">], </w:t>
+      </w:r>
+      <w:r>
+        <w:rPr>
+          <w:rStyle w:val="DecValTok"/>
+        </w:rPr>
+        <w:t xml:space="preserve">2</w:t>
+      </w:r>
+      <w:r>
+        <w:rPr>
+          <w:rStyle w:val="NormalTok"/>
+        </w:rPr>
+        <w:t xml:space="preserve">, table, </w:t>
+      </w:r>
+      <w:r>
+        <w:rPr>
+          <w:rStyle w:val="AttributeTok"/>
+        </w:rPr>
+        <w:t xml:space="preserve">useNA =</w:t>
+      </w:r>
+      <w:r>
+        <w:rPr>
+          <w:rStyle w:val="NormalTok"/>
+        </w:rPr>
+        <w:t xml:space="preserve"> </w:t>
+      </w:r>
+      <w:r>
+        <w:rPr>
+          <w:rStyle w:val="StringTok"/>
+        </w:rPr>
+        <w:t xml:space="preserve">"always"</w:t>
+      </w:r>
+      <w:r>
+        <w:rPr>
+          <w:rStyle w:val="NormalTok"/>
+        </w:rPr>
+        <w:t xml:space="preserve">)</w:t>
+      </w:r>
+    </w:p>
+    <w:p>
+      <w:pPr>
+        <w:pStyle w:val="SourceCode"/>
+      </w:pPr>
+      <w:r>
+        <w:rPr>
           <w:rStyle w:val="VerbatimChar"/>
         </w:rPr>
         <w:t xml:space="preserve">$Year</w:t>
@@ -58569,6 +58800,83 @@
       </w:pPr>
       <w:r>
         <w:rPr>
+          <w:rStyle w:val="FunctionTok"/>
+        </w:rPr>
+        <w:t xml:space="preserve">apply</w:t>
+      </w:r>
+      <w:r>
+        <w:rPr>
+          <w:rStyle w:val="NormalTok"/>
+        </w:rPr>
+        <w:t xml:space="preserve">(com[</w:t>
+      </w:r>
+      <w:r>
+        <w:rPr>
+          <w:rStyle w:val="DecValTok"/>
+        </w:rPr>
+        <w:t xml:space="preserve">1</w:t>
+      </w:r>
+      <w:r>
+        <w:rPr>
+          <w:rStyle w:val="SpecialCharTok"/>
+        </w:rPr>
+        <w:t xml:space="preserve">:</w:t>
+      </w:r>
+      <w:r>
+        <w:rPr>
+          <w:rStyle w:val="DecValTok"/>
+        </w:rPr>
+        <w:t xml:space="preserve">4</w:t>
+      </w:r>
+      <w:r>
+        <w:rPr>
+          <w:rStyle w:val="NormalTok"/>
+        </w:rPr>
+        <w:t xml:space="preserve">], </w:t>
+      </w:r>
+      <w:r>
+        <w:rPr>
+          <w:rStyle w:val="DecValTok"/>
+        </w:rPr>
+        <w:t xml:space="preserve">2</w:t>
+      </w:r>
+      <w:r>
+        <w:rPr>
+          <w:rStyle w:val="NormalTok"/>
+        </w:rPr>
+        <w:t xml:space="preserve">, table, </w:t>
+      </w:r>
+      <w:r>
+        <w:rPr>
+          <w:rStyle w:val="AttributeTok"/>
+        </w:rPr>
+        <w:t xml:space="preserve">useNA =</w:t>
+      </w:r>
+      <w:r>
+        <w:rPr>
+          <w:rStyle w:val="NormalTok"/>
+        </w:rPr>
+        <w:t xml:space="preserve"> </w:t>
+      </w:r>
+      <w:r>
+        <w:rPr>
+          <w:rStyle w:val="StringTok"/>
+        </w:rPr>
+        <w:t xml:space="preserve">"always"</w:t>
+      </w:r>
+      <w:r>
+        <w:rPr>
+          <w:rStyle w:val="NormalTok"/>
+        </w:rPr>
+        <w:t xml:space="preserve">)</w:t>
+      </w:r>
+    </w:p>
+    <w:p>
+      <w:pPr>
+        <w:pStyle w:val="SourceCode"/>
+      </w:pPr>
+      <w:r>
+        <w:rPr>
           <w:rStyle w:val="VerbatimChar"/>
         </w:rPr>
         <w:t xml:space="preserve">$Year</w:t>
@@ -58744,6 +59052,83 @@
       </w:pPr>
       <w:r>
         <w:rPr>
+          <w:rStyle w:val="FunctionTok"/>
+        </w:rPr>
+        <w:t xml:space="preserve">apply</w:t>
+      </w:r>
+      <w:r>
+        <w:rPr>
+          <w:rStyle w:val="NormalTok"/>
+        </w:rPr>
+        <w:t xml:space="preserve">(rec[</w:t>
+      </w:r>
+      <w:r>
+        <w:rPr>
+          <w:rStyle w:val="DecValTok"/>
+        </w:rPr>
+        <w:t xml:space="preserve">1</w:t>
+      </w:r>
+      <w:r>
+        <w:rPr>
+          <w:rStyle w:val="SpecialCharTok"/>
+        </w:rPr>
+        <w:t xml:space="preserve">:</w:t>
+      </w:r>
+      <w:r>
+        <w:rPr>
+          <w:rStyle w:val="DecValTok"/>
+        </w:rPr>
+        <w:t xml:space="preserve">4</w:t>
+      </w:r>
+      <w:r>
+        <w:rPr>
+          <w:rStyle w:val="NormalTok"/>
+        </w:rPr>
+        <w:t xml:space="preserve">], </w:t>
+      </w:r>
+      <w:r>
+        <w:rPr>
+          <w:rStyle w:val="DecValTok"/>
+        </w:rPr>
+        <w:t xml:space="preserve">2</w:t>
+      </w:r>
+      <w:r>
+        <w:rPr>
+          <w:rStyle w:val="NormalTok"/>
+        </w:rPr>
+        <w:t xml:space="preserve">, table, </w:t>
+      </w:r>
+      <w:r>
+        <w:rPr>
+          <w:rStyle w:val="AttributeTok"/>
+        </w:rPr>
+        <w:t xml:space="preserve">useNA =</w:t>
+      </w:r>
+      <w:r>
+        <w:rPr>
+          <w:rStyle w:val="NormalTok"/>
+        </w:rPr>
+        <w:t xml:space="preserve"> </w:t>
+      </w:r>
+      <w:r>
+        <w:rPr>
+          <w:rStyle w:val="StringTok"/>
+        </w:rPr>
+        <w:t xml:space="preserve">"always"</w:t>
+      </w:r>
+      <w:r>
+        <w:rPr>
+          <w:rStyle w:val="NormalTok"/>
+        </w:rPr>
+        <w:t xml:space="preserve">)</w:t>
+      </w:r>
+    </w:p>
+    <w:p>
+      <w:pPr>
+        <w:pStyle w:val="SourceCode"/>
+      </w:pPr>
+      <w:r>
+        <w:rPr>
           <w:rStyle w:val="VerbatimChar"/>
         </w:rPr>
         <w:t xml:space="preserve">$Year</w:t>
@@ -58918,6 +59303,113 @@
         <w:pStyle w:val="SourceCode"/>
       </w:pPr>
       <w:r>
+        <w:rPr>
+          <w:rStyle w:val="NormalTok"/>
+        </w:rPr>
+        <w:t xml:space="preserve">d </w:t>
+      </w:r>
+      <w:r>
+        <w:rPr>
+          <w:rStyle w:val="OtherTok"/>
+        </w:rPr>
+        <w:t xml:space="preserve">&lt;-</w:t>
+      </w:r>
+      <w:r>
+        <w:rPr>
+          <w:rStyle w:val="NormalTok"/>
+        </w:rPr>
+        <w:t xml:space="preserve"> </w:t>
+      </w:r>
+      <w:r>
+        <w:rPr>
+          <w:rStyle w:val="FunctionTok"/>
+        </w:rPr>
+        <w:t xml:space="preserve">rbind</w:t>
+      </w:r>
+      <w:r>
+        <w:rPr>
+          <w:rStyle w:val="NormalTok"/>
+        </w:rPr>
+        <w:t xml:space="preserve">(intc, intn, intw, com, rec)</w:t>
+      </w:r>
+      <w:r>
+        <w:br/>
+      </w:r>
+      <w:r>
+        <w:br/>
+      </w:r>
+      <w:r>
+        <w:rPr>
+          <w:rStyle w:val="CommentTok"/>
+        </w:rPr>
+        <w:t xml:space="preserve"># how many rows contain zeros </w:t>
+      </w:r>
+      <w:r>
+        <w:br/>
+      </w:r>
+      <w:r>
+        <w:rPr>
+          <w:rStyle w:val="CommentTok"/>
+        </w:rPr>
+        <w:t xml:space="preserve">#hist(d$Catch_lbs)</w:t>
+      </w:r>
+      <w:r>
+        <w:br/>
+      </w:r>
+      <w:r>
+        <w:rPr>
+          <w:rStyle w:val="FunctionTok"/>
+        </w:rPr>
+        <w:t xml:space="preserve">table</w:t>
+      </w:r>
+      <w:r>
+        <w:rPr>
+          <w:rStyle w:val="NormalTok"/>
+        </w:rPr>
+        <w:t xml:space="preserve">(d</w:t>
+      </w:r>
+      <w:r>
+        <w:rPr>
+          <w:rStyle w:val="SpecialCharTok"/>
+        </w:rPr>
+        <w:t xml:space="preserve">$</w:t>
+      </w:r>
+      <w:r>
+        <w:rPr>
+          <w:rStyle w:val="NormalTok"/>
+        </w:rPr>
+        <w:t xml:space="preserve">Catch_lbs </w:t>
+      </w:r>
+      <w:r>
+        <w:rPr>
+          <w:rStyle w:val="SpecialCharTok"/>
+        </w:rPr>
+        <w:t xml:space="preserve">==</w:t>
+      </w:r>
+      <w:r>
+        <w:rPr>
+          <w:rStyle w:val="NormalTok"/>
+        </w:rPr>
+        <w:t xml:space="preserve"> </w:t>
+      </w:r>
+      <w:r>
+        <w:rPr>
+          <w:rStyle w:val="DecValTok"/>
+        </w:rPr>
+        <w:t xml:space="preserve">0</w:t>
+      </w:r>
+      <w:r>
+        <w:rPr>
+          <w:rStyle w:val="NormalTok"/>
+        </w:rPr>
+        <w:t xml:space="preserve">)</w:t>
+      </w:r>
+    </w:p>
+    <w:p>
+      <w:pPr>
+        <w:pStyle w:val="SourceCode"/>
+      </w:pPr>
+      <w:r>
         <w:br/>
       </w:r>
       <w:r>
@@ -58934,6 +59426,323 @@
           <w:rStyle w:val="VerbatimChar"/>
         </w:rPr>
         <w:t xml:space="preserve"> 2047   637 </w:t>
+      </w:r>
+    </w:p>
+    <w:p>
+      <w:pPr>
+        <w:pStyle w:val="SourceCode"/>
+      </w:pPr>
+      <w:r>
+        <w:rPr>
+          <w:rStyle w:val="CommentTok"/>
+        </w:rPr>
+        <w:t xml:space="preserve"># resort levels geographically</w:t>
+      </w:r>
+      <w:r>
+        <w:br/>
+      </w:r>
+      <w:r>
+        <w:rPr>
+          <w:rStyle w:val="NormalTok"/>
+        </w:rPr>
+        <w:t xml:space="preserve">d</w:t>
+      </w:r>
+      <w:r>
+        <w:rPr>
+          <w:rStyle w:val="SpecialCharTok"/>
+        </w:rPr>
+        <w:t xml:space="preserve">$</w:t>
+      </w:r>
+      <w:r>
+        <w:rPr>
+          <w:rStyle w:val="NormalTok"/>
+        </w:rPr>
+        <w:t xml:space="preserve">Area </w:t>
+      </w:r>
+      <w:r>
+        <w:rPr>
+          <w:rStyle w:val="OtherTok"/>
+        </w:rPr>
+        <w:t xml:space="preserve">&lt;-</w:t>
+      </w:r>
+      <w:r>
+        <w:rPr>
+          <w:rStyle w:val="NormalTok"/>
+        </w:rPr>
+        <w:t xml:space="preserve"> </w:t>
+      </w:r>
+      <w:r>
+        <w:rPr>
+          <w:rStyle w:val="FunctionTok"/>
+        </w:rPr>
+        <w:t xml:space="preserve">factor</w:t>
+      </w:r>
+      <w:r>
+        <w:rPr>
+          <w:rStyle w:val="NormalTok"/>
+        </w:rPr>
+        <w:t xml:space="preserve">(d</w:t>
+      </w:r>
+      <w:r>
+        <w:rPr>
+          <w:rStyle w:val="SpecialCharTok"/>
+        </w:rPr>
+        <w:t xml:space="preserve">$</w:t>
+      </w:r>
+      <w:r>
+        <w:rPr>
+          <w:rStyle w:val="NormalTok"/>
+        </w:rPr>
+        <w:t xml:space="preserve">Area, </w:t>
+      </w:r>
+      <w:r>
+        <w:rPr>
+          <w:rStyle w:val="AttributeTok"/>
+        </w:rPr>
+        <w:t xml:space="preserve">levels =</w:t>
+      </w:r>
+      <w:r>
+        <w:rPr>
+          <w:rStyle w:val="NormalTok"/>
+        </w:rPr>
+        <w:t xml:space="preserve"> </w:t>
+      </w:r>
+      <w:r>
+        <w:rPr>
+          <w:rStyle w:val="FunctionTok"/>
+        </w:rPr>
+        <w:t xml:space="preserve">c</w:t>
+      </w:r>
+      <w:r>
+        <w:rPr>
+          <w:rStyle w:val="NormalTok"/>
+        </w:rPr>
+        <w:t xml:space="preserve">(</w:t>
+      </w:r>
+      <w:r>
+        <w:rPr>
+          <w:rStyle w:val="StringTok"/>
+        </w:rPr>
+        <w:t xml:space="preserve">"NCA"</w:t>
+      </w:r>
+      <w:r>
+        <w:rPr>
+          <w:rStyle w:val="NormalTok"/>
+        </w:rPr>
+        <w:t xml:space="preserve">, </w:t>
+      </w:r>
+      <w:r>
+        <w:rPr>
+          <w:rStyle w:val="StringTok"/>
+        </w:rPr>
+        <w:t xml:space="preserve">"CAR"</w:t>
+      </w:r>
+      <w:r>
+        <w:rPr>
+          <w:rStyle w:val="NormalTok"/>
+        </w:rPr>
+        <w:t xml:space="preserve">, </w:t>
+      </w:r>
+      <w:r>
+        <w:rPr>
+          <w:rStyle w:val="StringTok"/>
+        </w:rPr>
+        <w:t xml:space="preserve">"FLK"</w:t>
+      </w:r>
+      <w:r>
+        <w:rPr>
+          <w:rStyle w:val="NormalTok"/>
+        </w:rPr>
+        <w:t xml:space="preserve">, </w:t>
+      </w:r>
+      <w:r>
+        <w:rPr>
+          <w:rStyle w:val="StringTok"/>
+        </w:rPr>
+        <w:t xml:space="preserve">"NCFL"</w:t>
+      </w:r>
+      <w:r>
+        <w:rPr>
+          <w:rStyle w:val="NormalTok"/>
+        </w:rPr>
+        <w:t xml:space="preserve">, </w:t>
+      </w:r>
+      <w:r>
+        <w:rPr>
+          <w:rStyle w:val="StringTok"/>
+        </w:rPr>
+        <w:t xml:space="preserve">"NNC"</w:t>
+      </w:r>
+      <w:r>
+        <w:rPr>
+          <w:rStyle w:val="NormalTok"/>
+        </w:rPr>
+        <w:t xml:space="preserve">, </w:t>
+      </w:r>
+      <w:r>
+        <w:rPr>
+          <w:rStyle w:val="StringTok"/>
+        </w:rPr>
+        <w:t xml:space="preserve">"VBM"</w:t>
+      </w:r>
+      <w:r>
+        <w:rPr>
+          <w:rStyle w:val="NormalTok"/>
+        </w:rPr>
+        <w:t xml:space="preserve">, </w:t>
+      </w:r>
+      <w:r>
+        <w:rPr>
+          <w:rStyle w:val="StringTok"/>
+        </w:rPr>
+        <w:t xml:space="preserve">"NED"</w:t>
+      </w:r>
+      <w:r>
+        <w:rPr>
+          <w:rStyle w:val="NormalTok"/>
+        </w:rPr>
+        <w:t xml:space="preserve">))</w:t>
+      </w:r>
+      <w:r>
+        <w:br/>
+      </w:r>
+      <w:r>
+        <w:rPr>
+          <w:rStyle w:val="NormalTok"/>
+        </w:rPr>
+        <w:t xml:space="preserve">d</w:t>
+      </w:r>
+      <w:r>
+        <w:rPr>
+          <w:rStyle w:val="SpecialCharTok"/>
+        </w:rPr>
+        <w:t xml:space="preserve">$</w:t>
+      </w:r>
+      <w:r>
+        <w:rPr>
+          <w:rStyle w:val="NormalTok"/>
+        </w:rPr>
+        <w:t xml:space="preserve">Fleet </w:t>
+      </w:r>
+      <w:r>
+        <w:rPr>
+          <w:rStyle w:val="OtherTok"/>
+        </w:rPr>
+        <w:t xml:space="preserve">&lt;-</w:t>
+      </w:r>
+      <w:r>
+        <w:rPr>
+          <w:rStyle w:val="NormalTok"/>
+        </w:rPr>
+        <w:t xml:space="preserve"> </w:t>
+      </w:r>
+      <w:r>
+        <w:rPr>
+          <w:rStyle w:val="FunctionTok"/>
+        </w:rPr>
+        <w:t xml:space="preserve">factor</w:t>
+      </w:r>
+      <w:r>
+        <w:rPr>
+          <w:rStyle w:val="NormalTok"/>
+        </w:rPr>
+        <w:t xml:space="preserve">(d</w:t>
+      </w:r>
+      <w:r>
+        <w:rPr>
+          <w:rStyle w:val="SpecialCharTok"/>
+        </w:rPr>
+        <w:t xml:space="preserve">$</w:t>
+      </w:r>
+      <w:r>
+        <w:rPr>
+          <w:rStyle w:val="NormalTok"/>
+        </w:rPr>
+        <w:t xml:space="preserve">Fleet, </w:t>
+      </w:r>
+      <w:r>
+        <w:rPr>
+          <w:rStyle w:val="AttributeTok"/>
+        </w:rPr>
+        <w:t xml:space="preserve">levels =</w:t>
+      </w:r>
+      <w:r>
+        <w:rPr>
+          <w:rStyle w:val="NormalTok"/>
+        </w:rPr>
+        <w:t xml:space="preserve"> </w:t>
+      </w:r>
+      <w:r>
+        <w:rPr>
+          <w:rStyle w:val="FunctionTok"/>
+        </w:rPr>
+        <w:t xml:space="preserve">c</w:t>
+      </w:r>
+      <w:r>
+        <w:rPr>
+          <w:rStyle w:val="NormalTok"/>
+        </w:rPr>
+        <w:t xml:space="preserve">(</w:t>
+      </w:r>
+      <w:r>
+        <w:rPr>
+          <w:rStyle w:val="StringTok"/>
+        </w:rPr>
+        <w:t xml:space="preserve">"Rec"</w:t>
+      </w:r>
+      <w:r>
+        <w:rPr>
+          <w:rStyle w:val="NormalTok"/>
+        </w:rPr>
+        <w:t xml:space="preserve">, </w:t>
+      </w:r>
+      <w:r>
+        <w:rPr>
+          <w:rStyle w:val="StringTok"/>
+        </w:rPr>
+        <w:t xml:space="preserve">"Hire"</w:t>
+      </w:r>
+      <w:r>
+        <w:rPr>
+          <w:rStyle w:val="NormalTok"/>
+        </w:rPr>
+        <w:t xml:space="preserve">, </w:t>
+      </w:r>
+      <w:r>
+        <w:rPr>
+          <w:rStyle w:val="StringTok"/>
+        </w:rPr>
+        <w:t xml:space="preserve">"UScom"</w:t>
+      </w:r>
+      <w:r>
+        <w:rPr>
+          <w:rStyle w:val="NormalTok"/>
+        </w:rPr>
+        <w:t xml:space="preserve">, </w:t>
+      </w:r>
+      <w:r>
+        <w:rPr>
+          <w:rStyle w:val="StringTok"/>
+        </w:rPr>
+        <w:t xml:space="preserve">"Intl"</w:t>
+      </w:r>
+      <w:r>
+        <w:rPr>
+          <w:rStyle w:val="NormalTok"/>
+        </w:rPr>
+        <w:t xml:space="preserve">, </w:t>
+      </w:r>
+      <w:r>
+        <w:rPr>
+          <w:rStyle w:val="StringTok"/>
+        </w:rPr>
+        <w:t xml:space="preserve">"UnRep"</w:t>
+      </w:r>
+      <w:r>
+        <w:rPr>
+          <w:rStyle w:val="NormalTok"/>
+        </w:rPr>
+        <w:t xml:space="preserve">))</w:t>
       </w:r>
     </w:p>
     <w:bookmarkEnd w:id="169"/>
@@ -61912,7 +62721,7 @@
         <w:pStyle w:val="BodyText"/>
       </w:pPr>
       <w:r>
-        <w:t xml:space="preserve">This plot shows the time series of total annual dolphin catches by fleet. We can compare these figures with the plots from the previous chapters to ensure the data were processed correctly. The magnitude and variability of the landings match the expectations.</w:t>
+        <w:t xml:space="preserve">This plot shows the time series of total annual dolphin catches by fleet. We can compare these figures with the plots from the previous chapters to ensure the data were processed correctly. The magnitude and variability of the catches match the expectations.</w:t>
       </w:r>
     </w:p>
     <w:p>

--- a/Analyses-to-support-the-Dolphinfish-Management-Strategy-Evaluation-in-the-U.S.-Atlantic.docx
+++ b/Analyses-to-support-the-Dolphinfish-Management-Strategy-Evaluation-in-the-U.S.-Atlantic.docx
@@ -62796,6 +62796,764 @@
           <w:rStyle w:val="NormalTok"/>
         </w:rPr>
         <w:t xml:space="preserve">)</w:t>
+      </w:r>
+      <w:r>
+        <w:br/>
+      </w:r>
+      <w:r>
+        <w:br/>
+      </w:r>
+      <w:r>
+        <w:br/>
+      </w:r>
+      <w:r>
+        <w:rPr>
+          <w:rStyle w:val="NormalTok"/>
+        </w:rPr>
+        <w:t xml:space="preserve">d1 </w:t>
+      </w:r>
+      <w:r>
+        <w:rPr>
+          <w:rStyle w:val="OtherTok"/>
+        </w:rPr>
+        <w:t xml:space="preserve">&lt;-</w:t>
+      </w:r>
+      <w:r>
+        <w:rPr>
+          <w:rStyle w:val="NormalTok"/>
+        </w:rPr>
+        <w:t xml:space="preserve"> d[</w:t>
+      </w:r>
+      <w:r>
+        <w:rPr>
+          <w:rStyle w:val="FunctionTok"/>
+        </w:rPr>
+        <w:t xml:space="preserve">which</w:t>
+      </w:r>
+      <w:r>
+        <w:rPr>
+          <w:rStyle w:val="NormalTok"/>
+        </w:rPr>
+        <w:t xml:space="preserve">(d</w:t>
+      </w:r>
+      <w:r>
+        <w:rPr>
+          <w:rStyle w:val="SpecialCharTok"/>
+        </w:rPr>
+        <w:t xml:space="preserve">$</w:t>
+      </w:r>
+      <w:r>
+        <w:rPr>
+          <w:rStyle w:val="NormalTok"/>
+        </w:rPr>
+        <w:t xml:space="preserve">Year </w:t>
+      </w:r>
+      <w:r>
+        <w:rPr>
+          <w:rStyle w:val="SpecialCharTok"/>
+        </w:rPr>
+        <w:t xml:space="preserve">==</w:t>
+      </w:r>
+      <w:r>
+        <w:rPr>
+          <w:rStyle w:val="NormalTok"/>
+        </w:rPr>
+        <w:t xml:space="preserve"> </w:t>
+      </w:r>
+      <w:r>
+        <w:rPr>
+          <w:rStyle w:val="DecValTok"/>
+        </w:rPr>
+        <w:t xml:space="preserve">2022</w:t>
+      </w:r>
+      <w:r>
+        <w:rPr>
+          <w:rStyle w:val="NormalTok"/>
+        </w:rPr>
+        <w:t xml:space="preserve">), ]</w:t>
+      </w:r>
+      <w:r>
+        <w:br/>
+      </w:r>
+      <w:r>
+        <w:rPr>
+          <w:rStyle w:val="NormalTok"/>
+        </w:rPr>
+        <w:t xml:space="preserve">d1</w:t>
+      </w:r>
+      <w:r>
+        <w:rPr>
+          <w:rStyle w:val="SpecialCharTok"/>
+        </w:rPr>
+        <w:t xml:space="preserve">$</w:t>
+      </w:r>
+      <w:r>
+        <w:rPr>
+          <w:rStyle w:val="NormalTok"/>
+        </w:rPr>
+        <w:t xml:space="preserve">ar2 </w:t>
+      </w:r>
+      <w:r>
+        <w:rPr>
+          <w:rStyle w:val="OtherTok"/>
+        </w:rPr>
+        <w:t xml:space="preserve">&lt;-</w:t>
+      </w:r>
+      <w:r>
+        <w:rPr>
+          <w:rStyle w:val="NormalTok"/>
+        </w:rPr>
+        <w:t xml:space="preserve"> </w:t>
+      </w:r>
+      <w:r>
+        <w:rPr>
+          <w:rStyle w:val="StringTok"/>
+        </w:rPr>
+        <w:t xml:space="preserve">""</w:t>
+      </w:r>
+      <w:r>
+        <w:br/>
+      </w:r>
+      <w:r>
+        <w:rPr>
+          <w:rStyle w:val="NormalTok"/>
+        </w:rPr>
+        <w:t xml:space="preserve">d1</w:t>
+      </w:r>
+      <w:r>
+        <w:rPr>
+          <w:rStyle w:val="SpecialCharTok"/>
+        </w:rPr>
+        <w:t xml:space="preserve">$</w:t>
+      </w:r>
+      <w:r>
+        <w:rPr>
+          <w:rStyle w:val="NormalTok"/>
+        </w:rPr>
+        <w:t xml:space="preserve">ar2[</w:t>
+      </w:r>
+      <w:r>
+        <w:rPr>
+          <w:rStyle w:val="FunctionTok"/>
+        </w:rPr>
+        <w:t xml:space="preserve">which</w:t>
+      </w:r>
+      <w:r>
+        <w:rPr>
+          <w:rStyle w:val="NormalTok"/>
+        </w:rPr>
+        <w:t xml:space="preserve">(d1</w:t>
+      </w:r>
+      <w:r>
+        <w:rPr>
+          <w:rStyle w:val="SpecialCharTok"/>
+        </w:rPr>
+        <w:t xml:space="preserve">$</w:t>
+      </w:r>
+      <w:r>
+        <w:rPr>
+          <w:rStyle w:val="NormalTok"/>
+        </w:rPr>
+        <w:t xml:space="preserve">Area </w:t>
+      </w:r>
+      <w:r>
+        <w:rPr>
+          <w:rStyle w:val="SpecialCharTok"/>
+        </w:rPr>
+        <w:t xml:space="preserve">==</w:t>
+      </w:r>
+      <w:r>
+        <w:rPr>
+          <w:rStyle w:val="NormalTok"/>
+        </w:rPr>
+        <w:t xml:space="preserve"> </w:t>
+      </w:r>
+      <w:r>
+        <w:rPr>
+          <w:rStyle w:val="StringTok"/>
+        </w:rPr>
+        <w:t xml:space="preserve">"FLK"</w:t>
+      </w:r>
+      <w:r>
+        <w:rPr>
+          <w:rStyle w:val="NormalTok"/>
+        </w:rPr>
+        <w:t xml:space="preserve">)] </w:t>
+      </w:r>
+      <w:r>
+        <w:rPr>
+          <w:rStyle w:val="OtherTok"/>
+        </w:rPr>
+        <w:t xml:space="preserve">&lt;-</w:t>
+      </w:r>
+      <w:r>
+        <w:rPr>
+          <w:rStyle w:val="NormalTok"/>
+        </w:rPr>
+        <w:t xml:space="preserve"> </w:t>
+      </w:r>
+      <w:r>
+        <w:rPr>
+          <w:rStyle w:val="StringTok"/>
+        </w:rPr>
+        <w:t xml:space="preserve">"S"</w:t>
+      </w:r>
+      <w:r>
+        <w:br/>
+      </w:r>
+      <w:r>
+        <w:rPr>
+          <w:rStyle w:val="NormalTok"/>
+        </w:rPr>
+        <w:t xml:space="preserve">d1</w:t>
+      </w:r>
+      <w:r>
+        <w:rPr>
+          <w:rStyle w:val="SpecialCharTok"/>
+        </w:rPr>
+        <w:t xml:space="preserve">$</w:t>
+      </w:r>
+      <w:r>
+        <w:rPr>
+          <w:rStyle w:val="NormalTok"/>
+        </w:rPr>
+        <w:t xml:space="preserve">ar2[</w:t>
+      </w:r>
+      <w:r>
+        <w:rPr>
+          <w:rStyle w:val="FunctionTok"/>
+        </w:rPr>
+        <w:t xml:space="preserve">which</w:t>
+      </w:r>
+      <w:r>
+        <w:rPr>
+          <w:rStyle w:val="NormalTok"/>
+        </w:rPr>
+        <w:t xml:space="preserve">(d1</w:t>
+      </w:r>
+      <w:r>
+        <w:rPr>
+          <w:rStyle w:val="SpecialCharTok"/>
+        </w:rPr>
+        <w:t xml:space="preserve">$</w:t>
+      </w:r>
+      <w:r>
+        <w:rPr>
+          <w:rStyle w:val="NormalTok"/>
+        </w:rPr>
+        <w:t xml:space="preserve">Area </w:t>
+      </w:r>
+      <w:r>
+        <w:rPr>
+          <w:rStyle w:val="SpecialCharTok"/>
+        </w:rPr>
+        <w:t xml:space="preserve">==</w:t>
+      </w:r>
+      <w:r>
+        <w:rPr>
+          <w:rStyle w:val="NormalTok"/>
+        </w:rPr>
+        <w:t xml:space="preserve"> </w:t>
+      </w:r>
+      <w:r>
+        <w:rPr>
+          <w:rStyle w:val="StringTok"/>
+        </w:rPr>
+        <w:t xml:space="preserve">"NCFL"</w:t>
+      </w:r>
+      <w:r>
+        <w:rPr>
+          <w:rStyle w:val="NormalTok"/>
+        </w:rPr>
+        <w:t xml:space="preserve">)] </w:t>
+      </w:r>
+      <w:r>
+        <w:rPr>
+          <w:rStyle w:val="OtherTok"/>
+        </w:rPr>
+        <w:t xml:space="preserve">&lt;-</w:t>
+      </w:r>
+      <w:r>
+        <w:rPr>
+          <w:rStyle w:val="NormalTok"/>
+        </w:rPr>
+        <w:t xml:space="preserve"> </w:t>
+      </w:r>
+      <w:r>
+        <w:rPr>
+          <w:rStyle w:val="StringTok"/>
+        </w:rPr>
+        <w:t xml:space="preserve">"S"</w:t>
+      </w:r>
+      <w:r>
+        <w:br/>
+      </w:r>
+      <w:r>
+        <w:rPr>
+          <w:rStyle w:val="NormalTok"/>
+        </w:rPr>
+        <w:t xml:space="preserve">d1</w:t>
+      </w:r>
+      <w:r>
+        <w:rPr>
+          <w:rStyle w:val="SpecialCharTok"/>
+        </w:rPr>
+        <w:t xml:space="preserve">$</w:t>
+      </w:r>
+      <w:r>
+        <w:rPr>
+          <w:rStyle w:val="NormalTok"/>
+        </w:rPr>
+        <w:t xml:space="preserve">ar2[</w:t>
+      </w:r>
+      <w:r>
+        <w:rPr>
+          <w:rStyle w:val="FunctionTok"/>
+        </w:rPr>
+        <w:t xml:space="preserve">which</w:t>
+      </w:r>
+      <w:r>
+        <w:rPr>
+          <w:rStyle w:val="NormalTok"/>
+        </w:rPr>
+        <w:t xml:space="preserve">(d1</w:t>
+      </w:r>
+      <w:r>
+        <w:rPr>
+          <w:rStyle w:val="SpecialCharTok"/>
+        </w:rPr>
+        <w:t xml:space="preserve">$</w:t>
+      </w:r>
+      <w:r>
+        <w:rPr>
+          <w:rStyle w:val="NormalTok"/>
+        </w:rPr>
+        <w:t xml:space="preserve">Area </w:t>
+      </w:r>
+      <w:r>
+        <w:rPr>
+          <w:rStyle w:val="SpecialCharTok"/>
+        </w:rPr>
+        <w:t xml:space="preserve">==</w:t>
+      </w:r>
+      <w:r>
+        <w:rPr>
+          <w:rStyle w:val="NormalTok"/>
+        </w:rPr>
+        <w:t xml:space="preserve"> </w:t>
+      </w:r>
+      <w:r>
+        <w:rPr>
+          <w:rStyle w:val="StringTok"/>
+        </w:rPr>
+        <w:t xml:space="preserve">"NNC"</w:t>
+      </w:r>
+      <w:r>
+        <w:rPr>
+          <w:rStyle w:val="NormalTok"/>
+        </w:rPr>
+        <w:t xml:space="preserve">)] </w:t>
+      </w:r>
+      <w:r>
+        <w:rPr>
+          <w:rStyle w:val="OtherTok"/>
+        </w:rPr>
+        <w:t xml:space="preserve">&lt;-</w:t>
+      </w:r>
+      <w:r>
+        <w:rPr>
+          <w:rStyle w:val="NormalTok"/>
+        </w:rPr>
+        <w:t xml:space="preserve"> </w:t>
+      </w:r>
+      <w:r>
+        <w:rPr>
+          <w:rStyle w:val="StringTok"/>
+        </w:rPr>
+        <w:t xml:space="preserve">"N"</w:t>
+      </w:r>
+      <w:r>
+        <w:br/>
+      </w:r>
+      <w:r>
+        <w:rPr>
+          <w:rStyle w:val="NormalTok"/>
+        </w:rPr>
+        <w:t xml:space="preserve">d1</w:t>
+      </w:r>
+      <w:r>
+        <w:rPr>
+          <w:rStyle w:val="SpecialCharTok"/>
+        </w:rPr>
+        <w:t xml:space="preserve">$</w:t>
+      </w:r>
+      <w:r>
+        <w:rPr>
+          <w:rStyle w:val="NormalTok"/>
+        </w:rPr>
+        <w:t xml:space="preserve">ar2[</w:t>
+      </w:r>
+      <w:r>
+        <w:rPr>
+          <w:rStyle w:val="FunctionTok"/>
+        </w:rPr>
+        <w:t xml:space="preserve">which</w:t>
+      </w:r>
+      <w:r>
+        <w:rPr>
+          <w:rStyle w:val="NormalTok"/>
+        </w:rPr>
+        <w:t xml:space="preserve">(d1</w:t>
+      </w:r>
+      <w:r>
+        <w:rPr>
+          <w:rStyle w:val="SpecialCharTok"/>
+        </w:rPr>
+        <w:t xml:space="preserve">$</w:t>
+      </w:r>
+      <w:r>
+        <w:rPr>
+          <w:rStyle w:val="NormalTok"/>
+        </w:rPr>
+        <w:t xml:space="preserve">Area </w:t>
+      </w:r>
+      <w:r>
+        <w:rPr>
+          <w:rStyle w:val="SpecialCharTok"/>
+        </w:rPr>
+        <w:t xml:space="preserve">==</w:t>
+      </w:r>
+      <w:r>
+        <w:rPr>
+          <w:rStyle w:val="NormalTok"/>
+        </w:rPr>
+        <w:t xml:space="preserve"> </w:t>
+      </w:r>
+      <w:r>
+        <w:rPr>
+          <w:rStyle w:val="StringTok"/>
+        </w:rPr>
+        <w:t xml:space="preserve">"VBM"</w:t>
+      </w:r>
+      <w:r>
+        <w:rPr>
+          <w:rStyle w:val="NormalTok"/>
+        </w:rPr>
+        <w:t xml:space="preserve">)] </w:t>
+      </w:r>
+      <w:r>
+        <w:rPr>
+          <w:rStyle w:val="OtherTok"/>
+        </w:rPr>
+        <w:t xml:space="preserve">&lt;-</w:t>
+      </w:r>
+      <w:r>
+        <w:rPr>
+          <w:rStyle w:val="NormalTok"/>
+        </w:rPr>
+        <w:t xml:space="preserve"> </w:t>
+      </w:r>
+      <w:r>
+        <w:rPr>
+          <w:rStyle w:val="StringTok"/>
+        </w:rPr>
+        <w:t xml:space="preserve">"N"</w:t>
+      </w:r>
+      <w:r>
+        <w:br/>
+      </w:r>
+      <w:r>
+        <w:rPr>
+          <w:rStyle w:val="NormalTok"/>
+        </w:rPr>
+        <w:t xml:space="preserve">d1</w:t>
+      </w:r>
+      <w:r>
+        <w:rPr>
+          <w:rStyle w:val="SpecialCharTok"/>
+        </w:rPr>
+        <w:t xml:space="preserve">$</w:t>
+      </w:r>
+      <w:r>
+        <w:rPr>
+          <w:rStyle w:val="NormalTok"/>
+        </w:rPr>
+        <w:t xml:space="preserve">cat </w:t>
+      </w:r>
+      <w:r>
+        <w:rPr>
+          <w:rStyle w:val="OtherTok"/>
+        </w:rPr>
+        <w:t xml:space="preserve">&lt;-</w:t>
+      </w:r>
+      <w:r>
+        <w:rPr>
+          <w:rStyle w:val="NormalTok"/>
+        </w:rPr>
+        <w:t xml:space="preserve"> </w:t>
+      </w:r>
+      <w:r>
+        <w:rPr>
+          <w:rStyle w:val="FunctionTok"/>
+        </w:rPr>
+        <w:t xml:space="preserve">paste0</w:t>
+      </w:r>
+      <w:r>
+        <w:rPr>
+          <w:rStyle w:val="NormalTok"/>
+        </w:rPr>
+        <w:t xml:space="preserve">(d1</w:t>
+      </w:r>
+      <w:r>
+        <w:rPr>
+          <w:rStyle w:val="SpecialCharTok"/>
+        </w:rPr>
+        <w:t xml:space="preserve">$</w:t>
+      </w:r>
+      <w:r>
+        <w:rPr>
+          <w:rStyle w:val="NormalTok"/>
+        </w:rPr>
+        <w:t xml:space="preserve">Fleet, d1</w:t>
+      </w:r>
+      <w:r>
+        <w:rPr>
+          <w:rStyle w:val="SpecialCharTok"/>
+        </w:rPr>
+        <w:t xml:space="preserve">$</w:t>
+      </w:r>
+      <w:r>
+        <w:rPr>
+          <w:rStyle w:val="NormalTok"/>
+        </w:rPr>
+        <w:t xml:space="preserve">ar2)</w:t>
+      </w:r>
+      <w:r>
+        <w:br/>
+      </w:r>
+      <w:r>
+        <w:rPr>
+          <w:rStyle w:val="NormalTok"/>
+        </w:rPr>
+        <w:t xml:space="preserve">d1</w:t>
+      </w:r>
+      <w:r>
+        <w:rPr>
+          <w:rStyle w:val="SpecialCharTok"/>
+        </w:rPr>
+        <w:t xml:space="preserve">$</w:t>
+      </w:r>
+      <w:r>
+        <w:rPr>
+          <w:rStyle w:val="NormalTok"/>
+        </w:rPr>
+        <w:t xml:space="preserve">cat[</w:t>
+      </w:r>
+      <w:r>
+        <w:rPr>
+          <w:rStyle w:val="FunctionTok"/>
+        </w:rPr>
+        <w:t xml:space="preserve">which</w:t>
+      </w:r>
+      <w:r>
+        <w:rPr>
+          <w:rStyle w:val="NormalTok"/>
+        </w:rPr>
+        <w:t xml:space="preserve">(d1</w:t>
+      </w:r>
+      <w:r>
+        <w:rPr>
+          <w:rStyle w:val="SpecialCharTok"/>
+        </w:rPr>
+        <w:t xml:space="preserve">$</w:t>
+      </w:r>
+      <w:r>
+        <w:rPr>
+          <w:rStyle w:val="NormalTok"/>
+        </w:rPr>
+        <w:t xml:space="preserve">Fleet </w:t>
+      </w:r>
+      <w:r>
+        <w:rPr>
+          <w:rStyle w:val="SpecialCharTok"/>
+        </w:rPr>
+        <w:t xml:space="preserve">==</w:t>
+      </w:r>
+      <w:r>
+        <w:rPr>
+          <w:rStyle w:val="NormalTok"/>
+        </w:rPr>
+        <w:t xml:space="preserve"> </w:t>
+      </w:r>
+      <w:r>
+        <w:rPr>
+          <w:rStyle w:val="StringTok"/>
+        </w:rPr>
+        <w:t xml:space="preserve">"UScom"</w:t>
+      </w:r>
+      <w:r>
+        <w:rPr>
+          <w:rStyle w:val="NormalTok"/>
+        </w:rPr>
+        <w:t xml:space="preserve">)] </w:t>
+      </w:r>
+      <w:r>
+        <w:rPr>
+          <w:rStyle w:val="OtherTok"/>
+        </w:rPr>
+        <w:t xml:space="preserve">&lt;-</w:t>
+      </w:r>
+      <w:r>
+        <w:rPr>
+          <w:rStyle w:val="NormalTok"/>
+        </w:rPr>
+        <w:t xml:space="preserve"> </w:t>
+      </w:r>
+      <w:r>
+        <w:rPr>
+          <w:rStyle w:val="StringTok"/>
+        </w:rPr>
+        <w:t xml:space="preserve">"UScom"</w:t>
+      </w:r>
+      <w:r>
+        <w:br/>
+      </w:r>
+      <w:r>
+        <w:br/>
+      </w:r>
+      <w:r>
+        <w:rPr>
+          <w:rStyle w:val="FunctionTok"/>
+        </w:rPr>
+        <w:t xml:space="preserve">round</w:t>
+      </w:r>
+      <w:r>
+        <w:rPr>
+          <w:rStyle w:val="NormalTok"/>
+        </w:rPr>
+        <w:t xml:space="preserve">(</w:t>
+      </w:r>
+      <w:r>
+        <w:rPr>
+          <w:rStyle w:val="FunctionTok"/>
+        </w:rPr>
+        <w:t xml:space="preserve">tapply</w:t>
+      </w:r>
+      <w:r>
+        <w:rPr>
+          <w:rStyle w:val="NormalTok"/>
+        </w:rPr>
+        <w:t xml:space="preserve">(d1</w:t>
+      </w:r>
+      <w:r>
+        <w:rPr>
+          <w:rStyle w:val="SpecialCharTok"/>
+        </w:rPr>
+        <w:t xml:space="preserve">$</w:t>
+      </w:r>
+      <w:r>
+        <w:rPr>
+          <w:rStyle w:val="NormalTok"/>
+        </w:rPr>
+        <w:t xml:space="preserve">Catch_lbs, d1</w:t>
+      </w:r>
+      <w:r>
+        <w:rPr>
+          <w:rStyle w:val="SpecialCharTok"/>
+        </w:rPr>
+        <w:t xml:space="preserve">$</w:t>
+      </w:r>
+      <w:r>
+        <w:rPr>
+          <w:rStyle w:val="NormalTok"/>
+        </w:rPr>
+        <w:t xml:space="preserve">cat, sum, </w:t>
+      </w:r>
+      <w:r>
+        <w:rPr>
+          <w:rStyle w:val="AttributeTok"/>
+        </w:rPr>
+        <w:t xml:space="preserve">na.rm =</w:t>
+      </w:r>
+      <w:r>
+        <w:rPr>
+          <w:rStyle w:val="NormalTok"/>
+        </w:rPr>
+        <w:t xml:space="preserve"> T)</w:t>
+      </w:r>
+      <w:r>
+        <w:rPr>
+          <w:rStyle w:val="SpecialCharTok"/>
+        </w:rPr>
+        <w:t xml:space="preserve">/</w:t>
+      </w:r>
+      <w:r>
+        <w:rPr>
+          <w:rStyle w:val="DecValTok"/>
+        </w:rPr>
+        <w:t xml:space="preserve">10</w:t>
+      </w:r>
+      <w:r>
+        <w:rPr>
+          <w:rStyle w:val="SpecialCharTok"/>
+        </w:rPr>
+        <w:t xml:space="preserve">^</w:t>
+      </w:r>
+      <w:r>
+        <w:rPr>
+          <w:rStyle w:val="DecValTok"/>
+        </w:rPr>
+        <w:t xml:space="preserve">6</w:t>
+      </w:r>
+      <w:r>
+        <w:rPr>
+          <w:rStyle w:val="SpecialCharTok"/>
+        </w:rPr>
+        <w:t xml:space="preserve">/</w:t>
+      </w:r>
+      <w:r>
+        <w:rPr>
+          <w:rStyle w:val="FloatTok"/>
+        </w:rPr>
+        <w:t xml:space="preserve">2.205</w:t>
+      </w:r>
+      <w:r>
+        <w:rPr>
+          <w:rStyle w:val="NormalTok"/>
+        </w:rPr>
+        <w:t xml:space="preserve">, </w:t>
+      </w:r>
+      <w:r>
+        <w:rPr>
+          <w:rStyle w:val="DecValTok"/>
+        </w:rPr>
+        <w:t xml:space="preserve">3</w:t>
+      </w:r>
+      <w:r>
+        <w:rPr>
+          <w:rStyle w:val="NormalTok"/>
+        </w:rPr>
+        <w:t xml:space="preserve">)</w:t>
+      </w:r>
+    </w:p>
+    <w:p>
+      <w:pPr>
+        <w:pStyle w:val="SourceCode"/>
+      </w:pPr>
+      <w:r>
+        <w:rPr>
+          <w:rStyle w:val="VerbatimChar"/>
+        </w:rPr>
+        <w:t xml:space="preserve">HireN HireS  Intl  RecN  RecS UnRep UScom </w:t>
+      </w:r>
+      <w:r>
+        <w:br/>
+      </w:r>
+      <w:r>
+        <w:rPr>
+          <w:rStyle w:val="VerbatimChar"/>
+        </w:rPr>
+        <w:t xml:space="preserve">0.202 0.329 5.332 0.643 3.002 1.244 0.104 </w:t>
       </w:r>
     </w:p>
     <w:bookmarkEnd w:id="182"/>

--- a/Analyses-to-support-the-Dolphinfish-Management-Strategy-Evaluation-in-the-U.S.-Atlantic.docx
+++ b/Analyses-to-support-the-Dolphinfish-Management-Strategy-Evaluation-in-the-U.S.-Atlantic.docx
@@ -15419,7 +15419,7 @@
         <w:t xml:space="preserve">Here we will partition recreational catch data from NOAA Fisheries’ Marine Recreational Information Program (MRIP), a standardized, peer-reviewed suite of recreational fishing surveys used to produce catch and effort estimates for quota monitoring and stock assessment in the United States. MRIP is a standardized survey suite that employs a complex statistical sampling design stratified across time, regions of the coast, and different fishing modes, which allows the intercept data to be scaled up by effort estimates to calculate total catches.</w:t>
       </w:r>
     </w:p>
-    <w:bookmarkStart w:id="88" w:name="data-access-and-upload"/>
+    <w:bookmarkStart w:id="88" w:name="sec-MRIP"/>
     <w:p>
       <w:pPr>
         <w:pStyle w:val="Heading2"/>
@@ -16779,7 +16779,76 @@
         <w:rPr>
           <w:rStyle w:val="CommentTok"/>
         </w:rPr>
-        <w:t xml:space="preserve"># take out 2025 because incomplete year      </w:t>
+        <w:t xml:space="preserve"># take out 2025 because incomplete year   </w:t>
+      </w:r>
+      <w:r>
+        <w:br/>
+      </w:r>
+      <w:r>
+        <w:rPr>
+          <w:rStyle w:val="NormalTok"/>
+        </w:rPr>
+        <w:t xml:space="preserve">tot </w:t>
+      </w:r>
+      <w:r>
+        <w:rPr>
+          <w:rStyle w:val="OtherTok"/>
+        </w:rPr>
+        <w:t xml:space="preserve">&lt;-</w:t>
+      </w:r>
+      <w:r>
+        <w:rPr>
+          <w:rStyle w:val="NormalTok"/>
+        </w:rPr>
+        <w:t xml:space="preserve"> </w:t>
+      </w:r>
+      <w:r>
+        <w:rPr>
+          <w:rStyle w:val="FunctionTok"/>
+        </w:rPr>
+        <w:t xml:space="preserve">tapply</w:t>
+      </w:r>
+      <w:r>
+        <w:rPr>
+          <w:rStyle w:val="NormalTok"/>
+        </w:rPr>
+        <w:t xml:space="preserve">(d</w:t>
+      </w:r>
+      <w:r>
+        <w:rPr>
+          <w:rStyle w:val="SpecialCharTok"/>
+        </w:rPr>
+        <w:t xml:space="preserve">$</w:t>
+      </w:r>
+      <w:r>
+        <w:rPr>
+          <w:rStyle w:val="NormalTok"/>
+        </w:rPr>
+        <w:t xml:space="preserve">LBSEST_SECWWT, d</w:t>
+      </w:r>
+      <w:r>
+        <w:rPr>
+          <w:rStyle w:val="SpecialCharTok"/>
+        </w:rPr>
+        <w:t xml:space="preserve">$</w:t>
+      </w:r>
+      <w:r>
+        <w:rPr>
+          <w:rStyle w:val="NormalTok"/>
+        </w:rPr>
+        <w:t xml:space="preserve">YEAR, sum, </w:t>
+      </w:r>
+      <w:r>
+        <w:rPr>
+          <w:rStyle w:val="AttributeTok"/>
+        </w:rPr>
+        <w:t xml:space="preserve">na.rm =</w:t>
+      </w:r>
+      <w:r>
+        <w:rPr>
+          <w:rStyle w:val="NormalTok"/>
+        </w:rPr>
+        <w:t xml:space="preserve"> T)</w:t>
       </w:r>
     </w:p>
     <w:bookmarkEnd w:id="88"/>
@@ -17023,7 +17092,7 @@
         <w:rPr>
           <w:rStyle w:val="NormalTok"/>
         </w:rPr>
-        <w:t xml:space="preserve">lis </w:t>
+        <w:t xml:space="preserve">d1 </w:t>
       </w:r>
       <w:r>
         <w:rPr>
@@ -17035,106 +17104,64 @@
         <w:rPr>
           <w:rStyle w:val="NormalTok"/>
         </w:rPr>
-        <w:t xml:space="preserve"> </w:t>
-      </w:r>
-      <w:r>
-        <w:rPr>
-          <w:rStyle w:val="FunctionTok"/>
-        </w:rPr>
-        <w:t xml:space="preserve">c</w:t>
-      </w:r>
-      <w:r>
-        <w:rPr>
-          <w:rStyle w:val="NormalTok"/>
-        </w:rPr>
-        <w:t xml:space="preserve">(</w:t>
-      </w:r>
-      <w:r>
-        <w:rPr>
-          <w:rStyle w:val="StringTok"/>
-        </w:rPr>
-        <w:t xml:space="preserve">"TX"</w:t>
-      </w:r>
-      <w:r>
-        <w:rPr>
-          <w:rStyle w:val="NormalTok"/>
-        </w:rPr>
-        <w:t xml:space="preserve">, </w:t>
-      </w:r>
-      <w:r>
-        <w:rPr>
-          <w:rStyle w:val="StringTok"/>
-        </w:rPr>
-        <w:t xml:space="preserve">"LA"</w:t>
-      </w:r>
-      <w:r>
-        <w:rPr>
-          <w:rStyle w:val="NormalTok"/>
-        </w:rPr>
-        <w:t xml:space="preserve">, </w:t>
-      </w:r>
-      <w:r>
-        <w:rPr>
-          <w:rStyle w:val="StringTok"/>
-        </w:rPr>
-        <w:t xml:space="preserve">"LA/MS"</w:t>
-      </w:r>
-      <w:r>
-        <w:rPr>
-          <w:rStyle w:val="NormalTok"/>
-        </w:rPr>
-        <w:t xml:space="preserve">, </w:t>
-      </w:r>
-      <w:r>
-        <w:rPr>
-          <w:rStyle w:val="StringTok"/>
-        </w:rPr>
-        <w:t xml:space="preserve">"MS"</w:t>
-      </w:r>
-      <w:r>
-        <w:rPr>
-          <w:rStyle w:val="NormalTok"/>
-        </w:rPr>
-        <w:t xml:space="preserve">, </w:t>
-      </w:r>
-      <w:r>
-        <w:rPr>
-          <w:rStyle w:val="StringTok"/>
-        </w:rPr>
-        <w:t xml:space="preserve">"AL"</w:t>
-      </w:r>
-      <w:r>
-        <w:rPr>
-          <w:rStyle w:val="NormalTok"/>
-        </w:rPr>
-        <w:t xml:space="preserve">, </w:t>
-      </w:r>
-      <w:r>
-        <w:rPr>
-          <w:rStyle w:val="StringTok"/>
-        </w:rPr>
-        <w:t xml:space="preserve">"AL/FLW"</w:t>
-      </w:r>
-      <w:r>
-        <w:rPr>
-          <w:rStyle w:val="NormalTok"/>
-        </w:rPr>
-        <w:t xml:space="preserve">)  </w:t>
-      </w:r>
-      <w:r>
-        <w:rPr>
-          <w:rStyle w:val="CommentTok"/>
-        </w:rPr>
-        <w:t xml:space="preserve"># filter out the Gulf states</w:t>
-      </w:r>
-      <w:r>
-        <w:br/>
-      </w:r>
-      <w:r>
-        <w:rPr>
-          <w:rStyle w:val="NormalTok"/>
-        </w:rPr>
-        <w:t xml:space="preserve">d1 </w:t>
+        <w:t xml:space="preserve"> d[</w:t>
+      </w:r>
+      <w:r>
+        <w:rPr>
+          <w:rStyle w:val="FunctionTok"/>
+        </w:rPr>
+        <w:t xml:space="preserve">which</w:t>
+      </w:r>
+      <w:r>
+        <w:rPr>
+          <w:rStyle w:val="NormalTok"/>
+        </w:rPr>
+        <w:t xml:space="preserve">(d</w:t>
+      </w:r>
+      <w:r>
+        <w:rPr>
+          <w:rStyle w:val="SpecialCharTok"/>
+        </w:rPr>
+        <w:t xml:space="preserve">$</w:t>
+      </w:r>
+      <w:r>
+        <w:rPr>
+          <w:rStyle w:val="NormalTok"/>
+        </w:rPr>
+        <w:t xml:space="preserve">COUNCILREG </w:t>
+      </w:r>
+      <w:r>
+        <w:rPr>
+          <w:rStyle w:val="SpecialCharTok"/>
+        </w:rPr>
+        <w:t xml:space="preserve">==</w:t>
+      </w:r>
+      <w:r>
+        <w:rPr>
+          <w:rStyle w:val="NormalTok"/>
+        </w:rPr>
+        <w:t xml:space="preserve"> </w:t>
+      </w:r>
+      <w:r>
+        <w:rPr>
+          <w:rStyle w:val="DecValTok"/>
+        </w:rPr>
+        <w:t xml:space="preserve">6</w:t>
+      </w:r>
+      <w:r>
+        <w:rPr>
+          <w:rStyle w:val="NormalTok"/>
+        </w:rPr>
+        <w:t xml:space="preserve">), ]</w:t>
+      </w:r>
+      <w:r>
+        <w:br/>
+      </w:r>
+      <w:r>
+        <w:rPr>
+          <w:rStyle w:val="NormalTok"/>
+        </w:rPr>
+        <w:t xml:space="preserve">dg </w:t>
       </w:r>
       <w:r>
         <w:rPr>
@@ -17150,12 +17177,6 @@
       </w:r>
       <w:r>
         <w:rPr>
-          <w:rStyle w:val="SpecialCharTok"/>
-        </w:rPr>
-        <w:t xml:space="preserve">-</w:t>
-      </w:r>
-      <w:r>
-        <w:rPr>
           <w:rStyle w:val="FunctionTok"/>
         </w:rPr>
         <w:t xml:space="preserve">which</w:t>
@@ -17176,28 +17197,40 @@
         <w:rPr>
           <w:rStyle w:val="NormalTok"/>
         </w:rPr>
-        <w:t xml:space="preserve">NEW_STA </w:t>
-      </w:r>
-      <w:r>
-        <w:rPr>
-          <w:rStyle w:val="SpecialCharTok"/>
-        </w:rPr>
-        <w:t xml:space="preserve">%in%</w:t>
-      </w:r>
-      <w:r>
-        <w:rPr>
-          <w:rStyle w:val="NormalTok"/>
-        </w:rPr>
-        <w:t xml:space="preserve"> lis), ]</w:t>
-      </w:r>
-      <w:r>
-        <w:br/>
-      </w:r>
-      <w:r>
-        <w:rPr>
-          <w:rStyle w:val="FunctionTok"/>
-        </w:rPr>
-        <w:t xml:space="preserve">unique</w:t>
+        <w:t xml:space="preserve">COUNCILREG </w:t>
+      </w:r>
+      <w:r>
+        <w:rPr>
+          <w:rStyle w:val="SpecialCharTok"/>
+        </w:rPr>
+        <w:t xml:space="preserve">==</w:t>
+      </w:r>
+      <w:r>
+        <w:rPr>
+          <w:rStyle w:val="NormalTok"/>
+        </w:rPr>
+        <w:t xml:space="preserve"> </w:t>
+      </w:r>
+      <w:r>
+        <w:rPr>
+          <w:rStyle w:val="DecValTok"/>
+        </w:rPr>
+        <w:t xml:space="preserve">7</w:t>
+      </w:r>
+      <w:r>
+        <w:rPr>
+          <w:rStyle w:val="NormalTok"/>
+        </w:rPr>
+        <w:t xml:space="preserve">), ]</w:t>
+      </w:r>
+      <w:r>
+        <w:br/>
+      </w:r>
+      <w:r>
+        <w:rPr>
+          <w:rStyle w:val="FunctionTok"/>
+        </w:rPr>
+        <w:t xml:space="preserve">table</w:t>
       </w:r>
       <w:r>
         <w:rPr>
@@ -17215,7 +17248,7 @@
         <w:rPr>
           <w:rStyle w:val="NormalTok"/>
         </w:rPr>
-        <w:t xml:space="preserve">NEW_STA)</w:t>
+        <w:t xml:space="preserve">COUNCILREG)</w:t>
       </w:r>
     </w:p>
     <w:p>
@@ -17223,741 +17256,22 @@
         <w:pStyle w:val="SourceCode"/>
       </w:pPr>
       <w:r>
-        <w:rPr>
-          <w:rStyle w:val="VerbatimChar"/>
-        </w:rPr>
-        <w:t xml:space="preserve"> [1] "NC"     "FLE"    "FLW"    "SC"     "GA"     "FLE/GA" "RI"     "VA"    </w:t>
-      </w:r>
-      <w:r>
-        <w:br/>
-      </w:r>
-      <w:r>
-        <w:rPr>
-          <w:rStyle w:val="VerbatimChar"/>
-        </w:rPr>
-        <w:t xml:space="preserve"> [9] "DE"     "MD"     "NJ"     "CT"     "MA"     "NY"    </w:t>
-      </w:r>
-    </w:p>
-    <w:p>
-      <w:pPr>
-        <w:pStyle w:val="SourceCode"/>
-      </w:pPr>
-      <w:r>
-        <w:rPr>
-          <w:rStyle w:val="FunctionTok"/>
-        </w:rPr>
-        <w:t xml:space="preserve">table</w:t>
-      </w:r>
-      <w:r>
-        <w:rPr>
-          <w:rStyle w:val="NormalTok"/>
-        </w:rPr>
-        <w:t xml:space="preserve">(d1</w:t>
-      </w:r>
-      <w:r>
-        <w:rPr>
-          <w:rStyle w:val="SpecialCharTok"/>
-        </w:rPr>
-        <w:t xml:space="preserve">$</w:t>
-      </w:r>
-      <w:r>
-        <w:rPr>
-          <w:rStyle w:val="NormalTok"/>
-        </w:rPr>
-        <w:t xml:space="preserve">FL_REG, d1</w:t>
-      </w:r>
-      <w:r>
-        <w:rPr>
-          <w:rStyle w:val="SpecialCharTok"/>
-        </w:rPr>
-        <w:t xml:space="preserve">$</w:t>
-      </w:r>
-      <w:r>
-        <w:rPr>
-          <w:rStyle w:val="NormalTok"/>
-        </w:rPr>
-        <w:t xml:space="preserve">NEW_STA, </w:t>
-      </w:r>
-      <w:r>
-        <w:rPr>
-          <w:rStyle w:val="AttributeTok"/>
-        </w:rPr>
-        <w:t xml:space="preserve">useNA =</w:t>
-      </w:r>
-      <w:r>
-        <w:rPr>
-          <w:rStyle w:val="NormalTok"/>
-        </w:rPr>
-        <w:t xml:space="preserve"> </w:t>
-      </w:r>
-      <w:r>
-        <w:rPr>
-          <w:rStyle w:val="StringTok"/>
-        </w:rPr>
-        <w:t xml:space="preserve">"always"</w:t>
-      </w:r>
-      <w:r>
-        <w:rPr>
-          <w:rStyle w:val="NormalTok"/>
-        </w:rPr>
-        <w:t xml:space="preserve">)  </w:t>
-      </w:r>
-    </w:p>
-    <w:p>
-      <w:pPr>
-        <w:pStyle w:val="SourceCode"/>
-      </w:pPr>
-      <w:r>
-        <w:rPr>
-          <w:rStyle w:val="VerbatimChar"/>
-        </w:rPr>
-        <w:t xml:space="preserve">      </w:t>
-      </w:r>
-      <w:r>
-        <w:br/>
-      </w:r>
-      <w:r>
-        <w:rPr>
-          <w:rStyle w:val="VerbatimChar"/>
-        </w:rPr>
-        <w:t xml:space="preserve">         CT   DE  FLE FLE/GA  FLW   GA   MA   MD   NC   NJ   NY   RI   SC   VA</w:t>
-      </w:r>
-      <w:r>
-        <w:br/>
-      </w:r>
-      <w:r>
-        <w:rPr>
-          <w:rStyle w:val="VerbatimChar"/>
-        </w:rPr>
-        <w:t xml:space="preserve">  1       0    0    0      0  387    0    0    0    0    0    0    0    0    0</w:t>
-      </w:r>
-      <w:r>
-        <w:br/>
-      </w:r>
-      <w:r>
-        <w:rPr>
-          <w:rStyle w:val="VerbatimChar"/>
-        </w:rPr>
-        <w:t xml:space="preserve">  2       0    0    0      0  110    0    0    0    0    0    0    0    0    0</w:t>
-      </w:r>
-      <w:r>
-        <w:br/>
-      </w:r>
-      <w:r>
-        <w:rPr>
-          <w:rStyle w:val="VerbatimChar"/>
-        </w:rPr>
-        <w:t xml:space="preserve">  3       0    0    0      0  568    0    0    0    0    0    0    0    0    0</w:t>
-      </w:r>
-      <w:r>
-        <w:br/>
-      </w:r>
-      <w:r>
-        <w:rPr>
-          <w:rStyle w:val="VerbatimChar"/>
-        </w:rPr>
-        <w:t xml:space="preserve">  4       0    0 1022      0    0    0    0    0    0    0    0    0    0    0</w:t>
-      </w:r>
-      <w:r>
-        <w:br/>
-      </w:r>
-      <w:r>
-        <w:rPr>
-          <w:rStyle w:val="VerbatimChar"/>
-        </w:rPr>
-        <w:t xml:space="preserve">  5       0    0  312      0    0    0    0    0    0    0    0    0    0    0</w:t>
-      </w:r>
-      <w:r>
-        <w:br/>
-      </w:r>
-      <w:r>
-        <w:rPr>
-          <w:rStyle w:val="VerbatimChar"/>
-        </w:rPr>
-        <w:t xml:space="preserve">  &lt;NA&gt;   14  114    0   1794  174   54   20  125 1344  108   73   62  644  165</w:t>
-      </w:r>
-      <w:r>
-        <w:br/>
-      </w:r>
-      <w:r>
-        <w:rPr>
-          <w:rStyle w:val="VerbatimChar"/>
-        </w:rPr>
-        <w:t xml:space="preserve">      </w:t>
-      </w:r>
-      <w:r>
-        <w:br/>
-      </w:r>
-      <w:r>
-        <w:rPr>
-          <w:rStyle w:val="VerbatimChar"/>
-        </w:rPr>
-        <w:t xml:space="preserve">       &lt;NA&gt;</w:t>
-      </w:r>
-      <w:r>
-        <w:br/>
-      </w:r>
-      <w:r>
-        <w:rPr>
-          <w:rStyle w:val="VerbatimChar"/>
-        </w:rPr>
-        <w:t xml:space="preserve">  1       0</w:t>
-      </w:r>
-      <w:r>
-        <w:br/>
-      </w:r>
-      <w:r>
-        <w:rPr>
-          <w:rStyle w:val="VerbatimChar"/>
-        </w:rPr>
-        <w:t xml:space="preserve">  2       0</w:t>
-      </w:r>
-      <w:r>
-        <w:br/>
-      </w:r>
-      <w:r>
-        <w:rPr>
-          <w:rStyle w:val="VerbatimChar"/>
-        </w:rPr>
-        <w:t xml:space="preserve">  3       0</w:t>
-      </w:r>
-      <w:r>
-        <w:br/>
-      </w:r>
-      <w:r>
-        <w:rPr>
-          <w:rStyle w:val="VerbatimChar"/>
-        </w:rPr>
-        <w:t xml:space="preserve">  4       0</w:t>
-      </w:r>
-      <w:r>
-        <w:br/>
-      </w:r>
-      <w:r>
-        <w:rPr>
-          <w:rStyle w:val="VerbatimChar"/>
-        </w:rPr>
-        <w:t xml:space="preserve">  5       0</w:t>
-      </w:r>
-      <w:r>
-        <w:br/>
-      </w:r>
-      <w:r>
-        <w:rPr>
-          <w:rStyle w:val="VerbatimChar"/>
-        </w:rPr>
-        <w:t xml:space="preserve">  &lt;NA&gt;    0</w:t>
-      </w:r>
-    </w:p>
-    <w:p>
-      <w:pPr>
-        <w:pStyle w:val="SourceCode"/>
-      </w:pPr>
-      <w:r>
-        <w:rPr>
-          <w:rStyle w:val="FunctionTok"/>
-        </w:rPr>
-        <w:t xml:space="preserve">dim</w:t>
-      </w:r>
-      <w:r>
-        <w:rPr>
-          <w:rStyle w:val="NormalTok"/>
-        </w:rPr>
-        <w:t xml:space="preserve">(d1)</w:t>
-      </w:r>
-    </w:p>
-    <w:p>
-      <w:pPr>
-        <w:pStyle w:val="SourceCode"/>
-      </w:pPr>
-      <w:r>
-        <w:rPr>
-          <w:rStyle w:val="VerbatimChar"/>
-        </w:rPr>
-        <w:t xml:space="preserve">[1] 7090   83</w:t>
-      </w:r>
-    </w:p>
-    <w:p>
-      <w:pPr>
-        <w:pStyle w:val="SourceCode"/>
-      </w:pPr>
-      <w:r>
-        <w:rPr>
-          <w:rStyle w:val="NormalTok"/>
-        </w:rPr>
-        <w:t xml:space="preserve">d1 </w:t>
-      </w:r>
-      <w:r>
-        <w:rPr>
-          <w:rStyle w:val="OtherTok"/>
-        </w:rPr>
-        <w:t xml:space="preserve">&lt;-</w:t>
-      </w:r>
-      <w:r>
-        <w:rPr>
-          <w:rStyle w:val="NormalTok"/>
-        </w:rPr>
-        <w:t xml:space="preserve"> d1[</w:t>
-      </w:r>
-      <w:r>
-        <w:rPr>
-          <w:rStyle w:val="SpecialCharTok"/>
-        </w:rPr>
-        <w:t xml:space="preserve">-</w:t>
-      </w:r>
-      <w:r>
-        <w:rPr>
-          <w:rStyle w:val="FunctionTok"/>
-        </w:rPr>
-        <w:t xml:space="preserve">which</w:t>
-      </w:r>
-      <w:r>
-        <w:rPr>
-          <w:rStyle w:val="NormalTok"/>
-        </w:rPr>
-        <w:t xml:space="preserve">(d1</w:t>
-      </w:r>
-      <w:r>
-        <w:rPr>
-          <w:rStyle w:val="SpecialCharTok"/>
-        </w:rPr>
-        <w:t xml:space="preserve">$</w:t>
-      </w:r>
-      <w:r>
-        <w:rPr>
-          <w:rStyle w:val="NormalTok"/>
-        </w:rPr>
-        <w:t xml:space="preserve">FL_REG </w:t>
-      </w:r>
-      <w:r>
-        <w:rPr>
-          <w:rStyle w:val="SpecialCharTok"/>
-        </w:rPr>
-        <w:t xml:space="preserve">==</w:t>
-      </w:r>
-      <w:r>
-        <w:rPr>
-          <w:rStyle w:val="NormalTok"/>
-        </w:rPr>
-        <w:t xml:space="preserve"> </w:t>
-      </w:r>
-      <w:r>
-        <w:rPr>
-          <w:rStyle w:val="DecValTok"/>
-        </w:rPr>
-        <w:t xml:space="preserve">1</w:t>
-      </w:r>
-      <w:r>
-        <w:rPr>
-          <w:rStyle w:val="NormalTok"/>
-        </w:rPr>
-        <w:t xml:space="preserve"> </w:t>
-      </w:r>
-      <w:r>
-        <w:rPr>
-          <w:rStyle w:val="SpecialCharTok"/>
-        </w:rPr>
-        <w:t xml:space="preserve">|</w:t>
-      </w:r>
-      <w:r>
-        <w:rPr>
-          <w:rStyle w:val="NormalTok"/>
-        </w:rPr>
-        <w:t xml:space="preserve"> d1</w:t>
-      </w:r>
-      <w:r>
-        <w:rPr>
-          <w:rStyle w:val="SpecialCharTok"/>
-        </w:rPr>
-        <w:t xml:space="preserve">$</w:t>
-      </w:r>
-      <w:r>
-        <w:rPr>
-          <w:rStyle w:val="NormalTok"/>
-        </w:rPr>
-        <w:t xml:space="preserve">FL_REG </w:t>
-      </w:r>
-      <w:r>
-        <w:rPr>
-          <w:rStyle w:val="SpecialCharTok"/>
-        </w:rPr>
-        <w:t xml:space="preserve">==</w:t>
-      </w:r>
-      <w:r>
-        <w:rPr>
-          <w:rStyle w:val="NormalTok"/>
-        </w:rPr>
-        <w:t xml:space="preserve"> </w:t>
-      </w:r>
-      <w:r>
-        <w:rPr>
-          <w:rStyle w:val="DecValTok"/>
-        </w:rPr>
-        <w:t xml:space="preserve">2</w:t>
-      </w:r>
-      <w:r>
-        <w:rPr>
-          <w:rStyle w:val="NormalTok"/>
-        </w:rPr>
-        <w:t xml:space="preserve">), ]   </w:t>
-      </w:r>
-      <w:r>
-        <w:rPr>
-          <w:rStyle w:val="CommentTok"/>
-        </w:rPr>
-        <w:t xml:space="preserve"># filter out FL regions 1 and 2 but retain 3 (FL Keys)</w:t>
-      </w:r>
-      <w:r>
-        <w:br/>
-      </w:r>
-      <w:r>
-        <w:rPr>
-          <w:rStyle w:val="FunctionTok"/>
-        </w:rPr>
-        <w:t xml:space="preserve">dim</w:t>
-      </w:r>
-      <w:r>
-        <w:rPr>
-          <w:rStyle w:val="NormalTok"/>
-        </w:rPr>
-        <w:t xml:space="preserve">(d1)</w:t>
-      </w:r>
-    </w:p>
-    <w:p>
-      <w:pPr>
-        <w:pStyle w:val="SourceCode"/>
-      </w:pPr>
-      <w:r>
-        <w:rPr>
-          <w:rStyle w:val="VerbatimChar"/>
-        </w:rPr>
-        <w:t xml:space="preserve">[1] 6593   83</w:t>
-      </w:r>
-    </w:p>
-    <w:p>
-      <w:pPr>
-        <w:pStyle w:val="SourceCode"/>
-      </w:pPr>
-      <w:r>
-        <w:rPr>
-          <w:rStyle w:val="NormalTok"/>
-        </w:rPr>
-        <w:t xml:space="preserve">d1 </w:t>
-      </w:r>
-      <w:r>
-        <w:rPr>
-          <w:rStyle w:val="OtherTok"/>
-        </w:rPr>
-        <w:t xml:space="preserve">&lt;-</w:t>
-      </w:r>
-      <w:r>
-        <w:rPr>
-          <w:rStyle w:val="NormalTok"/>
-        </w:rPr>
-        <w:t xml:space="preserve"> d1[</w:t>
-      </w:r>
-      <w:r>
-        <w:rPr>
-          <w:rStyle w:val="SpecialCharTok"/>
-        </w:rPr>
-        <w:t xml:space="preserve">-</w:t>
-      </w:r>
-      <w:r>
-        <w:rPr>
-          <w:rStyle w:val="FunctionTok"/>
-        </w:rPr>
-        <w:t xml:space="preserve">which</w:t>
-      </w:r>
-      <w:r>
-        <w:rPr>
-          <w:rStyle w:val="NormalTok"/>
-        </w:rPr>
-        <w:t xml:space="preserve">(</w:t>
-      </w:r>
-      <w:r>
-        <w:rPr>
-          <w:rStyle w:val="FunctionTok"/>
-        </w:rPr>
-        <w:t xml:space="preserve">is.na</w:t>
-      </w:r>
-      <w:r>
-        <w:rPr>
-          <w:rStyle w:val="NormalTok"/>
-        </w:rPr>
-        <w:t xml:space="preserve">(d1</w:t>
-      </w:r>
-      <w:r>
-        <w:rPr>
-          <w:rStyle w:val="SpecialCharTok"/>
-        </w:rPr>
-        <w:t xml:space="preserve">$</w:t>
-      </w:r>
-      <w:r>
-        <w:rPr>
-          <w:rStyle w:val="NormalTok"/>
-        </w:rPr>
-        <w:t xml:space="preserve">FL_REG) </w:t>
-      </w:r>
-      <w:r>
-        <w:rPr>
-          <w:rStyle w:val="SpecialCharTok"/>
-        </w:rPr>
-        <w:t xml:space="preserve">&amp;</w:t>
-      </w:r>
-      <w:r>
-        <w:rPr>
-          <w:rStyle w:val="NormalTok"/>
-        </w:rPr>
-        <w:t xml:space="preserve"> d1</w:t>
-      </w:r>
-      <w:r>
-        <w:rPr>
-          <w:rStyle w:val="SpecialCharTok"/>
-        </w:rPr>
-        <w:t xml:space="preserve">$</w:t>
-      </w:r>
-      <w:r>
-        <w:rPr>
-          <w:rStyle w:val="NormalTok"/>
-        </w:rPr>
-        <w:t xml:space="preserve">NEW_STA </w:t>
-      </w:r>
-      <w:r>
-        <w:rPr>
-          <w:rStyle w:val="SpecialCharTok"/>
-        </w:rPr>
-        <w:t xml:space="preserve">==</w:t>
-      </w:r>
-      <w:r>
-        <w:rPr>
-          <w:rStyle w:val="NormalTok"/>
-        </w:rPr>
-        <w:t xml:space="preserve"> </w:t>
-      </w:r>
-      <w:r>
-        <w:rPr>
-          <w:rStyle w:val="StringTok"/>
-        </w:rPr>
-        <w:t xml:space="preserve">"FLW"</w:t>
-      </w:r>
-      <w:r>
-        <w:rPr>
-          <w:rStyle w:val="NormalTok"/>
-        </w:rPr>
-        <w:t xml:space="preserve">), ]  </w:t>
-      </w:r>
-      <w:r>
-        <w:rPr>
-          <w:rStyle w:val="CommentTok"/>
-        </w:rPr>
-        <w:t xml:space="preserve"># filter out FLW with unknown FL region</w:t>
-      </w:r>
-      <w:r>
-        <w:br/>
-      </w:r>
-      <w:r>
-        <w:rPr>
-          <w:rStyle w:val="FunctionTok"/>
-        </w:rPr>
-        <w:t xml:space="preserve">dim</w:t>
-      </w:r>
-      <w:r>
-        <w:rPr>
-          <w:rStyle w:val="NormalTok"/>
-        </w:rPr>
-        <w:t xml:space="preserve">(d1)</w:t>
-      </w:r>
-    </w:p>
-    <w:p>
-      <w:pPr>
-        <w:pStyle w:val="SourceCode"/>
-      </w:pPr>
-      <w:r>
-        <w:rPr>
-          <w:rStyle w:val="VerbatimChar"/>
-        </w:rPr>
-        <w:t xml:space="preserve">[1] 6419   83</w:t>
-      </w:r>
-    </w:p>
-    <w:p>
-      <w:pPr>
-        <w:pStyle w:val="SourceCode"/>
-      </w:pPr>
-      <w:r>
-        <w:rPr>
-          <w:rStyle w:val="FunctionTok"/>
-        </w:rPr>
-        <w:t xml:space="preserve">table</w:t>
-      </w:r>
-      <w:r>
-        <w:rPr>
-          <w:rStyle w:val="NormalTok"/>
-        </w:rPr>
-        <w:t xml:space="preserve">(d1</w:t>
-      </w:r>
-      <w:r>
-        <w:rPr>
-          <w:rStyle w:val="SpecialCharTok"/>
-        </w:rPr>
-        <w:t xml:space="preserve">$</w:t>
-      </w:r>
-      <w:r>
-        <w:rPr>
-          <w:rStyle w:val="NormalTok"/>
-        </w:rPr>
-        <w:t xml:space="preserve">FL_REG, d1</w:t>
-      </w:r>
-      <w:r>
-        <w:rPr>
-          <w:rStyle w:val="SpecialCharTok"/>
-        </w:rPr>
-        <w:t xml:space="preserve">$</w:t>
-      </w:r>
-      <w:r>
-        <w:rPr>
-          <w:rStyle w:val="NormalTok"/>
-        </w:rPr>
-        <w:t xml:space="preserve">NEW_STA, </w:t>
-      </w:r>
-      <w:r>
-        <w:rPr>
-          <w:rStyle w:val="AttributeTok"/>
-        </w:rPr>
-        <w:t xml:space="preserve">useNA =</w:t>
-      </w:r>
-      <w:r>
-        <w:rPr>
-          <w:rStyle w:val="NormalTok"/>
-        </w:rPr>
-        <w:t xml:space="preserve"> </w:t>
-      </w:r>
-      <w:r>
-        <w:rPr>
-          <w:rStyle w:val="StringTok"/>
-        </w:rPr>
-        <w:t xml:space="preserve">"always"</w:t>
-      </w:r>
-      <w:r>
-        <w:rPr>
-          <w:rStyle w:val="NormalTok"/>
-        </w:rPr>
-        <w:t xml:space="preserve">)  </w:t>
-      </w:r>
-      <w:r>
-        <w:rPr>
-          <w:rStyle w:val="CommentTok"/>
-        </w:rPr>
-        <w:t xml:space="preserve"># retained are all Atlantic states plus region 3 of Florida</w:t>
-      </w:r>
-    </w:p>
-    <w:p>
-      <w:pPr>
-        <w:pStyle w:val="SourceCode"/>
-      </w:pPr>
-      <w:r>
-        <w:rPr>
-          <w:rStyle w:val="VerbatimChar"/>
-        </w:rPr>
-        <w:t xml:space="preserve">      </w:t>
-      </w:r>
-      <w:r>
-        <w:br/>
-      </w:r>
-      <w:r>
-        <w:rPr>
-          <w:rStyle w:val="VerbatimChar"/>
-        </w:rPr>
-        <w:t xml:space="preserve">         CT   DE  FLE FLE/GA  FLW   GA   MA   MD   NC   NJ   NY   RI   SC   VA</w:t>
-      </w:r>
-      <w:r>
-        <w:br/>
-      </w:r>
-      <w:r>
-        <w:rPr>
-          <w:rStyle w:val="VerbatimChar"/>
-        </w:rPr>
-        <w:t xml:space="preserve">  3       0    0    0      0  568    0    0    0    0    0    0    0    0    0</w:t>
-      </w:r>
-      <w:r>
-        <w:br/>
-      </w:r>
-      <w:r>
-        <w:rPr>
-          <w:rStyle w:val="VerbatimChar"/>
-        </w:rPr>
-        <w:t xml:space="preserve">  4       0    0 1022      0    0    0    0    0    0    0    0    0    0    0</w:t>
-      </w:r>
-      <w:r>
-        <w:br/>
-      </w:r>
-      <w:r>
-        <w:rPr>
-          <w:rStyle w:val="VerbatimChar"/>
-        </w:rPr>
-        <w:t xml:space="preserve">  5       0    0  312      0    0    0    0    0    0    0    0    0    0    0</w:t>
-      </w:r>
-      <w:r>
-        <w:br/>
-      </w:r>
-      <w:r>
-        <w:rPr>
-          <w:rStyle w:val="VerbatimChar"/>
-        </w:rPr>
-        <w:t xml:space="preserve">  &lt;NA&gt;   14  114    0   1794    0   54   20  125 1344  108   73   62  644  165</w:t>
-      </w:r>
-      <w:r>
-        <w:br/>
-      </w:r>
-      <w:r>
-        <w:rPr>
-          <w:rStyle w:val="VerbatimChar"/>
-        </w:rPr>
-        <w:t xml:space="preserve">      </w:t>
-      </w:r>
-      <w:r>
-        <w:br/>
-      </w:r>
-      <w:r>
-        <w:rPr>
-          <w:rStyle w:val="VerbatimChar"/>
-        </w:rPr>
-        <w:t xml:space="preserve">       &lt;NA&gt;</w:t>
-      </w:r>
-      <w:r>
-        <w:br/>
-      </w:r>
-      <w:r>
-        <w:rPr>
-          <w:rStyle w:val="VerbatimChar"/>
-        </w:rPr>
-        <w:t xml:space="preserve">  3       0</w:t>
-      </w:r>
-      <w:r>
-        <w:br/>
-      </w:r>
-      <w:r>
-        <w:rPr>
-          <w:rStyle w:val="VerbatimChar"/>
-        </w:rPr>
-        <w:t xml:space="preserve">  4       0</w:t>
-      </w:r>
-      <w:r>
-        <w:br/>
-      </w:r>
-      <w:r>
-        <w:rPr>
-          <w:rStyle w:val="VerbatimChar"/>
-        </w:rPr>
-        <w:t xml:space="preserve">  5       0</w:t>
-      </w:r>
-      <w:r>
-        <w:br/>
-      </w:r>
-      <w:r>
-        <w:rPr>
-          <w:rStyle w:val="VerbatimChar"/>
-        </w:rPr>
-        <w:t xml:space="preserve">  &lt;NA&gt;    0</w:t>
+        <w:br/>
+      </w:r>
+      <w:r>
+        <w:rPr>
+          <w:rStyle w:val="VerbatimChar"/>
+        </w:rPr>
+        <w:t xml:space="preserve">   6 </w:t>
+      </w:r>
+      <w:r>
+        <w:br/>
+      </w:r>
+      <w:r>
+        <w:rPr>
+          <w:rStyle w:val="VerbatimChar"/>
+        </w:rPr>
+        <w:t xml:space="preserve">6419 </w:t>
       </w:r>
     </w:p>
     <w:p>
@@ -20471,6 +19785,427 @@
     </w:p>
     <w:p>
       <w:pPr>
+        <w:pStyle w:val="SourceCode"/>
+      </w:pPr>
+      <w:r>
+        <w:rPr>
+          <w:rStyle w:val="CommentTok"/>
+        </w:rPr>
+        <w:t xml:space="preserve"># summarize by Gulf and Atlantic regions and check against total -----------------------</w:t>
+      </w:r>
+      <w:r>
+        <w:br/>
+      </w:r>
+      <w:r>
+        <w:rPr>
+          <w:rStyle w:val="NormalTok"/>
+        </w:rPr>
+        <w:t xml:space="preserve">atl </w:t>
+      </w:r>
+      <w:r>
+        <w:rPr>
+          <w:rStyle w:val="OtherTok"/>
+        </w:rPr>
+        <w:t xml:space="preserve">&lt;-</w:t>
+      </w:r>
+      <w:r>
+        <w:rPr>
+          <w:rStyle w:val="NormalTok"/>
+        </w:rPr>
+        <w:t xml:space="preserve"> </w:t>
+      </w:r>
+      <w:r>
+        <w:rPr>
+          <w:rStyle w:val="FunctionTok"/>
+        </w:rPr>
+        <w:t xml:space="preserve">tapply</w:t>
+      </w:r>
+      <w:r>
+        <w:rPr>
+          <w:rStyle w:val="NormalTok"/>
+        </w:rPr>
+        <w:t xml:space="preserve">(d1</w:t>
+      </w:r>
+      <w:r>
+        <w:rPr>
+          <w:rStyle w:val="SpecialCharTok"/>
+        </w:rPr>
+        <w:t xml:space="preserve">$</w:t>
+      </w:r>
+      <w:r>
+        <w:rPr>
+          <w:rStyle w:val="NormalTok"/>
+        </w:rPr>
+        <w:t xml:space="preserve">LBSEST_SECWWT, </w:t>
+      </w:r>
+      <w:r>
+        <w:rPr>
+          <w:rStyle w:val="FunctionTok"/>
+        </w:rPr>
+        <w:t xml:space="preserve">list</w:t>
+      </w:r>
+      <w:r>
+        <w:rPr>
+          <w:rStyle w:val="NormalTok"/>
+        </w:rPr>
+        <w:t xml:space="preserve">(d1</w:t>
+      </w:r>
+      <w:r>
+        <w:rPr>
+          <w:rStyle w:val="SpecialCharTok"/>
+        </w:rPr>
+        <w:t xml:space="preserve">$</w:t>
+      </w:r>
+      <w:r>
+        <w:rPr>
+          <w:rStyle w:val="NormalTok"/>
+        </w:rPr>
+        <w:t xml:space="preserve">YEAR, d1</w:t>
+      </w:r>
+      <w:r>
+        <w:rPr>
+          <w:rStyle w:val="SpecialCharTok"/>
+        </w:rPr>
+        <w:t xml:space="preserve">$</w:t>
+      </w:r>
+      <w:r>
+        <w:rPr>
+          <w:rStyle w:val="NormalTok"/>
+        </w:rPr>
+        <w:t xml:space="preserve">region), sum, </w:t>
+      </w:r>
+      <w:r>
+        <w:rPr>
+          <w:rStyle w:val="AttributeTok"/>
+        </w:rPr>
+        <w:t xml:space="preserve">na.rm =</w:t>
+      </w:r>
+      <w:r>
+        <w:rPr>
+          <w:rStyle w:val="NormalTok"/>
+        </w:rPr>
+        <w:t xml:space="preserve"> T)</w:t>
+      </w:r>
+      <w:r>
+        <w:br/>
+      </w:r>
+      <w:r>
+        <w:rPr>
+          <w:rStyle w:val="NormalTok"/>
+        </w:rPr>
+        <w:t xml:space="preserve">GULF </w:t>
+      </w:r>
+      <w:r>
+        <w:rPr>
+          <w:rStyle w:val="OtherTok"/>
+        </w:rPr>
+        <w:t xml:space="preserve">&lt;-</w:t>
+      </w:r>
+      <w:r>
+        <w:rPr>
+          <w:rStyle w:val="NormalTok"/>
+        </w:rPr>
+        <w:t xml:space="preserve"> </w:t>
+      </w:r>
+      <w:r>
+        <w:rPr>
+          <w:rStyle w:val="FunctionTok"/>
+        </w:rPr>
+        <w:t xml:space="preserve">tapply</w:t>
+      </w:r>
+      <w:r>
+        <w:rPr>
+          <w:rStyle w:val="NormalTok"/>
+        </w:rPr>
+        <w:t xml:space="preserve">(dg</w:t>
+      </w:r>
+      <w:r>
+        <w:rPr>
+          <w:rStyle w:val="SpecialCharTok"/>
+        </w:rPr>
+        <w:t xml:space="preserve">$</w:t>
+      </w:r>
+      <w:r>
+        <w:rPr>
+          <w:rStyle w:val="NormalTok"/>
+        </w:rPr>
+        <w:t xml:space="preserve">LBSEST_SECWWT, dg</w:t>
+      </w:r>
+      <w:r>
+        <w:rPr>
+          <w:rStyle w:val="SpecialCharTok"/>
+        </w:rPr>
+        <w:t xml:space="preserve">$</w:t>
+      </w:r>
+      <w:r>
+        <w:rPr>
+          <w:rStyle w:val="NormalTok"/>
+        </w:rPr>
+        <w:t xml:space="preserve">YEAR, sum, </w:t>
+      </w:r>
+      <w:r>
+        <w:rPr>
+          <w:rStyle w:val="AttributeTok"/>
+        </w:rPr>
+        <w:t xml:space="preserve">na.rm =</w:t>
+      </w:r>
+      <w:r>
+        <w:rPr>
+          <w:rStyle w:val="NormalTok"/>
+        </w:rPr>
+        <w:t xml:space="preserve"> T)</w:t>
+      </w:r>
+      <w:r>
+        <w:br/>
+      </w:r>
+      <w:r>
+        <w:br/>
+      </w:r>
+      <w:r>
+        <w:rPr>
+          <w:rStyle w:val="FunctionTok"/>
+        </w:rPr>
+        <w:t xml:space="preserve">table</w:t>
+      </w:r>
+      <w:r>
+        <w:rPr>
+          <w:rStyle w:val="NormalTok"/>
+        </w:rPr>
+        <w:t xml:space="preserve">(</w:t>
+      </w:r>
+      <w:r>
+        <w:rPr>
+          <w:rStyle w:val="FunctionTok"/>
+        </w:rPr>
+        <w:t xml:space="preserve">rownames</w:t>
+      </w:r>
+      <w:r>
+        <w:rPr>
+          <w:rStyle w:val="NormalTok"/>
+        </w:rPr>
+        <w:t xml:space="preserve">(atl) </w:t>
+      </w:r>
+      <w:r>
+        <w:rPr>
+          <w:rStyle w:val="SpecialCharTok"/>
+        </w:rPr>
+        <w:t xml:space="preserve">==</w:t>
+      </w:r>
+      <w:r>
+        <w:rPr>
+          <w:rStyle w:val="NormalTok"/>
+        </w:rPr>
+        <w:t xml:space="preserve"> </w:t>
+      </w:r>
+      <w:r>
+        <w:rPr>
+          <w:rStyle w:val="FunctionTok"/>
+        </w:rPr>
+        <w:t xml:space="preserve">names</w:t>
+      </w:r>
+      <w:r>
+        <w:rPr>
+          <w:rStyle w:val="NormalTok"/>
+        </w:rPr>
+        <w:t xml:space="preserve">(GULF))</w:t>
+      </w:r>
+    </w:p>
+    <w:p>
+      <w:pPr>
+        <w:pStyle w:val="SourceCode"/>
+      </w:pPr>
+      <w:r>
+        <w:br/>
+      </w:r>
+      <w:r>
+        <w:rPr>
+          <w:rStyle w:val="VerbatimChar"/>
+        </w:rPr>
+        <w:t xml:space="preserve">TRUE </w:t>
+      </w:r>
+      <w:r>
+        <w:br/>
+      </w:r>
+      <w:r>
+        <w:rPr>
+          <w:rStyle w:val="VerbatimChar"/>
+        </w:rPr>
+        <w:t xml:space="preserve">  44 </w:t>
+      </w:r>
+    </w:p>
+    <w:p>
+      <w:pPr>
+        <w:pStyle w:val="SourceCode"/>
+      </w:pPr>
+      <w:r>
+        <w:rPr>
+          <w:rStyle w:val="NormalTok"/>
+        </w:rPr>
+        <w:t xml:space="preserve">rec </w:t>
+      </w:r>
+      <w:r>
+        <w:rPr>
+          <w:rStyle w:val="OtherTok"/>
+        </w:rPr>
+        <w:t xml:space="preserve">&lt;-</w:t>
+      </w:r>
+      <w:r>
+        <w:rPr>
+          <w:rStyle w:val="NormalTok"/>
+        </w:rPr>
+        <w:t xml:space="preserve"> </w:t>
+      </w:r>
+      <w:r>
+        <w:rPr>
+          <w:rStyle w:val="FunctionTok"/>
+        </w:rPr>
+        <w:t xml:space="preserve">cbind</w:t>
+      </w:r>
+      <w:r>
+        <w:rPr>
+          <w:rStyle w:val="NormalTok"/>
+        </w:rPr>
+        <w:t xml:space="preserve">(GULF, atl)</w:t>
+      </w:r>
+      <w:r>
+        <w:br/>
+      </w:r>
+      <w:r>
+        <w:br/>
+      </w:r>
+      <w:r>
+        <w:rPr>
+          <w:rStyle w:val="CommentTok"/>
+        </w:rPr>
+        <w:t xml:space="preserve">#plot(rowSums(rec), tot)</w:t>
+      </w:r>
+      <w:r>
+        <w:br/>
+      </w:r>
+      <w:r>
+        <w:rPr>
+          <w:rStyle w:val="FunctionTok"/>
+        </w:rPr>
+        <w:t xml:space="preserve">rowSums</w:t>
+      </w:r>
+      <w:r>
+        <w:rPr>
+          <w:rStyle w:val="NormalTok"/>
+        </w:rPr>
+        <w:t xml:space="preserve">(rec)</w:t>
+      </w:r>
+      <w:r>
+        <w:rPr>
+          <w:rStyle w:val="SpecialCharTok"/>
+        </w:rPr>
+        <w:t xml:space="preserve">/</w:t>
+      </w:r>
+      <w:r>
+        <w:rPr>
+          <w:rStyle w:val="NormalTok"/>
+        </w:rPr>
+        <w:t xml:space="preserve">tot</w:t>
+      </w:r>
+    </w:p>
+    <w:p>
+      <w:pPr>
+        <w:pStyle w:val="SourceCode"/>
+      </w:pPr>
+      <w:r>
+        <w:rPr>
+          <w:rStyle w:val="VerbatimChar"/>
+        </w:rPr>
+        <w:t xml:space="preserve">1981 1982 1983 1984 1985 1986 1987 1988 1989 1990 1991 1992 1993 1994 1995 1996 </w:t>
+      </w:r>
+      <w:r>
+        <w:br/>
+      </w:r>
+      <w:r>
+        <w:rPr>
+          <w:rStyle w:val="VerbatimChar"/>
+        </w:rPr>
+        <w:t xml:space="preserve">   1    1    1   NA    1    1    1    1    1    1    1    1    1    1    1    1 </w:t>
+      </w:r>
+      <w:r>
+        <w:br/>
+      </w:r>
+      <w:r>
+        <w:rPr>
+          <w:rStyle w:val="VerbatimChar"/>
+        </w:rPr>
+        <w:t xml:space="preserve">1997 1998 1999 2000 2001 2002 2003 2004 2005 2006 2007 2008 2009 2010 2011 2012 </w:t>
+      </w:r>
+      <w:r>
+        <w:br/>
+      </w:r>
+      <w:r>
+        <w:rPr>
+          <w:rStyle w:val="VerbatimChar"/>
+        </w:rPr>
+        <w:t xml:space="preserve">   1    1    1    1    1    1    1    1    1    1    1    1    1    1    1    1 </w:t>
+      </w:r>
+      <w:r>
+        <w:br/>
+      </w:r>
+      <w:r>
+        <w:rPr>
+          <w:rStyle w:val="VerbatimChar"/>
+        </w:rPr>
+        <w:t xml:space="preserve">2013 2014 2015 2016 2017 2018 2019 2020 2021 2022 2023 2024 </w:t>
+      </w:r>
+      <w:r>
+        <w:br/>
+      </w:r>
+      <w:r>
+        <w:rPr>
+          <w:rStyle w:val="VerbatimChar"/>
+        </w:rPr>
+        <w:t xml:space="preserve">   1    1    1    1    1    1    1    1    1    1    1    1 </w:t>
+      </w:r>
+    </w:p>
+    <w:p>
+      <w:pPr>
+        <w:pStyle w:val="SourceCode"/>
+      </w:pPr>
+      <w:r>
+        <w:rPr>
+          <w:rStyle w:val="FunctionTok"/>
+        </w:rPr>
+        <w:t xml:space="preserve">write.csv</w:t>
+      </w:r>
+      <w:r>
+        <w:rPr>
+          <w:rStyle w:val="NormalTok"/>
+        </w:rPr>
+        <w:t xml:space="preserve">(rec, </w:t>
+      </w:r>
+      <w:r>
+        <w:rPr>
+          <w:rStyle w:val="AttributeTok"/>
+        </w:rPr>
+        <w:t xml:space="preserve">file =</w:t>
+      </w:r>
+      <w:r>
+        <w:rPr>
+          <w:rStyle w:val="NormalTok"/>
+        </w:rPr>
+        <w:t xml:space="preserve"> </w:t>
+      </w:r>
+      <w:r>
+        <w:rPr>
+          <w:rStyle w:val="StringTok"/>
+        </w:rPr>
+        <w:t xml:space="preserve">"data/recLandings.csv"</w:t>
+      </w:r>
+      <w:r>
+        <w:rPr>
+          <w:rStyle w:val="NormalTok"/>
+        </w:rPr>
+        <w:t xml:space="preserve">)</w:t>
+      </w:r>
+    </w:p>
+    <w:p>
+      <w:pPr>
         <w:pStyle w:val="FirstParagraph"/>
       </w:pPr>
       <w:r>
@@ -31673,7 +31408,7 @@
         <w:t xml:space="preserve">. This data set includes reported data for fisheries worldwide as well as reconstructed estimates for unreported catches. For each country, project scientists assemble available data on catch and use additional sociological and fishing data plus expert information and opinion, to produce their best estimates of total catch from all fishing sectors and for all species globally.</w:t>
       </w:r>
     </w:p>
-    <w:bookmarkStart w:id="117" w:name="data-access-and-upload-1"/>
+    <w:bookmarkStart w:id="117" w:name="data-access-and-upload"/>
     <w:p>
       <w:pPr>
         <w:pStyle w:val="Heading2"/>
@@ -38283,7 +38018,7 @@
         <w:t xml:space="preserve">12. Analysis of international catches in territorial waters</w:t>
       </w:r>
     </w:p>
-    <w:bookmarkStart w:id="132" w:name="data-access-and-upload-2"/>
+    <w:bookmarkStart w:id="132" w:name="data-access-and-upload-1"/>
     <w:p>
       <w:pPr>
         <w:pStyle w:val="Heading2"/>
